--- a/src/Layers/W1/BaseApp/Foundation/Reporting/ReportParts/HeaderFooterDesign/ExternalMinimalistic.docx
+++ b/src/Layers/W1/BaseApp/Foundation/Reporting/ReportParts/HeaderFooterDesign/ExternalMinimalistic.docx
@@ -424,6 +424,48 @@
     </w:p>
     <w:p>
       <w:pPr>
+        <w:rPr>
+          <w:lang w:val="da-DK"/>
+        </w:rPr>
+      </w:pPr>
+    </w:p>
+    <w:p>
+      <w:pPr>
+        <w:rPr>
+          <w:lang w:val="da-DK"/>
+        </w:rPr>
+      </w:pPr>
+    </w:p>
+    <w:p>
+      <w:pPr>
+        <w:rPr>
+          <w:lang w:val="da-DK"/>
+        </w:rPr>
+      </w:pPr>
+    </w:p>
+    <w:p>
+      <w:pPr>
+        <w:rPr>
+          <w:lang w:val="da-DK"/>
+        </w:rPr>
+      </w:pPr>
+    </w:p>
+    <w:p>
+      <w:pPr>
+        <w:rPr>
+          <w:lang w:val="da-DK"/>
+        </w:rPr>
+      </w:pPr>
+    </w:p>
+    <w:p>
+      <w:pPr>
+        <w:rPr>
+          <w:lang w:val="da-DK"/>
+        </w:rPr>
+      </w:pPr>
+    </w:p>
+    <w:p>
+      <w:pPr>
         <w:tabs>
           <w:tab w:val="left" w:pos="4376"/>
         </w:tabs>
@@ -443,12 +485,10 @@
       </w:pPr>
     </w:p>
     <w:sectPr>
-      <w:headerReference w:type="even" r:id="rId13"/>
-      <w:headerReference w:type="default" r:id="rId14"/>
-      <w:footerReference w:type="even" r:id="rId15"/>
-      <w:footerReference w:type="default" r:id="rId16"/>
-      <w:headerReference w:type="first" r:id="rId17"/>
-      <w:footerReference w:type="first" r:id="rId18"/>
+      <w:headerReference w:type="default" r:id="rId13"/>
+      <w:footerReference w:type="default" r:id="rId14"/>
+      <w:headerReference w:type="first" r:id="rId15"/>
+      <w:footerReference w:type="first" r:id="rId16"/>
       <w:pgSz w:w="11907" w:h="16839" w:code="9"/>
       <w:pgMar w:top="576" w:right="706" w:bottom="576" w:left="706" w:header="576" w:footer="366" w:gutter="0"/>
       <w:cols w:space="708"/>
@@ -485,16 +525,6 @@
 </file>
 
 <file path=word/footer1.xml><?xml version="1.0" encoding="utf-8"?>
-<w:ftr xmlns:wpc="http://schemas.microsoft.com/office/word/2010/wordprocessingCanvas" xmlns:cx="http://schemas.microsoft.com/office/drawing/2014/chartex" xmlns:cx1="http://schemas.microsoft.com/office/drawing/2015/9/8/chartex" xmlns:cx2="http://schemas.microsoft.com/office/drawing/2015/10/21/chartex" xmlns:cx3="http://schemas.microsoft.com/office/drawing/2016/5/9/chartex" xmlns:cx4="http://schemas.microsoft.com/office/drawing/2016/5/10/chartex" xmlns:cx5="http://schemas.microsoft.com/office/drawing/2016/5/11/chartex" xmlns:cx6="http://schemas.microsoft.com/office/drawing/2016/5/12/chartex" xmlns:cx7="http://schemas.microsoft.com/office/drawing/2016/5/13/chartex" xmlns:cx8="http://schemas.microsoft.com/office/drawing/2016/5/14/chartex" xmlns:mc="http://schemas.openxmlformats.org/markup-compatibility/2006" xmlns:aink="http://schemas.microsoft.com/office/drawing/2016/ink" xmlns:am3d="http://schemas.microsoft.com/office/drawing/2017/model3d" xmlns:o="urn:schemas-microsoft-com:office:office" xmlns:oel="http://schemas.microsoft.com/office/2019/extlst" xmlns:r="http://schemas.openxmlformats.org/officeDocument/2006/relationships" xmlns:m="http://schemas.openxmlformats.org/officeDocument/2006/math" xmlns:v="urn:schemas-microsoft-com:vml" xmlns:wp14="http://schemas.microsoft.com/office/word/2010/wordprocessingDrawing" xmlns:wp="http://schemas.openxmlformats.org/drawingml/2006/wordprocessingDrawing" xmlns:w10="urn:schemas-microsoft-com:office:word" xmlns:w="http://schemas.openxmlformats.org/wordprocessingml/2006/main" xmlns:w14="http://schemas.microsoft.com/office/word/2010/wordml" xmlns:w15="http://schemas.microsoft.com/office/word/2012/wordml" xmlns:w16cex="http://schemas.microsoft.com/office/word/2018/wordml/cex" xmlns:w16cid="http://schemas.microsoft.com/office/word/2016/wordml/cid" xmlns:w16="http://schemas.microsoft.com/office/word/2018/wordml" xmlns:w16du="http://schemas.microsoft.com/office/word/2023/wordml/word16du" xmlns:w16sdtdh="http://schemas.microsoft.com/office/word/2020/wordml/sdtdatahash" xmlns:w16sdtfl="http://schemas.microsoft.com/office/word/2024/wordml/sdtformatlock" xmlns:w16se="http://schemas.microsoft.com/office/word/2015/wordml/symex" xmlns:wpg="http://schemas.microsoft.com/office/word/2010/wordprocessingGroup" xmlns:wpi="http://schemas.microsoft.com/office/word/2010/wordprocessingInk" xmlns:wne="http://schemas.microsoft.com/office/word/2006/wordml" xmlns:wps="http://schemas.microsoft.com/office/word/2010/wordprocessingShape" mc:Ignorable="w14 w15 w16se w16cid w16 w16cex w16sdtdh w16sdtfl w16du wp14">
-  <w:p>
-    <w:pPr>
-      <w:pStyle w:val="Footer"/>
-    </w:pPr>
-  </w:p>
-</w:ftr>
-</file>
-
-<file path=word/footer2.xml><?xml version="1.0" encoding="utf-8"?>
 <w:ftr xmlns:wpc="http://schemas.microsoft.com/office/word/2010/wordprocessingCanvas" xmlns:cx="http://schemas.microsoft.com/office/drawing/2014/chartex" xmlns:cx1="http://schemas.microsoft.com/office/drawing/2015/9/8/chartex" xmlns:cx2="http://schemas.microsoft.com/office/drawing/2015/10/21/chartex" xmlns:cx3="http://schemas.microsoft.com/office/drawing/2016/5/9/chartex" xmlns:cx4="http://schemas.microsoft.com/office/drawing/2016/5/10/chartex" xmlns:cx5="http://schemas.microsoft.com/office/drawing/2016/5/11/chartex" xmlns:cx6="http://schemas.microsoft.com/office/drawing/2016/5/12/chartex" xmlns:cx7="http://schemas.microsoft.com/office/drawing/2016/5/13/chartex" xmlns:cx8="http://schemas.microsoft.com/office/drawing/2016/5/14/chartex" xmlns:mc="http://schemas.openxmlformats.org/markup-compatibility/2006" xmlns:aink="http://schemas.microsoft.com/office/drawing/2016/ink" xmlns:am3d="http://schemas.microsoft.com/office/drawing/2017/model3d" xmlns:o="urn:schemas-microsoft-com:office:office" xmlns:oel="http://schemas.microsoft.com/office/2019/extlst" xmlns:r="http://schemas.openxmlformats.org/officeDocument/2006/relationships" xmlns:m="http://schemas.openxmlformats.org/officeDocument/2006/math" xmlns:v="urn:schemas-microsoft-com:vml" xmlns:wp14="http://schemas.microsoft.com/office/word/2010/wordprocessingDrawing" xmlns:wp="http://schemas.openxmlformats.org/drawingml/2006/wordprocessingDrawing" xmlns:w10="urn:schemas-microsoft-com:office:word" xmlns:w="http://schemas.openxmlformats.org/wordprocessingml/2006/main" xmlns:w14="http://schemas.microsoft.com/office/word/2010/wordml" xmlns:w15="http://schemas.microsoft.com/office/word/2012/wordml" xmlns:w16cex="http://schemas.microsoft.com/office/word/2018/wordml/cex" xmlns:w16cid="http://schemas.microsoft.com/office/word/2016/wordml/cid" xmlns:w16="http://schemas.microsoft.com/office/word/2018/wordml" xmlns:w16du="http://schemas.microsoft.com/office/word/2023/wordml/word16du" xmlns:w16sdtdh="http://schemas.microsoft.com/office/word/2020/wordml/sdtdatahash" xmlns:w16sdtfl="http://schemas.microsoft.com/office/word/2024/wordml/sdtformatlock" xmlns:w16se="http://schemas.microsoft.com/office/word/2015/wordml/symex" xmlns:wpg="http://schemas.microsoft.com/office/word/2010/wordprocessingGroup" xmlns:wpi="http://schemas.microsoft.com/office/word/2010/wordprocessingInk" xmlns:wne="http://schemas.microsoft.com/office/word/2006/wordml" xmlns:wps="http://schemas.microsoft.com/office/word/2010/wordprocessingShape" mc:Ignorable="w14 w15 w16se w16cid w16 w16cex w16sdtdh w16sdtfl w16du wp14">
   <w:tbl>
     <w:tblPr>
@@ -579,6 +609,7 @@
               <w:pPr>
                 <w:pStyle w:val="NoSpacing"/>
                 <w:spacing w:before="120"/>
+                <w:jc w:val="right"/>
                 <w:rPr>
                   <w:b/>
                   <w:bCs/>
@@ -605,7 +636,7 @@
 </w:ftr>
 </file>
 
-<file path=word/footer3.xml><?xml version="1.0" encoding="utf-8"?>
+<file path=word/footer2.xml><?xml version="1.0" encoding="utf-8"?>
 <w:ftr xmlns:wpc="http://schemas.microsoft.com/office/word/2010/wordprocessingCanvas" xmlns:cx="http://schemas.microsoft.com/office/drawing/2014/chartex" xmlns:cx1="http://schemas.microsoft.com/office/drawing/2015/9/8/chartex" xmlns:cx2="http://schemas.microsoft.com/office/drawing/2015/10/21/chartex" xmlns:cx3="http://schemas.microsoft.com/office/drawing/2016/5/9/chartex" xmlns:cx4="http://schemas.microsoft.com/office/drawing/2016/5/10/chartex" xmlns:cx5="http://schemas.microsoft.com/office/drawing/2016/5/11/chartex" xmlns:cx6="http://schemas.microsoft.com/office/drawing/2016/5/12/chartex" xmlns:cx7="http://schemas.microsoft.com/office/drawing/2016/5/13/chartex" xmlns:cx8="http://schemas.microsoft.com/office/drawing/2016/5/14/chartex" xmlns:mc="http://schemas.openxmlformats.org/markup-compatibility/2006" xmlns:aink="http://schemas.microsoft.com/office/drawing/2016/ink" xmlns:am3d="http://schemas.microsoft.com/office/drawing/2017/model3d" xmlns:o="urn:schemas-microsoft-com:office:office" xmlns:oel="http://schemas.microsoft.com/office/2019/extlst" xmlns:r="http://schemas.openxmlformats.org/officeDocument/2006/relationships" xmlns:m="http://schemas.openxmlformats.org/officeDocument/2006/math" xmlns:v="urn:schemas-microsoft-com:vml" xmlns:wp14="http://schemas.microsoft.com/office/word/2010/wordprocessingDrawing" xmlns:wp="http://schemas.openxmlformats.org/drawingml/2006/wordprocessingDrawing" xmlns:w10="urn:schemas-microsoft-com:office:word" xmlns:w="http://schemas.openxmlformats.org/wordprocessingml/2006/main" xmlns:w14="http://schemas.microsoft.com/office/word/2010/wordml" xmlns:w15="http://schemas.microsoft.com/office/word/2012/wordml" xmlns:w16cex="http://schemas.microsoft.com/office/word/2018/wordml/cex" xmlns:w16cid="http://schemas.microsoft.com/office/word/2016/wordml/cid" xmlns:w16="http://schemas.microsoft.com/office/word/2018/wordml" xmlns:w16du="http://schemas.microsoft.com/office/word/2023/wordml/word16du" xmlns:w16sdtdh="http://schemas.microsoft.com/office/word/2020/wordml/sdtdatahash" xmlns:w16sdtfl="http://schemas.microsoft.com/office/word/2024/wordml/sdtformatlock" xmlns:w16se="http://schemas.microsoft.com/office/word/2015/wordml/symex" xmlns:wpg="http://schemas.microsoft.com/office/word/2010/wordprocessingGroup" xmlns:wpi="http://schemas.microsoft.com/office/word/2010/wordprocessingInk" xmlns:wne="http://schemas.microsoft.com/office/word/2006/wordml" xmlns:wps="http://schemas.microsoft.com/office/word/2010/wordprocessingShape" mc:Ignorable="w14 w15 w16se w16cid w16 w16cex w16sdtdh w16sdtfl w16du wp14">
   <w:tbl>
     <w:tblPr>
@@ -703,6 +734,7 @@
               <w:pPr>
                 <w:pStyle w:val="NoSpacing"/>
                 <w:spacing w:before="120"/>
+                <w:jc w:val="right"/>
               </w:pPr>
               <w:r>
                 <w:rPr>
@@ -725,7 +757,7 @@
     </w:tr>
     <w:tr>
       <w:trPr>
-        <w:trHeight w:val="297"/>
+        <w:trHeight w:val="119"/>
       </w:trPr>
       <w:tc>
         <w:tcPr>
@@ -746,7 +778,6 @@
       <w:tc>
         <w:tcPr>
           <w:tcW w:w="3832" w:type="dxa"/>
-          <w:vAlign w:val="bottom"/>
         </w:tcPr>
         <w:sdt>
           <w:sdtPr>
@@ -763,6 +794,7 @@
             <w:p>
               <w:pPr>
                 <w:pStyle w:val="NoSpacing"/>
+                <w:jc w:val="right"/>
               </w:pPr>
               <w:r>
                 <w:t>www.cronus.com</w:t>
@@ -774,7 +806,7 @@
     </w:tr>
     <w:tr>
       <w:trPr>
-        <w:trHeight w:val="297"/>
+        <w:trHeight w:val="86"/>
       </w:trPr>
       <w:tc>
         <w:tcPr>
@@ -795,7 +827,6 @@
       <w:tc>
         <w:tcPr>
           <w:tcW w:w="3832" w:type="dxa"/>
-          <w:vAlign w:val="bottom"/>
         </w:tcPr>
         <w:sdt>
           <w:sdtPr>
@@ -812,6 +843,7 @@
             <w:p>
               <w:pPr>
                 <w:pStyle w:val="NoSpacing"/>
+                <w:jc w:val="right"/>
               </w:pPr>
               <w:r>
                 <w:t>+45 12 34 56 78</w:t>
@@ -823,7 +855,7 @@
     </w:tr>
     <w:tr>
       <w:trPr>
-        <w:trHeight w:val="297"/>
+        <w:trHeight w:val="52"/>
       </w:trPr>
       <w:tc>
         <w:tcPr>
@@ -844,7 +876,6 @@
       <w:tc>
         <w:tcPr>
           <w:tcW w:w="3832" w:type="dxa"/>
-          <w:vAlign w:val="bottom"/>
         </w:tcPr>
         <w:sdt>
           <w:sdtPr>
@@ -861,6 +892,7 @@
             <w:p>
               <w:pPr>
                 <w:pStyle w:val="NoSpacing"/>
+                <w:jc w:val="right"/>
               </w:pPr>
               <w:r>
                 <w:t>John.doe@cronus.com</w:t>
@@ -872,7 +904,7 @@
     </w:tr>
     <w:tr>
       <w:trPr>
-        <w:trHeight w:val="297"/>
+        <w:trHeight w:val="52"/>
       </w:trPr>
       <w:tc>
         <w:tcPr>
@@ -893,7 +925,6 @@
       <w:tc>
         <w:tcPr>
           <w:tcW w:w="3832" w:type="dxa"/>
-          <w:vAlign w:val="bottom"/>
         </w:tcPr>
         <w:sdt>
           <w:sdtPr>
@@ -910,6 +941,7 @@
             <w:p>
               <w:pPr>
                 <w:pStyle w:val="NoSpacing"/>
+                <w:jc w:val="right"/>
               </w:pPr>
               <w:r>
                 <w:t>333-333-333</w:t>
@@ -954,16 +986,6 @@
 </file>
 
 <file path=word/header1.xml><?xml version="1.0" encoding="utf-8"?>
-<w:hdr xmlns:wpc="http://schemas.microsoft.com/office/word/2010/wordprocessingCanvas" xmlns:cx="http://schemas.microsoft.com/office/drawing/2014/chartex" xmlns:cx1="http://schemas.microsoft.com/office/drawing/2015/9/8/chartex" xmlns:cx2="http://schemas.microsoft.com/office/drawing/2015/10/21/chartex" xmlns:cx3="http://schemas.microsoft.com/office/drawing/2016/5/9/chartex" xmlns:cx4="http://schemas.microsoft.com/office/drawing/2016/5/10/chartex" xmlns:cx5="http://schemas.microsoft.com/office/drawing/2016/5/11/chartex" xmlns:cx6="http://schemas.microsoft.com/office/drawing/2016/5/12/chartex" xmlns:cx7="http://schemas.microsoft.com/office/drawing/2016/5/13/chartex" xmlns:cx8="http://schemas.microsoft.com/office/drawing/2016/5/14/chartex" xmlns:mc="http://schemas.openxmlformats.org/markup-compatibility/2006" xmlns:aink="http://schemas.microsoft.com/office/drawing/2016/ink" xmlns:am3d="http://schemas.microsoft.com/office/drawing/2017/model3d" xmlns:o="urn:schemas-microsoft-com:office:office" xmlns:oel="http://schemas.microsoft.com/office/2019/extlst" xmlns:r="http://schemas.openxmlformats.org/officeDocument/2006/relationships" xmlns:m="http://schemas.openxmlformats.org/officeDocument/2006/math" xmlns:v="urn:schemas-microsoft-com:vml" xmlns:wp14="http://schemas.microsoft.com/office/word/2010/wordprocessingDrawing" xmlns:wp="http://schemas.openxmlformats.org/drawingml/2006/wordprocessingDrawing" xmlns:w10="urn:schemas-microsoft-com:office:word" xmlns:w="http://schemas.openxmlformats.org/wordprocessingml/2006/main" xmlns:w14="http://schemas.microsoft.com/office/word/2010/wordml" xmlns:w15="http://schemas.microsoft.com/office/word/2012/wordml" xmlns:w16cex="http://schemas.microsoft.com/office/word/2018/wordml/cex" xmlns:w16cid="http://schemas.microsoft.com/office/word/2016/wordml/cid" xmlns:w16="http://schemas.microsoft.com/office/word/2018/wordml" xmlns:w16du="http://schemas.microsoft.com/office/word/2023/wordml/word16du" xmlns:w16sdtdh="http://schemas.microsoft.com/office/word/2020/wordml/sdtdatahash" xmlns:w16sdtfl="http://schemas.microsoft.com/office/word/2024/wordml/sdtformatlock" xmlns:w16se="http://schemas.microsoft.com/office/word/2015/wordml/symex" xmlns:wpg="http://schemas.microsoft.com/office/word/2010/wordprocessingGroup" xmlns:wpi="http://schemas.microsoft.com/office/word/2010/wordprocessingInk" xmlns:wne="http://schemas.microsoft.com/office/word/2006/wordml" xmlns:wps="http://schemas.microsoft.com/office/word/2010/wordprocessingShape" mc:Ignorable="w14 w15 w16se w16cid w16 w16cex w16sdtdh w16sdtfl w16du wp14">
-  <w:p>
-    <w:pPr>
-      <w:pStyle w:val="Header"/>
-    </w:pPr>
-  </w:p>
-</w:hdr>
-</file>
-
-<file path=word/header2.xml><?xml version="1.0" encoding="utf-8"?>
 <w:hdr xmlns:wpc="http://schemas.microsoft.com/office/word/2010/wordprocessingCanvas" xmlns:cx="http://schemas.microsoft.com/office/drawing/2014/chartex" xmlns:cx1="http://schemas.microsoft.com/office/drawing/2015/9/8/chartex" xmlns:cx2="http://schemas.microsoft.com/office/drawing/2015/10/21/chartex" xmlns:cx3="http://schemas.microsoft.com/office/drawing/2016/5/9/chartex" xmlns:cx4="http://schemas.microsoft.com/office/drawing/2016/5/10/chartex" xmlns:cx5="http://schemas.microsoft.com/office/drawing/2016/5/11/chartex" xmlns:cx6="http://schemas.microsoft.com/office/drawing/2016/5/12/chartex" xmlns:cx7="http://schemas.microsoft.com/office/drawing/2016/5/13/chartex" xmlns:cx8="http://schemas.microsoft.com/office/drawing/2016/5/14/chartex" xmlns:mc="http://schemas.openxmlformats.org/markup-compatibility/2006" xmlns:aink="http://schemas.microsoft.com/office/drawing/2016/ink" xmlns:am3d="http://schemas.microsoft.com/office/drawing/2017/model3d" xmlns:o="urn:schemas-microsoft-com:office:office" xmlns:oel="http://schemas.microsoft.com/office/2019/extlst" xmlns:r="http://schemas.openxmlformats.org/officeDocument/2006/relationships" xmlns:m="http://schemas.openxmlformats.org/officeDocument/2006/math" xmlns:v="urn:schemas-microsoft-com:vml" xmlns:wp14="http://schemas.microsoft.com/office/word/2010/wordprocessingDrawing" xmlns:wp="http://schemas.openxmlformats.org/drawingml/2006/wordprocessingDrawing" xmlns:w10="urn:schemas-microsoft-com:office:word" xmlns:w="http://schemas.openxmlformats.org/wordprocessingml/2006/main" xmlns:w14="http://schemas.microsoft.com/office/word/2010/wordml" xmlns:w15="http://schemas.microsoft.com/office/word/2012/wordml" xmlns:w16cex="http://schemas.microsoft.com/office/word/2018/wordml/cex" xmlns:w16cid="http://schemas.microsoft.com/office/word/2016/wordml/cid" xmlns:w16="http://schemas.microsoft.com/office/word/2018/wordml" xmlns:w16du="http://schemas.microsoft.com/office/word/2023/wordml/word16du" xmlns:w16sdtdh="http://schemas.microsoft.com/office/word/2020/wordml/sdtdatahash" xmlns:w16sdtfl="http://schemas.microsoft.com/office/word/2024/wordml/sdtformatlock" xmlns:w16se="http://schemas.microsoft.com/office/word/2015/wordml/symex" xmlns:wpg="http://schemas.microsoft.com/office/word/2010/wordprocessingGroup" xmlns:wpi="http://schemas.microsoft.com/office/word/2010/wordprocessingInk" xmlns:wne="http://schemas.microsoft.com/office/word/2006/wordml" xmlns:wps="http://schemas.microsoft.com/office/word/2010/wordprocessingShape" mc:Ignorable="w14 w15 w16se w16cid w16 w16cex w16sdtdh w16sdtfl w16du wp14">
   <w:tbl>
     <w:tblPr>
@@ -1025,6 +1047,7 @@
         <w:p>
           <w:pPr>
             <w:pStyle w:val="BCLabel"/>
+            <w:jc w:val="right"/>
           </w:pPr>
           <w:sdt>
             <w:sdtPr>
@@ -1069,7 +1092,7 @@
 </w:hdr>
 </file>
 
-<file path=word/header3.xml><?xml version="1.0" encoding="utf-8"?>
+<file path=word/header2.xml><?xml version="1.0" encoding="utf-8"?>
 <w:hdr xmlns:wpc="http://schemas.microsoft.com/office/word/2010/wordprocessingCanvas" xmlns:cx="http://schemas.microsoft.com/office/drawing/2014/chartex" xmlns:cx1="http://schemas.microsoft.com/office/drawing/2015/9/8/chartex" xmlns:cx2="http://schemas.microsoft.com/office/drawing/2015/10/21/chartex" xmlns:cx3="http://schemas.microsoft.com/office/drawing/2016/5/9/chartex" xmlns:cx4="http://schemas.microsoft.com/office/drawing/2016/5/10/chartex" xmlns:cx5="http://schemas.microsoft.com/office/drawing/2016/5/11/chartex" xmlns:cx6="http://schemas.microsoft.com/office/drawing/2016/5/12/chartex" xmlns:cx7="http://schemas.microsoft.com/office/drawing/2016/5/13/chartex" xmlns:cx8="http://schemas.microsoft.com/office/drawing/2016/5/14/chartex" xmlns:mc="http://schemas.openxmlformats.org/markup-compatibility/2006" xmlns:aink="http://schemas.microsoft.com/office/drawing/2016/ink" xmlns:am3d="http://schemas.microsoft.com/office/drawing/2017/model3d" xmlns:o="urn:schemas-microsoft-com:office:office" xmlns:oel="http://schemas.microsoft.com/office/2019/extlst" xmlns:r="http://schemas.openxmlformats.org/officeDocument/2006/relationships" xmlns:m="http://schemas.openxmlformats.org/officeDocument/2006/math" xmlns:v="urn:schemas-microsoft-com:vml" xmlns:wp14="http://schemas.microsoft.com/office/word/2010/wordprocessingDrawing" xmlns:wp="http://schemas.openxmlformats.org/drawingml/2006/wordprocessingDrawing" xmlns:w10="urn:schemas-microsoft-com:office:word" xmlns:w="http://schemas.openxmlformats.org/wordprocessingml/2006/main" xmlns:w14="http://schemas.microsoft.com/office/word/2010/wordml" xmlns:w15="http://schemas.microsoft.com/office/word/2012/wordml" xmlns:w16cex="http://schemas.microsoft.com/office/word/2018/wordml/cex" xmlns:w16cid="http://schemas.microsoft.com/office/word/2016/wordml/cid" xmlns:w16="http://schemas.microsoft.com/office/word/2018/wordml" xmlns:w16du="http://schemas.microsoft.com/office/word/2023/wordml/word16du" xmlns:w16sdtdh="http://schemas.microsoft.com/office/word/2020/wordml/sdtdatahash" xmlns:w16sdtfl="http://schemas.microsoft.com/office/word/2024/wordml/sdtformatlock" xmlns:w16se="http://schemas.microsoft.com/office/word/2015/wordml/symex" xmlns:wpg="http://schemas.microsoft.com/office/word/2010/wordprocessingGroup" xmlns:wpi="http://schemas.microsoft.com/office/word/2010/wordprocessingInk" xmlns:wne="http://schemas.microsoft.com/office/word/2006/wordml" xmlns:wps="http://schemas.microsoft.com/office/word/2010/wordprocessingShape" mc:Ignorable="w14 w15 w16se w16cid w16 w16cex w16sdtdh w16sdtfl w16du wp14">
   <w:tbl>
     <w:tblPr>
@@ -1172,6 +1195,8 @@
         <w:p>
           <w:pPr>
             <w:pStyle w:val="Title"/>
+            <w:spacing w:after="0"/>
+            <w:jc w:val="right"/>
           </w:pPr>
           <w:sdt>
             <w:sdtPr>
@@ -1198,9 +1223,6 @@
               </w:r>
             </w:sdtContent>
           </w:sdt>
-          <w:r>
-            <w:br/>
-          </w:r>
         </w:p>
       </w:tc>
     </w:tr>
@@ -2441,7 +2463,6 @@
     <w:uiPriority w:val="1"/>
     <w:semiHidden/>
     <w:unhideWhenUsed/>
-    <w:rsid w:val="00AF7392"/>
   </w:style>
   <w:style w:type="table" w:default="1" w:styleId="TableNormal">
     <w:name w:val="Normal Table"/>
@@ -2463,7 +2484,6 @@
     <w:uiPriority w:val="99"/>
     <w:semiHidden/>
     <w:unhideWhenUsed/>
-    <w:rsid w:val="00AF7392"/>
   </w:style>
   <w:style w:type="table" w:styleId="TableGrid">
     <w:name w:val="Table Grid"/>
@@ -29855,7 +29875,7 @@
     <w:charset w:val="00"/>
     <w:family w:val="swiss"/>
     <w:pitch w:val="variable"/>
-    <w:sig w:usb0="E4002EFF" w:usb1="C200ACFF" w:usb2="00000009" w:usb3="00000000" w:csb0="000001FF" w:csb1="00000000"/>
+    <w:sig w:usb0="E4002EFF" w:usb1="C200247B" w:usb2="00000009" w:usb3="00000000" w:csb0="000001FF" w:csb1="00000000"/>
   </w:font>
   <w:font w:name="Consolas">
     <w:panose1 w:val="020B0609020204030204"/>
@@ -29879,12 +29899,14 @@
     <w:sig w:usb0="00000003" w:usb1="10000000" w:usb2="00000000" w:usb3="00000000" w:csb0="80000001" w:csb1="00000000"/>
   </w:font>
   <w:font w:name="Aptos Narrow">
+    <w:panose1 w:val="020B0004020202020204"/>
     <w:charset w:val="00"/>
     <w:family w:val="swiss"/>
     <w:pitch w:val="variable"/>
     <w:sig w:usb0="20000287" w:usb1="00000003" w:usb2="00000000" w:usb3="00000000" w:csb0="0000019F" w:csb1="00000000"/>
   </w:font>
   <w:font w:name="Aptos">
+    <w:panose1 w:val="020B0004020202020204"/>
     <w:charset w:val="00"/>
     <w:family w:val="swiss"/>
     <w:pitch w:val="variable"/>
@@ -29904,6 +29926,7 @@
     <w:sig w:usb0="E0002EFF" w:usb1="C000785B" w:usb2="00000009" w:usb3="00000000" w:csb0="000001FF" w:csb1="00000000"/>
   </w:font>
   <w:font w:name="Yu Gothic Light">
+    <w:altName w:val="游ゴシック Light"/>
     <w:panose1 w:val="020B0300000000000000"/>
     <w:charset w:val="80"/>
     <w:family w:val="swiss"/>
@@ -29911,6 +29934,7 @@
     <w:sig w:usb0="E00002FF" w:usb1="2AC7FDFF" w:usb2="00000016" w:usb3="00000000" w:csb0="0002009F" w:csb1="00000000"/>
   </w:font>
   <w:font w:name="Aptos Display">
+    <w:panose1 w:val="020B0004020202020204"/>
     <w:charset w:val="00"/>
     <w:family w:val="swiss"/>
     <w:pitch w:val="variable"/>
@@ -29973,9 +29997,11 @@
     <w:rsid w:val="00526184"/>
     <w:rsid w:val="005417B7"/>
     <w:rsid w:val="00591BD2"/>
+    <w:rsid w:val="00595237"/>
     <w:rsid w:val="005E35BE"/>
     <w:rsid w:val="005F722D"/>
     <w:rsid w:val="00623570"/>
+    <w:rsid w:val="00661DB6"/>
     <w:rsid w:val="006F7175"/>
     <w:rsid w:val="00744A7A"/>
     <w:rsid w:val="0075792D"/>
@@ -29987,6 +30013,7 @@
     <w:rsid w:val="0081718A"/>
     <w:rsid w:val="00822ACB"/>
     <w:rsid w:val="00825186"/>
+    <w:rsid w:val="0087642A"/>
     <w:rsid w:val="0089757A"/>
     <w:rsid w:val="008A720C"/>
     <w:rsid w:val="008C225B"/>
@@ -30015,6 +30042,7 @@
     <w:rsid w:val="00B4682F"/>
     <w:rsid w:val="00B95809"/>
     <w:rsid w:val="00BD662E"/>
+    <w:rsid w:val="00BF23B7"/>
     <w:rsid w:val="00BF27CE"/>
     <w:rsid w:val="00C03606"/>
     <w:rsid w:val="00C244B7"/>
@@ -30831,6 +30859,22 @@
 </file>
 
 <file path=customXml/item1.xml><?xml version="1.0" encoding="utf-8"?>
+<p:properties xmlns:p="http://schemas.microsoft.com/office/2006/metadata/properties" xmlns:xsi="http://www.w3.org/2001/XMLSchema-instance" xmlns:pc="http://schemas.microsoft.com/office/infopath/2007/PartnerControls">
+  <documentManagement>
+    <Package xmlns="178f68d8-b893-4efd-8406-fab0f21873e4" xsi:nil="true"/>
+    <lcf76f155ced4ddcb4097134ff3c332f xmlns="178f68d8-b893-4efd-8406-fab0f21873e4">
+      <Terms xmlns="http://schemas.microsoft.com/office/infopath/2007/PartnerControls"/>
+    </lcf76f155ced4ddcb4097134ff3c332f>
+    <_ip_UnifiedCompliancePolicyUIAction xmlns="http://schemas.microsoft.com/sharepoint/v3" xsi:nil="true"/>
+    <TaxCatchAll xmlns="b83e059f-de16-406c-a902-3d56d4e79ec8" xsi:nil="true"/>
+    <Audience xmlns="178f68d8-b893-4efd-8406-fab0f21873e4" xsi:nil="true"/>
+    <_ip_UnifiedCompliancePolicyProperties xmlns="http://schemas.microsoft.com/sharepoint/v3" xsi:nil="true"/>
+    <DocumentType xmlns="178f68d8-b893-4efd-8406-fab0f21873e4" xsi:nil="true"/>
+  </documentManagement>
+</p:properties>
+</file>
+
+<file path=customXml/item2.xml><?xml version="1.0" encoding="utf-8"?>
 <ct:contentTypeSchema xmlns:ct="http://schemas.microsoft.com/office/2006/metadata/contentType" xmlns:ma="http://schemas.microsoft.com/office/2006/metadata/properties/metaAttributes" ct:_="" ma:_="" ma:contentTypeName="Document" ma:contentTypeID="0x0101001DCAE6B6EBFA5442B0B9E84E60AFF245" ma:contentTypeVersion="18" ma:contentTypeDescription="Create a new document." ma:contentTypeScope="" ma:versionID="69eec3b24558e1297a79cd42e69b0397">
   <xsd:schema xmlns:xsd="http://www.w3.org/2001/XMLSchema" xmlns:xs="http://www.w3.org/2001/XMLSchema" xmlns:p="http://schemas.microsoft.com/office/2006/metadata/properties" xmlns:ns1="http://schemas.microsoft.com/sharepoint/v3" xmlns:ns2="178f68d8-b893-4efd-8406-fab0f21873e4" xmlns:ns3="b83e059f-de16-406c-a902-3d56d4e79ec8" targetNamespace="http://schemas.microsoft.com/office/2006/metadata/properties" ma:root="true" ma:fieldsID="0f52a3acd42ec0bd0d267ba89c916a39" ns1:_="" ns2:_="" ns3:_="">
     <xsd:import namespace="http://schemas.microsoft.com/sharepoint/v3"/>
@@ -31096,7 +31140,7 @@
 </ct:contentTypeSchema>
 </file>
 
-<file path=customXml/item2.xml><?xml version="1.0" encoding="utf-8"?>
+<file path=customXml/item3.xml><?xml version="1.0" encoding="utf-8"?>
 <?mso-contentType ?>
 <FormTemplates xmlns="http://schemas.microsoft.com/sharepoint/v3/contenttype/forms">
   <Display>DocumentLibraryForm</Display>
@@ -31105,7 +31149,7 @@
 </FormTemplates>
 </file>
 
-<file path=customXml/item3.xml>��< ? x m l   v e r s i o n = " 1 . 0 "   e n c o d i n g = " u t f - 1 6 " ? > < N a v W o r d R e p o r t X m l P a r t   x m l n s = " u r n : m i c r o s o f t - d y n a m i c s - n a v / r e p o r t s / T e n a n t _ R e p o r t _ D e f a u l t s / 2 0 0 0 0 0 0 0 0 1 / " > +<file path=customXml/item4.xml>��< ? x m l   v e r s i o n = " 1 . 0 "   e n c o d i n g = " u t f - 1 6 " ? > < N a v W o r d R e p o r t X m l P a r t   x m l n s = " u r n : m i c r o s o f t - d y n a m i c s - n a v / r e p o r t s / T e n a n t _ R e p o r t _ D e f a u l t s / 2 0 0 0 0 0 0 0 0 1 / " >   
      < B C R e p o r t I n f o r m a t i o n >   
@@ -31254,11 +31298,11 @@
  < / N a v W o r d R e p o r t X m l P a r t > 
 </file>
 
-<file path=customXml/item4.xml><?xml version="1.0" encoding="utf-8"?>
+<file path=customXml/item5.xml><?xml version="1.0" encoding="utf-8"?>
 <b:Sources xmlns:b="http://schemas.openxmlformats.org/officeDocument/2006/bibliography" xmlns="http://schemas.openxmlformats.org/officeDocument/2006/bibliography" SelectedStyle="\APASixthEditionOfficeOnline.xsl" StyleName="APA" Version="6"/>
 </file>
 
-<file path=customXml/item5.xml>��< ? x m l   v e r s i o n = " 1 . 0 "   e n c o d i n g = " u t f - 1 6 " ? > < N a v W o r d R e p o r t X m l P a r t   x m l n s = " u r n : m i c r o s o f t - d y n a m i c s - b u s i n e s s c e n t r a l / i n t e r n a l / e x t e n d e d / r e p o r t s / T e n a n t _ R e p o r t _ D e f a u l t s / 2 0 0 0 0 0 0 0 0 1 / " > +<file path=customXml/item6.xml>��< ? x m l   v e r s i o n = " 1 . 0 "   e n c o d i n g = " u t f - 1 6 " ? > < N a v W o r d R e p o r t X m l P a r t   x m l n s = " u r n : m i c r o s o f t - d y n a m i c s - b u s i n e s s c e n t r a l / i n t e r n a l / e x t e n d e d / r e p o r t s / T e n a n t _ R e p o r t _ D e f a u l t s / 2 0 0 0 0 0 0 0 0 1 / " >   
      < B C R e p o r t I n f o r m a t i o n >   
@@ -31409,23 +31453,19 @@
  < / N a v W o r d R e p o r t X m l P a r t > 
 </file>
 
-<file path=customXml/item6.xml><?xml version="1.0" encoding="utf-8"?>
-<p:properties xmlns:p="http://schemas.microsoft.com/office/2006/metadata/properties" xmlns:xsi="http://www.w3.org/2001/XMLSchema-instance" xmlns:pc="http://schemas.microsoft.com/office/infopath/2007/PartnerControls">
-  <documentManagement>
-    <Package xmlns="178f68d8-b893-4efd-8406-fab0f21873e4" xsi:nil="true"/>
-    <lcf76f155ced4ddcb4097134ff3c332f xmlns="178f68d8-b893-4efd-8406-fab0f21873e4">
-      <Terms xmlns="http://schemas.microsoft.com/office/infopath/2007/PartnerControls"/>
-    </lcf76f155ced4ddcb4097134ff3c332f>
-    <_ip_UnifiedCompliancePolicyUIAction xmlns="http://schemas.microsoft.com/sharepoint/v3" xsi:nil="true"/>
-    <TaxCatchAll xmlns="b83e059f-de16-406c-a902-3d56d4e79ec8" xsi:nil="true"/>
-    <Audience xmlns="178f68d8-b893-4efd-8406-fab0f21873e4" xsi:nil="true"/>
-    <_ip_UnifiedCompliancePolicyProperties xmlns="http://schemas.microsoft.com/sharepoint/v3" xsi:nil="true"/>
-    <DocumentType xmlns="178f68d8-b893-4efd-8406-fab0f21873e4" xsi:nil="true"/>
-  </documentManagement>
-</p:properties>
+<file path=customXml/itemProps1.xml><?xml version="1.0" encoding="utf-8"?>
+<ds:datastoreItem xmlns:ds="http://schemas.openxmlformats.org/officeDocument/2006/customXml" ds:itemID="{44439C40-F432-4CC9-A3DD-34A6EF67EA3B}">
+  <ds:schemaRefs>
+    <ds:schemaRef ds:uri="http://schemas.microsoft.com/office/2006/metadata/properties"/>
+    <ds:schemaRef ds:uri="http://schemas.microsoft.com/office/infopath/2007/PartnerControls"/>
+    <ds:schemaRef ds:uri="178f68d8-b893-4efd-8406-fab0f21873e4"/>
+    <ds:schemaRef ds:uri="http://schemas.microsoft.com/sharepoint/v3"/>
+    <ds:schemaRef ds:uri="b83e059f-de16-406c-a902-3d56d4e79ec8"/>
+  </ds:schemaRefs>
+</ds:datastoreItem>
 </file>
 
-<file path=customXml/itemProps1.xml><?xml version="1.0" encoding="utf-8"?>
+<file path=customXml/itemProps2.xml><?xml version="1.0" encoding="utf-8"?>
 <ds:datastoreItem xmlns:ds="http://schemas.openxmlformats.org/officeDocument/2006/customXml" ds:itemID="{8800531D-C88B-4FBC-9E4F-4E4EF91A6AA0}">
   <ds:schemaRefs>
     <ds:schemaRef ds:uri="http://schemas.microsoft.com/office/2006/metadata/contentType"/>
@@ -31445,7 +31485,7 @@
 </ds:datastoreItem>
 </file>
 
-<file path=customXml/itemProps2.xml><?xml version="1.0" encoding="utf-8"?>
+<file path=customXml/itemProps3.xml><?xml version="1.0" encoding="utf-8"?>
 <ds:datastoreItem xmlns:ds="http://schemas.openxmlformats.org/officeDocument/2006/customXml" ds:itemID="{90D051D0-A09C-4803-9951-7AF38C9A2CC3}">
   <ds:schemaRefs>
     <ds:schemaRef ds:uri="http://schemas.microsoft.com/sharepoint/v3/contenttype/forms"/>
@@ -31453,7 +31493,7 @@
 </ds:datastoreItem>
 </file>
 
-<file path=customXml/itemProps3.xml><?xml version="1.0" encoding="utf-8"?>
+<file path=customXml/itemProps4.xml><?xml version="1.0" encoding="utf-8"?>
 <ds:datastoreItem xmlns:ds="http://schemas.openxmlformats.org/officeDocument/2006/customXml" ds:itemID="{AEB477E2-476D-41F2-B387-ADBB03036D24}">
   <ds:schemaRefs>
     <ds:schemaRef ds:uri="urn:microsoft-dynamics-nav/reports/Tenant_Report_Defaults/2000000001/"/>
@@ -31461,7 +31501,7 @@
 </ds:datastoreItem>
 </file>
 
-<file path=customXml/itemProps4.xml><?xml version="1.0" encoding="utf-8"?>
+<file path=customXml/itemProps5.xml><?xml version="1.0" encoding="utf-8"?>
 <ds:datastoreItem xmlns:ds="http://schemas.openxmlformats.org/officeDocument/2006/customXml" ds:itemID="{89DB96BF-8133-438A-AAD3-A3C21079AEB1}">
   <ds:schemaRefs>
     <ds:schemaRef ds:uri="http://schemas.openxmlformats.org/officeDocument/2006/bibliography"/>
@@ -31469,22 +31509,10 @@
 </ds:datastoreItem>
 </file>
 
-<file path=customXml/itemProps5.xml><?xml version="1.0" encoding="utf-8"?>
+<file path=customXml/itemProps6.xml><?xml version="1.0" encoding="utf-8"?>
 <ds:datastoreItem xmlns:ds="http://schemas.openxmlformats.org/officeDocument/2006/customXml" ds:itemID="{A920BA3E-0BFF-4EC1-8EBE-8D8095518815}">
   <ds:schemaRefs>
     <ds:schemaRef ds:uri="urn:microsoft-dynamics-businesscentral/internal/extended/reports/Tenant_Report_Defaults/2000000001/"/>
-  </ds:schemaRefs>
-</ds:datastoreItem>
-</file>
-
-<file path=customXml/itemProps6.xml><?xml version="1.0" encoding="utf-8"?>
-<ds:datastoreItem xmlns:ds="http://schemas.openxmlformats.org/officeDocument/2006/customXml" ds:itemID="{44439C40-F432-4CC9-A3DD-34A6EF67EA3B}">
-  <ds:schemaRefs>
-    <ds:schemaRef ds:uri="http://schemas.microsoft.com/office/2006/metadata/properties"/>
-    <ds:schemaRef ds:uri="http://schemas.microsoft.com/office/infopath/2007/PartnerControls"/>
-    <ds:schemaRef ds:uri="178f68d8-b893-4efd-8406-fab0f21873e4"/>
-    <ds:schemaRef ds:uri="http://schemas.microsoft.com/sharepoint/v3"/>
-    <ds:schemaRef ds:uri="b83e059f-de16-406c-a902-3d56d4e79ec8"/>
   </ds:schemaRefs>
 </ds:datastoreItem>
 </file>

--- a/src/Layers/W1/BaseApp/Foundation/Reporting/ReportParts/HeaderFooterDesign/ExternalMinimalistic.docx
+++ b/src/Layers/W1/BaseApp/Foundation/Reporting/ReportParts/HeaderFooterDesign/ExternalMinimalistic.docx
@@ -603,6 +603,7 @@
             </w:placeholder>
             <w15:color w:val="808080"/>
             <w:text/>
+            <w:dataBinding w:prefixMappings="xmlns:ns0='urn:microsoft-dynamics-nav/reports/Tenant_Report_Defaults/2000000001/' " w:xpath="/ns0:NavWordReportXmlPart[1]/ns0:BCReportInformation[1]/ns0:ReportRequest[1]/ns0:CompanyName[1]"/>
           </w:sdtPr>
           <w:sdtContent>
             <w:p>
@@ -728,6 +729,7 @@
             </w:placeholder>
             <w15:color w:val="808080"/>
             <w:text/>
+            <w:dataBinding w:prefixMappings="xmlns:ns0='urn:microsoft-dynamics-nav/reports/Tenant_Report_Defaults/2000000001/' " w:xpath="/ns0:NavWordReportXmlPart[1]/ns0:BCReportInformation[1]/ns0:ReportRequest[1]/ns0:CompanyName[1]"/>
           </w:sdtPr>
           <w:sdtContent>
             <w:p>
@@ -789,6 +791,7 @@
             </w:placeholder>
             <w15:color w:val="808080"/>
             <w:text/>
+            <w:dataBinding w:prefixMappings="xmlns:ns0='urn:microsoft-dynamics-nav/reports/Tenant_Report_Defaults/2000000001/' " w:xpath="/ns0:NavWordReportXmlPart[1]/ns0:BCReportInformation[1]/ns0:CompanyMetadata[1]/ns0:CompanyHomePage[1]"/>
           </w:sdtPr>
           <w:sdtContent>
             <w:p>
@@ -838,6 +841,7 @@
             </w:placeholder>
             <w15:color w:val="808080"/>
             <w:text/>
+            <w:dataBinding w:prefixMappings="xmlns:ns0='urn:microsoft-dynamics-nav/reports/Tenant_Report_Defaults/2000000001/' " w:xpath="/ns0:NavWordReportXmlPart[1]/ns0:BCReportInformation[1]/ns0:CompanyMetadata[1]/ns0:CompanyPhone[1]"/>
           </w:sdtPr>
           <w:sdtContent>
             <w:p>
@@ -887,6 +891,7 @@
             </w:placeholder>
             <w15:color w:val="808080"/>
             <w:text/>
+            <w:dataBinding w:prefixMappings="xmlns:ns0='urn:microsoft-dynamics-nav/reports/Tenant_Report_Defaults/2000000001/' " w:xpath="/ns0:NavWordReportXmlPart[1]/ns0:BCReportInformation[1]/ns0:CompanyMetadata[1]/ns0:CompanyEmail[1]"/>
           </w:sdtPr>
           <w:sdtContent>
             <w:p>
@@ -936,6 +941,7 @@
             </w:placeholder>
             <w15:color w:val="808080"/>
             <w:text/>
+            <w:dataBinding w:prefixMappings="xmlns:ns0='urn:microsoft-dynamics-nav/reports/Tenant_Report_Defaults/2000000001/' " w:xpath="/ns0:NavWordReportXmlPart[1]/ns0:BCReportInformation[1]/ns0:CompanyMetadata[1]/ns0:CompanyFaxNo[1]"/>
           </w:sdtPr>
           <w:sdtContent>
             <w:p>
@@ -1015,7 +1021,7 @@
             </w:tabs>
             <w:ind w:right="26"/>
             <w:rPr>
-              <w:rFonts w:ascii="Aptos Narrow" w:eastAsiaTheme="majorEastAsia" w:hAnsi="Aptos Narrow"/>
+              <w:rFonts w:ascii="Aptos Narrow" w:hAnsi="Aptos Narrow" w:eastAsiaTheme="majorEastAsia"/>
               <w:color w:val="242424"/>
               <w:sz w:val="36"/>
               <w:szCs w:val="36"/>
@@ -1032,7 +1038,7 @@
             </w:tabs>
             <w:ind w:right="26"/>
             <w:rPr>
-              <w:rFonts w:ascii="Aptos Narrow" w:eastAsiaTheme="majorEastAsia" w:hAnsi="Aptos Narrow"/>
+              <w:rFonts w:ascii="Aptos Narrow" w:hAnsi="Aptos Narrow" w:eastAsiaTheme="majorEastAsia"/>
               <w:color w:val="242424"/>
               <w:sz w:val="36"/>
               <w:szCs w:val="36"/>
@@ -1063,6 +1069,7 @@
               </w:placeholder>
               <w15:color w:val="808080"/>
               <w:text/>
+              <w:dataBinding w:prefixMappings="xmlns:ns0='urn:microsoft-dynamics-nav/reports/Tenant_Report_Defaults/2000000001/' " w:xpath="/ns0:NavWordReportXmlPart[1]/ns0:BCReportInformation[1]/ns0:ReportMetadata[1]/ns0:ReportCaption[1]"/>
             </w:sdtPr>
             <w:sdtContent>
               <w:r>
@@ -1093,7 +1100,7 @@
 </file>
 
 <file path=word/header2.xml><?xml version="1.0" encoding="utf-8"?>
-<w:hdr xmlns:wpc="http://schemas.microsoft.com/office/word/2010/wordprocessingCanvas" xmlns:cx="http://schemas.microsoft.com/office/drawing/2014/chartex" xmlns:cx1="http://schemas.microsoft.com/office/drawing/2015/9/8/chartex" xmlns:cx2="http://schemas.microsoft.com/office/drawing/2015/10/21/chartex" xmlns:cx3="http://schemas.microsoft.com/office/drawing/2016/5/9/chartex" xmlns:cx4="http://schemas.microsoft.com/office/drawing/2016/5/10/chartex" xmlns:cx5="http://schemas.microsoft.com/office/drawing/2016/5/11/chartex" xmlns:cx6="http://schemas.microsoft.com/office/drawing/2016/5/12/chartex" xmlns:cx7="http://schemas.microsoft.com/office/drawing/2016/5/13/chartex" xmlns:cx8="http://schemas.microsoft.com/office/drawing/2016/5/14/chartex" xmlns:mc="http://schemas.openxmlformats.org/markup-compatibility/2006" xmlns:aink="http://schemas.microsoft.com/office/drawing/2016/ink" xmlns:am3d="http://schemas.microsoft.com/office/drawing/2017/model3d" xmlns:o="urn:schemas-microsoft-com:office:office" xmlns:oel="http://schemas.microsoft.com/office/2019/extlst" xmlns:r="http://schemas.openxmlformats.org/officeDocument/2006/relationships" xmlns:m="http://schemas.openxmlformats.org/officeDocument/2006/math" xmlns:v="urn:schemas-microsoft-com:vml" xmlns:wp14="http://schemas.microsoft.com/office/word/2010/wordprocessingDrawing" xmlns:wp="http://schemas.openxmlformats.org/drawingml/2006/wordprocessingDrawing" xmlns:w10="urn:schemas-microsoft-com:office:word" xmlns:w="http://schemas.openxmlformats.org/wordprocessingml/2006/main" xmlns:w14="http://schemas.microsoft.com/office/word/2010/wordml" xmlns:w15="http://schemas.microsoft.com/office/word/2012/wordml" xmlns:w16cex="http://schemas.microsoft.com/office/word/2018/wordml/cex" xmlns:w16cid="http://schemas.microsoft.com/office/word/2016/wordml/cid" xmlns:w16="http://schemas.microsoft.com/office/word/2018/wordml" xmlns:w16du="http://schemas.microsoft.com/office/word/2023/wordml/word16du" xmlns:w16sdtdh="http://schemas.microsoft.com/office/word/2020/wordml/sdtdatahash" xmlns:w16sdtfl="http://schemas.microsoft.com/office/word/2024/wordml/sdtformatlock" xmlns:w16se="http://schemas.microsoft.com/office/word/2015/wordml/symex" xmlns:wpg="http://schemas.microsoft.com/office/word/2010/wordprocessingGroup" xmlns:wpi="http://schemas.microsoft.com/office/word/2010/wordprocessingInk" xmlns:wne="http://schemas.microsoft.com/office/word/2006/wordml" xmlns:wps="http://schemas.microsoft.com/office/word/2010/wordprocessingShape" mc:Ignorable="w14 w15 w16se w16cid w16 w16cex w16sdtdh w16sdtfl w16du wp14">
+<w:hdr xmlns:a="http://schemas.openxmlformats.org/drawingml/2006/main" xmlns:pic="http://schemas.openxmlformats.org/drawingml/2006/picture" xmlns:a14="http://schemas.microsoft.com/office/drawing/2010/main" xmlns:wpc="http://schemas.microsoft.com/office/word/2010/wordprocessingCanvas" xmlns:cx="http://schemas.microsoft.com/office/drawing/2014/chartex" xmlns:cx1="http://schemas.microsoft.com/office/drawing/2015/9/8/chartex" xmlns:cx2="http://schemas.microsoft.com/office/drawing/2015/10/21/chartex" xmlns:cx3="http://schemas.microsoft.com/office/drawing/2016/5/9/chartex" xmlns:cx4="http://schemas.microsoft.com/office/drawing/2016/5/10/chartex" xmlns:cx5="http://schemas.microsoft.com/office/drawing/2016/5/11/chartex" xmlns:cx6="http://schemas.microsoft.com/office/drawing/2016/5/12/chartex" xmlns:cx7="http://schemas.microsoft.com/office/drawing/2016/5/13/chartex" xmlns:cx8="http://schemas.microsoft.com/office/drawing/2016/5/14/chartex" xmlns:mc="http://schemas.openxmlformats.org/markup-compatibility/2006" xmlns:aink="http://schemas.microsoft.com/office/drawing/2016/ink" xmlns:am3d="http://schemas.microsoft.com/office/drawing/2017/model3d" xmlns:o="urn:schemas-microsoft-com:office:office" xmlns:oel="http://schemas.microsoft.com/office/2019/extlst" xmlns:r="http://schemas.openxmlformats.org/officeDocument/2006/relationships" xmlns:m="http://schemas.openxmlformats.org/officeDocument/2006/math" xmlns:v="urn:schemas-microsoft-com:vml" xmlns:wp14="http://schemas.microsoft.com/office/word/2010/wordprocessingDrawing" xmlns:wp="http://schemas.openxmlformats.org/drawingml/2006/wordprocessingDrawing" xmlns:w10="urn:schemas-microsoft-com:office:word" xmlns:w="http://schemas.openxmlformats.org/wordprocessingml/2006/main" xmlns:w14="http://schemas.microsoft.com/office/word/2010/wordml" xmlns:w15="http://schemas.microsoft.com/office/word/2012/wordml" xmlns:w16cex="http://schemas.microsoft.com/office/word/2018/wordml/cex" xmlns:w16cid="http://schemas.microsoft.com/office/word/2016/wordml/cid" xmlns:w16="http://schemas.microsoft.com/office/word/2018/wordml" xmlns:w16du="http://schemas.microsoft.com/office/word/2023/wordml/word16du" xmlns:w16sdtdh="http://schemas.microsoft.com/office/word/2020/wordml/sdtdatahash" xmlns:w16sdtfl="http://schemas.microsoft.com/office/word/2024/wordml/sdtformatlock" xmlns:w16se="http://schemas.microsoft.com/office/word/2015/wordml/symex" xmlns:wpg="http://schemas.microsoft.com/office/word/2010/wordprocessingGroup" xmlns:wpi="http://schemas.microsoft.com/office/word/2010/wordprocessingInk" xmlns:wne="http://schemas.microsoft.com/office/word/2006/wordml" xmlns:wps="http://schemas.microsoft.com/office/word/2010/wordprocessingShape" mc:Ignorable="w14 w15 w16se w16cid w16 w16cex w16sdtdh w16sdtfl w16du wp14">
   <w:tbl>
     <w:tblPr>
       <w:tblStyle w:val="BCBlockTable"/>
@@ -1116,6 +1123,7 @@
           <w:id w:val="-1878226836"/>
           <w:showingPlcHdr/>
           <w:picture/>
+          <w:dataBinding w:prefixMappings="xmlns:ns0='urn:microsoft-dynamics-nav/reports/Tenant_Report_Defaults/2000000001/' " w:xpath="/ns0:NavWordReportXmlPart[1]/ns0:BCReportInformation[1]/ns0:CompanyMetadata[1]/ns0:CompanyLogo[1]"/>
         </w:sdtPr>
         <w:sdtContent>
           <w:tc>
@@ -1212,6 +1220,7 @@
               </w:placeholder>
               <w15:color w:val="808080"/>
               <w:text/>
+              <w:dataBinding w:prefixMappings="xmlns:ns0='urn:microsoft-dynamics-nav/reports/Tenant_Report_Defaults/2000000001/' " w:xpath="/ns0:NavWordReportXmlPart[1]/ns0:BCReportInformation[1]/ns0:ReportMetadata[1]/ns0:ReportCaption[1]"/>
             </w:sdtPr>
             <w:sdtContent>
               <w:r>

--- a/src/Layers/W1/BaseApp/Foundation/Reporting/ReportParts/HeaderFooterDesign/ExternalMinimalistic.docx
+++ b/src/Layers/W1/BaseApp/Foundation/Reporting/ReportParts/HeaderFooterDesign/ExternalMinimalistic.docx
@@ -591,18 +591,7 @@
         </w:tcPr>
         <w:sdt>
           <w:sdtPr>
-            <w:rPr>
-              <w:b/>
-              <w:bCs/>
-            </w:rPr>
-            <w:alias w:val="CompanyName"/>
-            <w:tag w:val="#BC:InsertDataItem,BCReportInformation/ReportRequest/CompanyName"/>
-            <w:id w:val="242156711"/>
-            <w:placeholder>
-              <w:docPart w:val="F2BB6162DDD2416C933DF1063306ACE4"/>
-            </w:placeholder>
-            <w15:color w:val="808080"/>
-            <w:text/>
+            <w:dataBinding w:prefixMappings="xmlns:ns0='urn:microsoft-dynamics-nav/reports/Tenant_Report_Defaults/2000000001/'" w:xpath="/ns0:NavWordReportXmlPart[1]/ns0:BCReportInformation[1]/ns0:ReportRequest[1]/ns0:CompanyName[1]" w:storeItemID="{AEB477E2-476D-41F2-B387-ADBB03036D24}"/>
           </w:sdtPr>
           <w:sdtContent>
             <w:p>
@@ -716,18 +705,7 @@
         </w:tcPr>
         <w:sdt>
           <w:sdtPr>
-            <w:rPr>
-              <w:b/>
-              <w:bCs/>
-            </w:rPr>
-            <w:alias w:val="CompanyName"/>
-            <w:tag w:val="#BC:InsertDataItem,BCReportInformation/ReportRequest/CompanyName"/>
-            <w:id w:val="-617988377"/>
-            <w:placeholder>
-              <w:docPart w:val="617FC10A81AD4DA7AD869A179C9DF16A"/>
-            </w:placeholder>
-            <w15:color w:val="808080"/>
-            <w:text/>
+            <w:dataBinding w:prefixMappings="xmlns:ns0='urn:microsoft-dynamics-nav/reports/Tenant_Report_Defaults/2000000001/'" w:xpath="/ns0:NavWordReportXmlPart[1]/ns0:BCReportInformation[1]/ns0:ReportRequest[1]/ns0:CompanyName[1]" w:storeItemID="{AEB477E2-476D-41F2-B387-ADBB03036D24}"/>
           </w:sdtPr>
           <w:sdtContent>
             <w:p>
@@ -781,14 +759,7 @@
         </w:tcPr>
         <w:sdt>
           <w:sdtPr>
-            <w:alias w:val="CompanyHomePage"/>
-            <w:tag w:val="#BC:InsertDataItem,BCReportInformation/CompanyMetadata/CompanyHomePage"/>
-            <w:id w:val="-1794982623"/>
-            <w:placeholder>
-              <w:docPart w:val="6CC07BD8ED1642808A57C9A5F0BAEE55"/>
-            </w:placeholder>
-            <w15:color w:val="808080"/>
-            <w:text/>
+            <w:dataBinding w:prefixMappings="xmlns:ns0='urn:microsoft-dynamics-nav/reports/Tenant_Report_Defaults/2000000001/'" w:xpath="/ns0:NavWordReportXmlPart[1]/ns0:BCReportInformation[1]/ns0:CompanyMetadata[1]/ns0:CompanyHomePage[1]" w:storeItemID="{AEB477E2-476D-41F2-B387-ADBB03036D24}"/>
           </w:sdtPr>
           <w:sdtContent>
             <w:p>
@@ -830,14 +801,7 @@
         </w:tcPr>
         <w:sdt>
           <w:sdtPr>
-            <w:alias w:val="CompanyPhone"/>
-            <w:tag w:val="#BC:InsertDataItem,BCReportInformation/CompanyMetadata/CompanyPhone"/>
-            <w:id w:val="-1473826419"/>
-            <w:placeholder>
-              <w:docPart w:val="DAC6DBAB9DC345DF9BAE8663F83683EA"/>
-            </w:placeholder>
-            <w15:color w:val="808080"/>
-            <w:text/>
+            <w:dataBinding w:prefixMappings="xmlns:ns0='urn:microsoft-dynamics-nav/reports/Tenant_Report_Defaults/2000000001/'" w:xpath="/ns0:NavWordReportXmlPart[1]/ns0:BCReportInformation[1]/ns0:CompanyMetadata[1]/ns0:CompanyPhone[1]" w:storeItemID="{AEB477E2-476D-41F2-B387-ADBB03036D24}"/>
           </w:sdtPr>
           <w:sdtContent>
             <w:p>
@@ -879,14 +843,7 @@
         </w:tcPr>
         <w:sdt>
           <w:sdtPr>
-            <w:alias w:val="CompanyEmail"/>
-            <w:tag w:val="#BC:InsertDataItem,BCReportInformation/CompanyMetadata/CompanyEmail"/>
-            <w:id w:val="-666556186"/>
-            <w:placeholder>
-              <w:docPart w:val="C99EB5D9A9FB4604BFC1A39801014B9A"/>
-            </w:placeholder>
-            <w15:color w:val="808080"/>
-            <w:text/>
+            <w:dataBinding w:prefixMappings="xmlns:ns0='urn:microsoft-dynamics-nav/reports/Tenant_Report_Defaults/2000000001/'" w:xpath="/ns0:NavWordReportXmlPart[1]/ns0:BCReportInformation[1]/ns0:CompanyMetadata[1]/ns0:CompanyEmail[1]" w:storeItemID="{AEB477E2-476D-41F2-B387-ADBB03036D24}"/>
           </w:sdtPr>
           <w:sdtContent>
             <w:p>
@@ -928,14 +885,7 @@
         </w:tcPr>
         <w:sdt>
           <w:sdtPr>
-            <w:alias w:val="CompanyFaxNo"/>
-            <w:tag w:val="#BC:InsertDataItem,BCReportInformation/CompanyMetadata/CompanyFaxNo"/>
-            <w:id w:val="-1082524452"/>
-            <w:placeholder>
-              <w:docPart w:val="F85092CB8A6E4E93BC0CA2CF6B237F62"/>
-            </w:placeholder>
-            <w15:color w:val="808080"/>
-            <w:text/>
+            <w:dataBinding w:prefixMappings="xmlns:ns0='urn:microsoft-dynamics-nav/reports/Tenant_Report_Defaults/2000000001/'" w:xpath="/ns0:NavWordReportXmlPart[1]/ns0:BCReportInformation[1]/ns0:CompanyMetadata[1]/ns0:CompanyFaxNo[1]" w:storeItemID="{AEB477E2-476D-41F2-B387-ADBB03036D24}"/>
           </w:sdtPr>
           <w:sdtContent>
             <w:p>
@@ -1015,7 +965,7 @@
             </w:tabs>
             <w:ind w:right="26"/>
             <w:rPr>
-              <w:rFonts w:ascii="Aptos Narrow" w:eastAsiaTheme="majorEastAsia" w:hAnsi="Aptos Narrow"/>
+              <w:rFonts w:ascii="Aptos Narrow" w:hAnsi="Aptos Narrow" w:eastAsiaTheme="majorEastAsia"/>
               <w:color w:val="242424"/>
               <w:sz w:val="36"/>
               <w:szCs w:val="36"/>
@@ -1032,7 +982,7 @@
             </w:tabs>
             <w:ind w:right="26"/>
             <w:rPr>
-              <w:rFonts w:ascii="Aptos Narrow" w:eastAsiaTheme="majorEastAsia" w:hAnsi="Aptos Narrow"/>
+              <w:rFonts w:ascii="Aptos Narrow" w:hAnsi="Aptos Narrow" w:eastAsiaTheme="majorEastAsia"/>
               <w:color w:val="242424"/>
               <w:sz w:val="36"/>
               <w:szCs w:val="36"/>
@@ -1051,18 +1001,7 @@
           </w:pPr>
           <w:sdt>
             <w:sdtPr>
-              <w:rPr>
-                <w:sz w:val="36"/>
-                <w:szCs w:val="36"/>
-              </w:rPr>
-              <w:alias w:val="ReportCaption"/>
-              <w:tag w:val="#BC:InsertDataItem,BCReportInformation/ReportMetadata/ReportCaption"/>
-              <w:id w:val="1251386124"/>
-              <w:placeholder>
-                <w:docPart w:val="DefaultPlaceholder_-1854013440"/>
-              </w:placeholder>
-              <w15:color w:val="808080"/>
-              <w:text/>
+              <w:dataBinding w:prefixMappings="xmlns:ns0='urn:microsoft-dynamics-nav/reports/Tenant_Report_Defaults/2000000001/'" w:xpath="/ns0:NavWordReportXmlPart[1]/ns0:BCReportInformation[1]/ns0:ReportMetadata[1]/ns0:ReportCaption[1]" w:storeItemID="{AEB477E2-476D-41F2-B387-ADBB03036D24}"/>
             </w:sdtPr>
             <w:sdtContent>
               <w:r>
@@ -1093,7 +1032,7 @@
 </file>
 
 <file path=word/header2.xml><?xml version="1.0" encoding="utf-8"?>
-<w:hdr xmlns:wpc="http://schemas.microsoft.com/office/word/2010/wordprocessingCanvas" xmlns:cx="http://schemas.microsoft.com/office/drawing/2014/chartex" xmlns:cx1="http://schemas.microsoft.com/office/drawing/2015/9/8/chartex" xmlns:cx2="http://schemas.microsoft.com/office/drawing/2015/10/21/chartex" xmlns:cx3="http://schemas.microsoft.com/office/drawing/2016/5/9/chartex" xmlns:cx4="http://schemas.microsoft.com/office/drawing/2016/5/10/chartex" xmlns:cx5="http://schemas.microsoft.com/office/drawing/2016/5/11/chartex" xmlns:cx6="http://schemas.microsoft.com/office/drawing/2016/5/12/chartex" xmlns:cx7="http://schemas.microsoft.com/office/drawing/2016/5/13/chartex" xmlns:cx8="http://schemas.microsoft.com/office/drawing/2016/5/14/chartex" xmlns:mc="http://schemas.openxmlformats.org/markup-compatibility/2006" xmlns:aink="http://schemas.microsoft.com/office/drawing/2016/ink" xmlns:am3d="http://schemas.microsoft.com/office/drawing/2017/model3d" xmlns:o="urn:schemas-microsoft-com:office:office" xmlns:oel="http://schemas.microsoft.com/office/2019/extlst" xmlns:r="http://schemas.openxmlformats.org/officeDocument/2006/relationships" xmlns:m="http://schemas.openxmlformats.org/officeDocument/2006/math" xmlns:v="urn:schemas-microsoft-com:vml" xmlns:wp14="http://schemas.microsoft.com/office/word/2010/wordprocessingDrawing" xmlns:wp="http://schemas.openxmlformats.org/drawingml/2006/wordprocessingDrawing" xmlns:w10="urn:schemas-microsoft-com:office:word" xmlns:w="http://schemas.openxmlformats.org/wordprocessingml/2006/main" xmlns:w14="http://schemas.microsoft.com/office/word/2010/wordml" xmlns:w15="http://schemas.microsoft.com/office/word/2012/wordml" xmlns:w16cex="http://schemas.microsoft.com/office/word/2018/wordml/cex" xmlns:w16cid="http://schemas.microsoft.com/office/word/2016/wordml/cid" xmlns:w16="http://schemas.microsoft.com/office/word/2018/wordml" xmlns:w16du="http://schemas.microsoft.com/office/word/2023/wordml/word16du" xmlns:w16sdtdh="http://schemas.microsoft.com/office/word/2020/wordml/sdtdatahash" xmlns:w16sdtfl="http://schemas.microsoft.com/office/word/2024/wordml/sdtformatlock" xmlns:w16se="http://schemas.microsoft.com/office/word/2015/wordml/symex" xmlns:wpg="http://schemas.microsoft.com/office/word/2010/wordprocessingGroup" xmlns:wpi="http://schemas.microsoft.com/office/word/2010/wordprocessingInk" xmlns:wne="http://schemas.microsoft.com/office/word/2006/wordml" xmlns:wps="http://schemas.microsoft.com/office/word/2010/wordprocessingShape" mc:Ignorable="w14 w15 w16se w16cid w16 w16cex w16sdtdh w16sdtfl w16du wp14">
+<w:hdr xmlns:a="http://schemas.openxmlformats.org/drawingml/2006/main" xmlns:pic="http://schemas.openxmlformats.org/drawingml/2006/picture" xmlns:a14="http://schemas.microsoft.com/office/drawing/2010/main" xmlns:wpc="http://schemas.microsoft.com/office/word/2010/wordprocessingCanvas" xmlns:cx="http://schemas.microsoft.com/office/drawing/2014/chartex" xmlns:cx1="http://schemas.microsoft.com/office/drawing/2015/9/8/chartex" xmlns:cx2="http://schemas.microsoft.com/office/drawing/2015/10/21/chartex" xmlns:cx3="http://schemas.microsoft.com/office/drawing/2016/5/9/chartex" xmlns:cx4="http://schemas.microsoft.com/office/drawing/2016/5/10/chartex" xmlns:cx5="http://schemas.microsoft.com/office/drawing/2016/5/11/chartex" xmlns:cx6="http://schemas.microsoft.com/office/drawing/2016/5/12/chartex" xmlns:cx7="http://schemas.microsoft.com/office/drawing/2016/5/13/chartex" xmlns:cx8="http://schemas.microsoft.com/office/drawing/2016/5/14/chartex" xmlns:mc="http://schemas.openxmlformats.org/markup-compatibility/2006" xmlns:aink="http://schemas.microsoft.com/office/drawing/2016/ink" xmlns:am3d="http://schemas.microsoft.com/office/drawing/2017/model3d" xmlns:o="urn:schemas-microsoft-com:office:office" xmlns:oel="http://schemas.microsoft.com/office/2019/extlst" xmlns:r="http://schemas.openxmlformats.org/officeDocument/2006/relationships" xmlns:m="http://schemas.openxmlformats.org/officeDocument/2006/math" xmlns:v="urn:schemas-microsoft-com:vml" xmlns:wp14="http://schemas.microsoft.com/office/word/2010/wordprocessingDrawing" xmlns:wp="http://schemas.openxmlformats.org/drawingml/2006/wordprocessingDrawing" xmlns:w10="urn:schemas-microsoft-com:office:word" xmlns:w="http://schemas.openxmlformats.org/wordprocessingml/2006/main" xmlns:w14="http://schemas.microsoft.com/office/word/2010/wordml" xmlns:w15="http://schemas.microsoft.com/office/word/2012/wordml" xmlns:w16cex="http://schemas.microsoft.com/office/word/2018/wordml/cex" xmlns:w16cid="http://schemas.microsoft.com/office/word/2016/wordml/cid" xmlns:w16="http://schemas.microsoft.com/office/word/2018/wordml" xmlns:w16du="http://schemas.microsoft.com/office/word/2023/wordml/word16du" xmlns:w16sdtdh="http://schemas.microsoft.com/office/word/2020/wordml/sdtdatahash" xmlns:w16sdtfl="http://schemas.microsoft.com/office/word/2024/wordml/sdtformatlock" xmlns:w16se="http://schemas.microsoft.com/office/word/2015/wordml/symex" xmlns:wpg="http://schemas.microsoft.com/office/word/2010/wordprocessingGroup" xmlns:wpi="http://schemas.microsoft.com/office/word/2010/wordprocessingInk" xmlns:wne="http://schemas.microsoft.com/office/word/2006/wordml" xmlns:wps="http://schemas.microsoft.com/office/word/2010/wordprocessingShape" mc:Ignorable="w14 w15 w16se w16cid w16 w16cex w16sdtdh w16sdtfl w16du wp14">
   <w:tbl>
     <w:tblPr>
       <w:tblStyle w:val="BCBlockTable"/>
@@ -1111,11 +1050,7 @@
       </w:trPr>
       <w:sdt>
         <w:sdtPr>
-          <w:alias w:val="CompanyLogo"/>
-          <w:tag w:val="#BC:InsertDataItem,BCReportInformation/CompanyMetadata/CompanyLogo"/>
-          <w:id w:val="-1878226836"/>
-          <w:showingPlcHdr/>
-          <w:picture/>
+          <w:dataBinding w:prefixMappings="xmlns:ns0='urn:microsoft-dynamics-nav/reports/Tenant_Report_Defaults/2000000001/'" w:xpath="/ns0:NavWordReportXmlPart[1]/ns0:BCReportInformation[1]/ns0:CompanyMetadata[1]/ns0:CompanyLogo[1]" w:storeItemID="{AEB477E2-476D-41F2-B387-ADBB03036D24}"/>
         </w:sdtPr>
         <w:sdtContent>
           <w:tc>
@@ -1200,18 +1135,7 @@
           </w:pPr>
           <w:sdt>
             <w:sdtPr>
-              <w:rPr>
-                <w:sz w:val="36"/>
-                <w:szCs w:val="36"/>
-              </w:rPr>
-              <w:alias w:val="ReportCaption"/>
-              <w:tag w:val="#BC:InsertDataItem,BCReportInformation/ReportMetadata/ReportCaption"/>
-              <w:id w:val="-1424488023"/>
-              <w:placeholder>
-                <w:docPart w:val="DefaultPlaceholder_-1854013440"/>
-              </w:placeholder>
-              <w15:color w:val="808080"/>
-              <w:text/>
+              <w:dataBinding w:prefixMappings="xmlns:ns0='urn:microsoft-dynamics-nav/reports/Tenant_Report_Defaults/2000000001/'" w:xpath="/ns0:NavWordReportXmlPart[1]/ns0:BCReportInformation[1]/ns0:ReportMetadata[1]/ns0:ReportCaption[1]" w:storeItemID="{AEB477E2-476D-41F2-B387-ADBB03036D24}"/>
             </w:sdtPr>
             <w:sdtContent>
               <w:r>

--- a/src/Layers/W1/BaseApp/Foundation/Reporting/ReportParts/HeaderFooterDesign/ExternalMinimalistic.docx
+++ b/src/Layers/W1/BaseApp/Foundation/Reporting/ReportParts/HeaderFooterDesign/ExternalMinimalistic.docx
@@ -2,6 +2,20 @@
 <file path=word/document.xml><?xml version="1.0" encoding="utf-8"?>
 <w:document xmlns:wpc="http://schemas.microsoft.com/office/word/2010/wordprocessingCanvas" xmlns:cx="http://schemas.microsoft.com/office/drawing/2014/chartex" xmlns:cx1="http://schemas.microsoft.com/office/drawing/2015/9/8/chartex" xmlns:cx2="http://schemas.microsoft.com/office/drawing/2015/10/21/chartex" xmlns:cx3="http://schemas.microsoft.com/office/drawing/2016/5/9/chartex" xmlns:cx4="http://schemas.microsoft.com/office/drawing/2016/5/10/chartex" xmlns:cx5="http://schemas.microsoft.com/office/drawing/2016/5/11/chartex" xmlns:cx6="http://schemas.microsoft.com/office/drawing/2016/5/12/chartex" xmlns:cx7="http://schemas.microsoft.com/office/drawing/2016/5/13/chartex" xmlns:cx8="http://schemas.microsoft.com/office/drawing/2016/5/14/chartex" xmlns:mc="http://schemas.openxmlformats.org/markup-compatibility/2006" xmlns:aink="http://schemas.microsoft.com/office/drawing/2016/ink" xmlns:am3d="http://schemas.microsoft.com/office/drawing/2017/model3d" xmlns:o="urn:schemas-microsoft-com:office:office" xmlns:oel="http://schemas.microsoft.com/office/2019/extlst" xmlns:r="http://schemas.openxmlformats.org/officeDocument/2006/relationships" xmlns:m="http://schemas.openxmlformats.org/officeDocument/2006/math" xmlns:v="urn:schemas-microsoft-com:vml" xmlns:wp14="http://schemas.microsoft.com/office/word/2010/wordprocessingDrawing" xmlns:wp="http://schemas.openxmlformats.org/drawingml/2006/wordprocessingDrawing" xmlns:w10="urn:schemas-microsoft-com:office:word" xmlns:w="http://schemas.openxmlformats.org/wordprocessingml/2006/main" xmlns:w14="http://schemas.microsoft.com/office/word/2010/wordml" xmlns:w15="http://schemas.microsoft.com/office/word/2012/wordml" xmlns:w16cex="http://schemas.microsoft.com/office/word/2018/wordml/cex" xmlns:w16cid="http://schemas.microsoft.com/office/word/2016/wordml/cid" xmlns:w16="http://schemas.microsoft.com/office/word/2018/wordml" xmlns:w16du="http://schemas.microsoft.com/office/word/2023/wordml/word16du" xmlns:w16sdtdh="http://schemas.microsoft.com/office/word/2020/wordml/sdtdatahash" xmlns:w16sdtfl="http://schemas.microsoft.com/office/word/2024/wordml/sdtformatlock" xmlns:w16se="http://schemas.microsoft.com/office/word/2015/wordml/symex" xmlns:wpg="http://schemas.microsoft.com/office/word/2010/wordprocessingGroup" xmlns:wpi="http://schemas.microsoft.com/office/word/2010/wordprocessingInk" xmlns:wne="http://schemas.microsoft.com/office/word/2006/wordml" xmlns:wps="http://schemas.microsoft.com/office/word/2010/wordprocessingShape" mc:Ignorable="w14 w15 w16se w16cid w16 w16cex w16sdtdh w16sdtfl w16du wp14">
   <w:body>
+    <w:p>
+      <w:pPr>
+        <w:spacing w:after="120" w:line="264" w:lineRule="auto"/>
+        <w:rPr>
+          <w:lang w:val="da-DK"/>
+        </w:rPr>
+      </w:pPr>
+      <w:r>
+        <w:rPr>
+          <w:lang w:val="da-DK"/>
+        </w:rPr>
+        <w:br w:type="page"/>
+      </w:r>
+    </w:p>
     <w:p>
       <w:pPr>
         <w:spacing w:line="259" w:lineRule="auto"/>
@@ -10,485 +24,13 @@
         </w:rPr>
       </w:pPr>
     </w:p>
-    <w:p>
-      <w:pPr>
-        <w:rPr>
-          <w:lang w:val="da-DK"/>
-        </w:rPr>
-      </w:pPr>
-      <w:r>
-        <w:rPr>
-          <w:lang w:val="da-DK"/>
-        </w:rPr>
-        <w:br/>
-      </w:r>
-    </w:p>
-    <w:p>
-      <w:pPr>
-        <w:rPr>
-          <w:lang w:val="da-DK"/>
-        </w:rPr>
-      </w:pPr>
-    </w:p>
-    <w:p>
-      <w:pPr>
-        <w:rPr>
-          <w:lang w:val="da-DK"/>
-        </w:rPr>
-      </w:pPr>
-    </w:p>
-    <w:p>
-      <w:pPr>
-        <w:rPr>
-          <w:lang w:val="da-DK"/>
-        </w:rPr>
-      </w:pPr>
-    </w:p>
-    <w:p>
-      <w:pPr>
-        <w:rPr>
-          <w:lang w:val="da-DK"/>
-        </w:rPr>
-      </w:pPr>
-    </w:p>
-    <w:p>
-      <w:pPr>
-        <w:rPr>
-          <w:lang w:val="da-DK"/>
-        </w:rPr>
-      </w:pPr>
-    </w:p>
-    <w:p>
-      <w:pPr>
-        <w:rPr>
-          <w:lang w:val="da-DK"/>
-        </w:rPr>
-      </w:pPr>
-    </w:p>
-    <w:p>
-      <w:pPr>
-        <w:rPr>
-          <w:lang w:val="da-DK"/>
-        </w:rPr>
-      </w:pPr>
-    </w:p>
-    <w:p>
-      <w:pPr>
-        <w:rPr>
-          <w:lang w:val="da-DK"/>
-        </w:rPr>
-      </w:pPr>
-    </w:p>
-    <w:p>
-      <w:pPr>
-        <w:rPr>
-          <w:lang w:val="da-DK"/>
-        </w:rPr>
-      </w:pPr>
-    </w:p>
-    <w:p>
-      <w:pPr>
-        <w:rPr>
-          <w:lang w:val="da-DK"/>
-        </w:rPr>
-      </w:pPr>
-    </w:p>
-    <w:p>
-      <w:pPr>
-        <w:rPr>
-          <w:lang w:val="da-DK"/>
-        </w:rPr>
-      </w:pPr>
-    </w:p>
-    <w:p>
-      <w:pPr>
-        <w:rPr>
-          <w:lang w:val="da-DK"/>
-        </w:rPr>
-      </w:pPr>
-    </w:p>
-    <w:p>
-      <w:pPr>
-        <w:rPr>
-          <w:lang w:val="da-DK"/>
-        </w:rPr>
-      </w:pPr>
-    </w:p>
-    <w:p>
-      <w:pPr>
-        <w:rPr>
-          <w:lang w:val="da-DK"/>
-        </w:rPr>
-      </w:pPr>
-    </w:p>
-    <w:p>
-      <w:pPr>
-        <w:rPr>
-          <w:lang w:val="da-DK"/>
-        </w:rPr>
-      </w:pPr>
-    </w:p>
-    <w:p>
-      <w:pPr>
-        <w:rPr>
-          <w:lang w:val="da-DK"/>
-        </w:rPr>
-      </w:pPr>
-    </w:p>
-    <w:p>
-      <w:pPr>
-        <w:rPr>
-          <w:lang w:val="da-DK"/>
-        </w:rPr>
-      </w:pPr>
-    </w:p>
-    <w:p>
-      <w:pPr>
-        <w:rPr>
-          <w:lang w:val="da-DK"/>
-        </w:rPr>
-      </w:pPr>
-    </w:p>
-    <w:p>
-      <w:pPr>
-        <w:rPr>
-          <w:lang w:val="da-DK"/>
-        </w:rPr>
-      </w:pPr>
-    </w:p>
-    <w:p>
-      <w:pPr>
-        <w:rPr>
-          <w:lang w:val="da-DK"/>
-        </w:rPr>
-      </w:pPr>
-    </w:p>
-    <w:p>
-      <w:pPr>
-        <w:rPr>
-          <w:lang w:val="da-DK"/>
-        </w:rPr>
-      </w:pPr>
-    </w:p>
-    <w:p>
-      <w:pPr>
-        <w:rPr>
-          <w:lang w:val="da-DK"/>
-        </w:rPr>
-      </w:pPr>
-    </w:p>
-    <w:p>
-      <w:pPr>
-        <w:rPr>
-          <w:lang w:val="da-DK"/>
-        </w:rPr>
-      </w:pPr>
-    </w:p>
-    <w:p>
-      <w:pPr>
-        <w:rPr>
-          <w:lang w:val="da-DK"/>
-        </w:rPr>
-      </w:pPr>
-    </w:p>
-    <w:p>
-      <w:pPr>
-        <w:rPr>
-          <w:lang w:val="da-DK"/>
-        </w:rPr>
-      </w:pPr>
-    </w:p>
-    <w:p>
-      <w:pPr>
-        <w:rPr>
-          <w:lang w:val="da-DK"/>
-        </w:rPr>
-      </w:pPr>
-    </w:p>
-    <w:p>
-      <w:pPr>
-        <w:rPr>
-          <w:lang w:val="da-DK"/>
-        </w:rPr>
-      </w:pPr>
-    </w:p>
-    <w:p>
-      <w:pPr>
-        <w:rPr>
-          <w:lang w:val="da-DK"/>
-        </w:rPr>
-      </w:pPr>
-    </w:p>
-    <w:p>
-      <w:pPr>
-        <w:rPr>
-          <w:lang w:val="da-DK"/>
-        </w:rPr>
-      </w:pPr>
-    </w:p>
-    <w:p>
-      <w:pPr>
-        <w:rPr>
-          <w:lang w:val="da-DK"/>
-        </w:rPr>
-      </w:pPr>
-    </w:p>
-    <w:p>
-      <w:pPr>
-        <w:rPr>
-          <w:lang w:val="da-DK"/>
-        </w:rPr>
-      </w:pPr>
-    </w:p>
-    <w:p>
-      <w:pPr>
-        <w:rPr>
-          <w:lang w:val="da-DK"/>
-        </w:rPr>
-      </w:pPr>
-    </w:p>
-    <w:p>
-      <w:pPr>
-        <w:rPr>
-          <w:lang w:val="da-DK"/>
-        </w:rPr>
-      </w:pPr>
-    </w:p>
-    <w:p>
-      <w:pPr>
-        <w:rPr>
-          <w:lang w:val="da-DK"/>
-        </w:rPr>
-      </w:pPr>
-    </w:p>
-    <w:p>
-      <w:pPr>
-        <w:rPr>
-          <w:lang w:val="da-DK"/>
-        </w:rPr>
-      </w:pPr>
-    </w:p>
-    <w:p>
-      <w:pPr>
-        <w:rPr>
-          <w:lang w:val="da-DK"/>
-        </w:rPr>
-      </w:pPr>
-    </w:p>
-    <w:p>
-      <w:pPr>
-        <w:rPr>
-          <w:lang w:val="da-DK"/>
-        </w:rPr>
-      </w:pPr>
-    </w:p>
-    <w:p>
-      <w:pPr>
-        <w:rPr>
-          <w:lang w:val="da-DK"/>
-        </w:rPr>
-      </w:pPr>
-    </w:p>
-    <w:p>
-      <w:pPr>
-        <w:rPr>
-          <w:lang w:val="da-DK"/>
-        </w:rPr>
-      </w:pPr>
-    </w:p>
-    <w:p>
-      <w:pPr>
-        <w:rPr>
-          <w:lang w:val="da-DK"/>
-        </w:rPr>
-      </w:pPr>
-    </w:p>
-    <w:p>
-      <w:pPr>
-        <w:rPr>
-          <w:lang w:val="da-DK"/>
-        </w:rPr>
-      </w:pPr>
-    </w:p>
-    <w:p>
-      <w:pPr>
-        <w:rPr>
-          <w:lang w:val="da-DK"/>
-        </w:rPr>
-      </w:pPr>
-    </w:p>
-    <w:p>
-      <w:pPr>
-        <w:rPr>
-          <w:lang w:val="da-DK"/>
-        </w:rPr>
-      </w:pPr>
-    </w:p>
-    <w:p>
-      <w:pPr>
-        <w:rPr>
-          <w:lang w:val="da-DK"/>
-        </w:rPr>
-      </w:pPr>
-    </w:p>
-    <w:p>
-      <w:pPr>
-        <w:rPr>
-          <w:lang w:val="da-DK"/>
-        </w:rPr>
-      </w:pPr>
-    </w:p>
-    <w:p>
-      <w:pPr>
-        <w:rPr>
-          <w:lang w:val="da-DK"/>
-        </w:rPr>
-      </w:pPr>
-    </w:p>
-    <w:p>
-      <w:pPr>
-        <w:rPr>
-          <w:lang w:val="da-DK"/>
-        </w:rPr>
-      </w:pPr>
-    </w:p>
-    <w:p>
-      <w:pPr>
-        <w:rPr>
-          <w:lang w:val="da-DK"/>
-        </w:rPr>
-      </w:pPr>
-    </w:p>
-    <w:p>
-      <w:pPr>
-        <w:rPr>
-          <w:lang w:val="da-DK"/>
-        </w:rPr>
-      </w:pPr>
-    </w:p>
-    <w:p>
-      <w:pPr>
-        <w:rPr>
-          <w:lang w:val="da-DK"/>
-        </w:rPr>
-      </w:pPr>
-    </w:p>
-    <w:p>
-      <w:pPr>
-        <w:rPr>
-          <w:lang w:val="da-DK"/>
-        </w:rPr>
-      </w:pPr>
-    </w:p>
-    <w:p>
-      <w:pPr>
-        <w:rPr>
-          <w:lang w:val="da-DK"/>
-        </w:rPr>
-      </w:pPr>
-    </w:p>
-    <w:p>
-      <w:pPr>
-        <w:rPr>
-          <w:lang w:val="da-DK"/>
-        </w:rPr>
-      </w:pPr>
-    </w:p>
-    <w:p>
-      <w:pPr>
-        <w:rPr>
-          <w:lang w:val="da-DK"/>
-        </w:rPr>
-      </w:pPr>
-    </w:p>
-    <w:p>
-      <w:pPr>
-        <w:rPr>
-          <w:lang w:val="da-DK"/>
-        </w:rPr>
-      </w:pPr>
-    </w:p>
-    <w:p>
-      <w:pPr>
-        <w:rPr>
-          <w:lang w:val="da-DK"/>
-        </w:rPr>
-      </w:pPr>
-    </w:p>
-    <w:p>
-      <w:pPr>
-        <w:rPr>
-          <w:lang w:val="da-DK"/>
-        </w:rPr>
-      </w:pPr>
-    </w:p>
-    <w:p>
-      <w:pPr>
-        <w:rPr>
-          <w:lang w:val="da-DK"/>
-        </w:rPr>
-      </w:pPr>
-    </w:p>
-    <w:p>
-      <w:pPr>
-        <w:rPr>
-          <w:lang w:val="da-DK"/>
-        </w:rPr>
-      </w:pPr>
-    </w:p>
-    <w:p>
-      <w:pPr>
-        <w:rPr>
-          <w:lang w:val="da-DK"/>
-        </w:rPr>
-      </w:pPr>
-    </w:p>
-    <w:p>
-      <w:pPr>
-        <w:rPr>
-          <w:lang w:val="da-DK"/>
-        </w:rPr>
-      </w:pPr>
-    </w:p>
-    <w:p>
-      <w:pPr>
-        <w:rPr>
-          <w:lang w:val="da-DK"/>
-        </w:rPr>
-      </w:pPr>
-    </w:p>
-    <w:p>
-      <w:pPr>
-        <w:rPr>
-          <w:lang w:val="da-DK"/>
-        </w:rPr>
-      </w:pPr>
-    </w:p>
-    <w:p>
-      <w:pPr>
-        <w:tabs>
-          <w:tab w:val="left" w:pos="4376"/>
-        </w:tabs>
-        <w:rPr>
-          <w:lang w:val="da-DK"/>
-        </w:rPr>
-      </w:pPr>
-    </w:p>
-    <w:p>
-      <w:pPr>
-        <w:tabs>
-          <w:tab w:val="left" w:pos="2745"/>
-        </w:tabs>
-        <w:rPr>
-          <w:lang w:val="da-DK"/>
-        </w:rPr>
-      </w:pPr>
-    </w:p>
     <w:sectPr>
-      <w:headerReference w:type="default" r:id="rId13"/>
-      <w:footerReference w:type="default" r:id="rId14"/>
-      <w:headerReference w:type="first" r:id="rId15"/>
-      <w:footerReference w:type="first" r:id="rId16"/>
+      <w:headerReference w:type="even" r:id="rId13"/>
+      <w:headerReference w:type="default" r:id="rId14"/>
+      <w:footerReference w:type="even" r:id="rId15"/>
+      <w:footerReference w:type="default" r:id="rId16"/>
+      <w:headerReference w:type="first" r:id="rId17"/>
+      <w:footerReference w:type="first" r:id="rId18"/>
       <w:pgSz w:w="11907" w:h="16839" w:code="9"/>
       <w:pgMar w:top="576" w:right="706" w:bottom="576" w:left="706" w:header="576" w:footer="366" w:gutter="0"/>
       <w:cols w:space="708"/>
@@ -526,6 +68,16 @@
 
 <file path=word/footer1.xml><?xml version="1.0" encoding="utf-8"?>
 <w:ftr xmlns:wpc="http://schemas.microsoft.com/office/word/2010/wordprocessingCanvas" xmlns:cx="http://schemas.microsoft.com/office/drawing/2014/chartex" xmlns:cx1="http://schemas.microsoft.com/office/drawing/2015/9/8/chartex" xmlns:cx2="http://schemas.microsoft.com/office/drawing/2015/10/21/chartex" xmlns:cx3="http://schemas.microsoft.com/office/drawing/2016/5/9/chartex" xmlns:cx4="http://schemas.microsoft.com/office/drawing/2016/5/10/chartex" xmlns:cx5="http://schemas.microsoft.com/office/drawing/2016/5/11/chartex" xmlns:cx6="http://schemas.microsoft.com/office/drawing/2016/5/12/chartex" xmlns:cx7="http://schemas.microsoft.com/office/drawing/2016/5/13/chartex" xmlns:cx8="http://schemas.microsoft.com/office/drawing/2016/5/14/chartex" xmlns:mc="http://schemas.openxmlformats.org/markup-compatibility/2006" xmlns:aink="http://schemas.microsoft.com/office/drawing/2016/ink" xmlns:am3d="http://schemas.microsoft.com/office/drawing/2017/model3d" xmlns:o="urn:schemas-microsoft-com:office:office" xmlns:oel="http://schemas.microsoft.com/office/2019/extlst" xmlns:r="http://schemas.openxmlformats.org/officeDocument/2006/relationships" xmlns:m="http://schemas.openxmlformats.org/officeDocument/2006/math" xmlns:v="urn:schemas-microsoft-com:vml" xmlns:wp14="http://schemas.microsoft.com/office/word/2010/wordprocessingDrawing" xmlns:wp="http://schemas.openxmlformats.org/drawingml/2006/wordprocessingDrawing" xmlns:w10="urn:schemas-microsoft-com:office:word" xmlns:w="http://schemas.openxmlformats.org/wordprocessingml/2006/main" xmlns:w14="http://schemas.microsoft.com/office/word/2010/wordml" xmlns:w15="http://schemas.microsoft.com/office/word/2012/wordml" xmlns:w16cex="http://schemas.microsoft.com/office/word/2018/wordml/cex" xmlns:w16cid="http://schemas.microsoft.com/office/word/2016/wordml/cid" xmlns:w16="http://schemas.microsoft.com/office/word/2018/wordml" xmlns:w16du="http://schemas.microsoft.com/office/word/2023/wordml/word16du" xmlns:w16sdtdh="http://schemas.microsoft.com/office/word/2020/wordml/sdtdatahash" xmlns:w16sdtfl="http://schemas.microsoft.com/office/word/2024/wordml/sdtformatlock" xmlns:w16se="http://schemas.microsoft.com/office/word/2015/wordml/symex" xmlns:wpg="http://schemas.microsoft.com/office/word/2010/wordprocessingGroup" xmlns:wpi="http://schemas.microsoft.com/office/word/2010/wordprocessingInk" xmlns:wne="http://schemas.microsoft.com/office/word/2006/wordml" xmlns:wps="http://schemas.microsoft.com/office/word/2010/wordprocessingShape" mc:Ignorable="w14 w15 w16se w16cid w16 w16cex w16sdtdh w16sdtfl w16du wp14">
+  <w:p>
+    <w:pPr>
+      <w:pStyle w:val="Footer"/>
+    </w:pPr>
+  </w:p>
+</w:ftr>
+</file>
+
+<file path=word/footer2.xml><?xml version="1.0" encoding="utf-8"?>
+<w:ftr xmlns:wpc="http://schemas.microsoft.com/office/word/2010/wordprocessingCanvas" xmlns:cx="http://schemas.microsoft.com/office/drawing/2014/chartex" xmlns:cx1="http://schemas.microsoft.com/office/drawing/2015/9/8/chartex" xmlns:cx2="http://schemas.microsoft.com/office/drawing/2015/10/21/chartex" xmlns:cx3="http://schemas.microsoft.com/office/drawing/2016/5/9/chartex" xmlns:cx4="http://schemas.microsoft.com/office/drawing/2016/5/10/chartex" xmlns:cx5="http://schemas.microsoft.com/office/drawing/2016/5/11/chartex" xmlns:cx6="http://schemas.microsoft.com/office/drawing/2016/5/12/chartex" xmlns:cx7="http://schemas.microsoft.com/office/drawing/2016/5/13/chartex" xmlns:cx8="http://schemas.microsoft.com/office/drawing/2016/5/14/chartex" xmlns:mc="http://schemas.openxmlformats.org/markup-compatibility/2006" xmlns:aink="http://schemas.microsoft.com/office/drawing/2016/ink" xmlns:am3d="http://schemas.microsoft.com/office/drawing/2017/model3d" xmlns:o="urn:schemas-microsoft-com:office:office" xmlns:oel="http://schemas.microsoft.com/office/2019/extlst" xmlns:r="http://schemas.openxmlformats.org/officeDocument/2006/relationships" xmlns:m="http://schemas.openxmlformats.org/officeDocument/2006/math" xmlns:v="urn:schemas-microsoft-com:vml" xmlns:wp14="http://schemas.microsoft.com/office/word/2010/wordprocessingDrawing" xmlns:wp="http://schemas.openxmlformats.org/drawingml/2006/wordprocessingDrawing" xmlns:w10="urn:schemas-microsoft-com:office:word" xmlns:w="http://schemas.openxmlformats.org/wordprocessingml/2006/main" xmlns:w14="http://schemas.microsoft.com/office/word/2010/wordml" xmlns:w15="http://schemas.microsoft.com/office/word/2012/wordml" xmlns:w16cex="http://schemas.microsoft.com/office/word/2018/wordml/cex" xmlns:w16cid="http://schemas.microsoft.com/office/word/2016/wordml/cid" xmlns:w16="http://schemas.microsoft.com/office/word/2018/wordml" xmlns:w16du="http://schemas.microsoft.com/office/word/2023/wordml/word16du" xmlns:w16sdtdh="http://schemas.microsoft.com/office/word/2020/wordml/sdtdatahash" xmlns:w16sdtfl="http://schemas.microsoft.com/office/word/2024/wordml/sdtformatlock" xmlns:w16se="http://schemas.microsoft.com/office/word/2015/wordml/symex" xmlns:wpg="http://schemas.microsoft.com/office/word/2010/wordprocessingGroup" xmlns:wpi="http://schemas.microsoft.com/office/word/2010/wordprocessingInk" xmlns:wne="http://schemas.microsoft.com/office/word/2006/wordml" xmlns:wps="http://schemas.microsoft.com/office/word/2010/wordprocessingShape" mc:Ignorable="w14 w15 w16se w16cid w16 w16cex w16sdtdh w16sdtfl w16du wp14">
   <w:tbl>
     <w:tblPr>
       <w:tblStyle w:val="BCBlockTable"/>
@@ -547,8 +99,7 @@
         </w:tcPr>
         <w:p>
           <w:pPr>
-            <w:pStyle w:val="BCNumber"/>
-            <w:spacing w:before="120"/>
+            <w:pStyle w:val="NoSpacing"/>
           </w:pPr>
           <w:r>
             <w:fldChar w:fldCharType="begin"/>
@@ -592,8 +143,7 @@
         <w:sdt>
           <w:sdtPr>
             <w:rPr>
-              <w:b/>
-              <w:bCs/>
+              <w:rFonts w:asciiTheme="majorHAnsi" w:hAnsiTheme="majorHAnsi" w:cstheme="majorHAnsi"/>
             </w:rPr>
             <w:alias w:val="CompanyName"/>
             <w:tag w:val="#BC:InsertDataItem,BCReportInformation/ReportRequest/CompanyName"/>
@@ -608,17 +158,14 @@
             <w:p>
               <w:pPr>
                 <w:pStyle w:val="NoSpacing"/>
-                <w:spacing w:before="120"/>
                 <w:jc w:val="right"/>
                 <w:rPr>
-                  <w:b/>
-                  <w:bCs/>
+                  <w:rFonts w:asciiTheme="majorHAnsi" w:hAnsiTheme="majorHAnsi" w:cstheme="majorHAnsi"/>
                 </w:rPr>
               </w:pPr>
               <w:r>
                 <w:rPr>
-                  <w:b/>
-                  <w:bCs/>
+                  <w:rFonts w:asciiTheme="majorHAnsi" w:hAnsiTheme="majorHAnsi" w:cstheme="majorHAnsi"/>
                 </w:rPr>
                 <w:t>Cronus</w:t>
               </w:r>
@@ -636,7 +183,7 @@
 </w:ftr>
 </file>
 
-<file path=word/footer2.xml><?xml version="1.0" encoding="utf-8"?>
+<file path=word/footer3.xml><?xml version="1.0" encoding="utf-8"?>
 <w:ftr xmlns:wpc="http://schemas.microsoft.com/office/word/2010/wordprocessingCanvas" xmlns:cx="http://schemas.microsoft.com/office/drawing/2014/chartex" xmlns:cx1="http://schemas.microsoft.com/office/drawing/2015/9/8/chartex" xmlns:cx2="http://schemas.microsoft.com/office/drawing/2015/10/21/chartex" xmlns:cx3="http://schemas.microsoft.com/office/drawing/2016/5/9/chartex" xmlns:cx4="http://schemas.microsoft.com/office/drawing/2016/5/10/chartex" xmlns:cx5="http://schemas.microsoft.com/office/drawing/2016/5/11/chartex" xmlns:cx6="http://schemas.microsoft.com/office/drawing/2016/5/12/chartex" xmlns:cx7="http://schemas.microsoft.com/office/drawing/2016/5/13/chartex" xmlns:cx8="http://schemas.microsoft.com/office/drawing/2016/5/14/chartex" xmlns:mc="http://schemas.openxmlformats.org/markup-compatibility/2006" xmlns:aink="http://schemas.microsoft.com/office/drawing/2016/ink" xmlns:am3d="http://schemas.microsoft.com/office/drawing/2017/model3d" xmlns:o="urn:schemas-microsoft-com:office:office" xmlns:oel="http://schemas.microsoft.com/office/2019/extlst" xmlns:r="http://schemas.openxmlformats.org/officeDocument/2006/relationships" xmlns:m="http://schemas.openxmlformats.org/officeDocument/2006/math" xmlns:v="urn:schemas-microsoft-com:vml" xmlns:wp14="http://schemas.microsoft.com/office/word/2010/wordprocessingDrawing" xmlns:wp="http://schemas.openxmlformats.org/drawingml/2006/wordprocessingDrawing" xmlns:w10="urn:schemas-microsoft-com:office:word" xmlns:w="http://schemas.openxmlformats.org/wordprocessingml/2006/main" xmlns:w14="http://schemas.microsoft.com/office/word/2010/wordml" xmlns:w15="http://schemas.microsoft.com/office/word/2012/wordml" xmlns:w16cex="http://schemas.microsoft.com/office/word/2018/wordml/cex" xmlns:w16cid="http://schemas.microsoft.com/office/word/2016/wordml/cid" xmlns:w16="http://schemas.microsoft.com/office/word/2018/wordml" xmlns:w16du="http://schemas.microsoft.com/office/word/2023/wordml/word16du" xmlns:w16sdtdh="http://schemas.microsoft.com/office/word/2020/wordml/sdtdatahash" xmlns:w16sdtfl="http://schemas.microsoft.com/office/word/2024/wordml/sdtformatlock" xmlns:w16se="http://schemas.microsoft.com/office/word/2015/wordml/symex" xmlns:wpg="http://schemas.microsoft.com/office/word/2010/wordprocessingGroup" xmlns:wpi="http://schemas.microsoft.com/office/word/2010/wordprocessingInk" xmlns:wne="http://schemas.microsoft.com/office/word/2006/wordml" xmlns:wps="http://schemas.microsoft.com/office/word/2010/wordprocessingShape" mc:Ignorable="w14 w15 w16se w16cid w16 w16cex w16sdtdh w16sdtfl w16du wp14">
   <w:tbl>
     <w:tblPr>
@@ -661,13 +208,7 @@
         </w:tcPr>
         <w:p>
           <w:pPr>
-            <w:pStyle w:val="BCNumber"/>
-            <w:spacing w:before="120"/>
-            <w:rPr>
-              <w:rFonts w:cs="Segoe UI Semibold"/>
-              <w:sz w:val="22"/>
-              <w:szCs w:val="22"/>
-            </w:rPr>
+            <w:pStyle w:val="NoSpacing"/>
           </w:pPr>
           <w:r>
             <w:fldChar w:fldCharType="begin"/>
@@ -716,10 +257,6 @@
         </w:tcPr>
         <w:sdt>
           <w:sdtPr>
-            <w:rPr>
-              <w:b/>
-              <w:bCs/>
-            </w:rPr>
             <w:alias w:val="CompanyName"/>
             <w:tag w:val="#BC:InsertDataItem,BCReportInformation/ReportRequest/CompanyName"/>
             <w:id w:val="-617988377"/>
@@ -733,22 +270,10 @@
             <w:p>
               <w:pPr>
                 <w:pStyle w:val="NoSpacing"/>
-                <w:spacing w:before="120"/>
                 <w:jc w:val="right"/>
               </w:pPr>
               <w:r>
-                <w:rPr>
-                  <w:b/>
-                  <w:bCs/>
-                </w:rPr>
-                <w:t>C</w:t>
-              </w:r>
-              <w:r>
-                <w:rPr>
-                  <w:b/>
-                  <w:bCs/>
-                </w:rPr>
-                <w:t>ronus</w:t>
+                <w:t>Cronus</w:t>
               </w:r>
             </w:p>
           </w:sdtContent>
@@ -767,11 +292,6 @@
         <w:p>
           <w:pPr>
             <w:pStyle w:val="BCNumber"/>
-            <w:rPr>
-              <w:color w:val="242424"/>
-              <w:sz w:val="17"/>
-              <w:szCs w:val="17"/>
-            </w:rPr>
           </w:pPr>
         </w:p>
       </w:tc>
@@ -816,11 +336,6 @@
         <w:p>
           <w:pPr>
             <w:pStyle w:val="BCNumber"/>
-            <w:rPr>
-              <w:color w:val="242424"/>
-              <w:sz w:val="17"/>
-              <w:szCs w:val="17"/>
-            </w:rPr>
           </w:pPr>
         </w:p>
       </w:tc>
@@ -865,11 +380,6 @@
         <w:p>
           <w:pPr>
             <w:pStyle w:val="BCNumber"/>
-            <w:rPr>
-              <w:color w:val="242424"/>
-              <w:sz w:val="17"/>
-              <w:szCs w:val="17"/>
-            </w:rPr>
           </w:pPr>
         </w:p>
       </w:tc>
@@ -914,11 +424,6 @@
         <w:p>
           <w:pPr>
             <w:pStyle w:val="BCNumber"/>
-            <w:rPr>
-              <w:color w:val="242424"/>
-              <w:sz w:val="17"/>
-              <w:szCs w:val="17"/>
-            </w:rPr>
           </w:pPr>
         </w:p>
       </w:tc>
@@ -987,6 +492,16 @@
 
 <file path=word/header1.xml><?xml version="1.0" encoding="utf-8"?>
 <w:hdr xmlns:wpc="http://schemas.microsoft.com/office/word/2010/wordprocessingCanvas" xmlns:cx="http://schemas.microsoft.com/office/drawing/2014/chartex" xmlns:cx1="http://schemas.microsoft.com/office/drawing/2015/9/8/chartex" xmlns:cx2="http://schemas.microsoft.com/office/drawing/2015/10/21/chartex" xmlns:cx3="http://schemas.microsoft.com/office/drawing/2016/5/9/chartex" xmlns:cx4="http://schemas.microsoft.com/office/drawing/2016/5/10/chartex" xmlns:cx5="http://schemas.microsoft.com/office/drawing/2016/5/11/chartex" xmlns:cx6="http://schemas.microsoft.com/office/drawing/2016/5/12/chartex" xmlns:cx7="http://schemas.microsoft.com/office/drawing/2016/5/13/chartex" xmlns:cx8="http://schemas.microsoft.com/office/drawing/2016/5/14/chartex" xmlns:mc="http://schemas.openxmlformats.org/markup-compatibility/2006" xmlns:aink="http://schemas.microsoft.com/office/drawing/2016/ink" xmlns:am3d="http://schemas.microsoft.com/office/drawing/2017/model3d" xmlns:o="urn:schemas-microsoft-com:office:office" xmlns:oel="http://schemas.microsoft.com/office/2019/extlst" xmlns:r="http://schemas.openxmlformats.org/officeDocument/2006/relationships" xmlns:m="http://schemas.openxmlformats.org/officeDocument/2006/math" xmlns:v="urn:schemas-microsoft-com:vml" xmlns:wp14="http://schemas.microsoft.com/office/word/2010/wordprocessingDrawing" xmlns:wp="http://schemas.openxmlformats.org/drawingml/2006/wordprocessingDrawing" xmlns:w10="urn:schemas-microsoft-com:office:word" xmlns:w="http://schemas.openxmlformats.org/wordprocessingml/2006/main" xmlns:w14="http://schemas.microsoft.com/office/word/2010/wordml" xmlns:w15="http://schemas.microsoft.com/office/word/2012/wordml" xmlns:w16cex="http://schemas.microsoft.com/office/word/2018/wordml/cex" xmlns:w16cid="http://schemas.microsoft.com/office/word/2016/wordml/cid" xmlns:w16="http://schemas.microsoft.com/office/word/2018/wordml" xmlns:w16du="http://schemas.microsoft.com/office/word/2023/wordml/word16du" xmlns:w16sdtdh="http://schemas.microsoft.com/office/word/2020/wordml/sdtdatahash" xmlns:w16sdtfl="http://schemas.microsoft.com/office/word/2024/wordml/sdtformatlock" xmlns:w16se="http://schemas.microsoft.com/office/word/2015/wordml/symex" xmlns:wpg="http://schemas.microsoft.com/office/word/2010/wordprocessingGroup" xmlns:wpi="http://schemas.microsoft.com/office/word/2010/wordprocessingInk" xmlns:wne="http://schemas.microsoft.com/office/word/2006/wordml" xmlns:wps="http://schemas.microsoft.com/office/word/2010/wordprocessingShape" mc:Ignorable="w14 w15 w16se w16cid w16 w16cex w16sdtdh w16sdtfl w16du wp14">
+  <w:p>
+    <w:pPr>
+      <w:pStyle w:val="Header"/>
+    </w:pPr>
+  </w:p>
+</w:hdr>
+</file>
+
+<file path=word/header2.xml><?xml version="1.0" encoding="utf-8"?>
+<w:hdr xmlns:wpc="http://schemas.microsoft.com/office/word/2010/wordprocessingCanvas" xmlns:cx="http://schemas.microsoft.com/office/drawing/2014/chartex" xmlns:cx1="http://schemas.microsoft.com/office/drawing/2015/9/8/chartex" xmlns:cx2="http://schemas.microsoft.com/office/drawing/2015/10/21/chartex" xmlns:cx3="http://schemas.microsoft.com/office/drawing/2016/5/9/chartex" xmlns:cx4="http://schemas.microsoft.com/office/drawing/2016/5/10/chartex" xmlns:cx5="http://schemas.microsoft.com/office/drawing/2016/5/11/chartex" xmlns:cx6="http://schemas.microsoft.com/office/drawing/2016/5/12/chartex" xmlns:cx7="http://schemas.microsoft.com/office/drawing/2016/5/13/chartex" xmlns:cx8="http://schemas.microsoft.com/office/drawing/2016/5/14/chartex" xmlns:mc="http://schemas.openxmlformats.org/markup-compatibility/2006" xmlns:aink="http://schemas.microsoft.com/office/drawing/2016/ink" xmlns:am3d="http://schemas.microsoft.com/office/drawing/2017/model3d" xmlns:o="urn:schemas-microsoft-com:office:office" xmlns:oel="http://schemas.microsoft.com/office/2019/extlst" xmlns:r="http://schemas.openxmlformats.org/officeDocument/2006/relationships" xmlns:m="http://schemas.openxmlformats.org/officeDocument/2006/math" xmlns:v="urn:schemas-microsoft-com:vml" xmlns:wp14="http://schemas.microsoft.com/office/word/2010/wordprocessingDrawing" xmlns:wp="http://schemas.openxmlformats.org/drawingml/2006/wordprocessingDrawing" xmlns:w10="urn:schemas-microsoft-com:office:word" xmlns:w="http://schemas.openxmlformats.org/wordprocessingml/2006/main" xmlns:w14="http://schemas.microsoft.com/office/word/2010/wordml" xmlns:w15="http://schemas.microsoft.com/office/word/2012/wordml" xmlns:w16cex="http://schemas.microsoft.com/office/word/2018/wordml/cex" xmlns:w16cid="http://schemas.microsoft.com/office/word/2016/wordml/cid" xmlns:w16="http://schemas.microsoft.com/office/word/2018/wordml" xmlns:w16du="http://schemas.microsoft.com/office/word/2023/wordml/word16du" xmlns:w16sdtdh="http://schemas.microsoft.com/office/word/2020/wordml/sdtdatahash" xmlns:w16sdtfl="http://schemas.microsoft.com/office/word/2024/wordml/sdtformatlock" xmlns:w16se="http://schemas.microsoft.com/office/word/2015/wordml/symex" xmlns:wpg="http://schemas.microsoft.com/office/word/2010/wordprocessingGroup" xmlns:wpi="http://schemas.microsoft.com/office/word/2010/wordprocessingInk" xmlns:wne="http://schemas.microsoft.com/office/word/2006/wordml" xmlns:wps="http://schemas.microsoft.com/office/word/2010/wordprocessingShape" mc:Ignorable="w14 w15 w16se w16cid w16 w16cex w16sdtdh w16sdtfl w16du wp14">
   <w:tbl>
     <w:tblPr>
       <w:tblStyle w:val="BCBlockTable"/>
@@ -1015,8 +530,7 @@
             </w:tabs>
             <w:ind w:right="26"/>
             <w:rPr>
-              <w:rFonts w:ascii="Aptos Narrow" w:eastAsiaTheme="majorEastAsia" w:hAnsi="Aptos Narrow"/>
-              <w:color w:val="242424"/>
+              <w:rFonts w:eastAsiaTheme="majorEastAsia"/>
               <w:sz w:val="36"/>
               <w:szCs w:val="36"/>
             </w:rPr>
@@ -1032,8 +546,7 @@
             </w:tabs>
             <w:ind w:right="26"/>
             <w:rPr>
-              <w:rFonts w:ascii="Aptos Narrow" w:eastAsiaTheme="majorEastAsia" w:hAnsi="Aptos Narrow"/>
-              <w:color w:val="242424"/>
+              <w:rFonts w:eastAsiaTheme="majorEastAsia"/>
               <w:sz w:val="36"/>
               <w:szCs w:val="36"/>
             </w:rPr>
@@ -1046,15 +559,11 @@
         </w:tcPr>
         <w:p>
           <w:pPr>
-            <w:pStyle w:val="BCLabel"/>
+            <w:pStyle w:val="Title"/>
             <w:jc w:val="right"/>
           </w:pPr>
           <w:sdt>
             <w:sdtPr>
-              <w:rPr>
-                <w:sz w:val="36"/>
-                <w:szCs w:val="36"/>
-              </w:rPr>
               <w:alias w:val="ReportCaption"/>
               <w:tag w:val="#BC:InsertDataItem,BCReportInformation/ReportMetadata/ReportCaption"/>
               <w:id w:val="1251386124"/>
@@ -1066,10 +575,6 @@
             </w:sdtPr>
             <w:sdtContent>
               <w:r>
-                <w:rPr>
-                  <w:sz w:val="36"/>
-                  <w:szCs w:val="36"/>
-                </w:rPr>
                 <w:t>Report Caption</w:t>
               </w:r>
             </w:sdtContent>
@@ -1092,7 +597,7 @@
 </w:hdr>
 </file>
 
-<file path=word/header2.xml><?xml version="1.0" encoding="utf-8"?>
+<file path=word/header3.xml><?xml version="1.0" encoding="utf-8"?>
 <w:hdr xmlns:wpc="http://schemas.microsoft.com/office/word/2010/wordprocessingCanvas" xmlns:cx="http://schemas.microsoft.com/office/drawing/2014/chartex" xmlns:cx1="http://schemas.microsoft.com/office/drawing/2015/9/8/chartex" xmlns:cx2="http://schemas.microsoft.com/office/drawing/2015/10/21/chartex" xmlns:cx3="http://schemas.microsoft.com/office/drawing/2016/5/9/chartex" xmlns:cx4="http://schemas.microsoft.com/office/drawing/2016/5/10/chartex" xmlns:cx5="http://schemas.microsoft.com/office/drawing/2016/5/11/chartex" xmlns:cx6="http://schemas.microsoft.com/office/drawing/2016/5/12/chartex" xmlns:cx7="http://schemas.microsoft.com/office/drawing/2016/5/13/chartex" xmlns:cx8="http://schemas.microsoft.com/office/drawing/2016/5/14/chartex" xmlns:mc="http://schemas.openxmlformats.org/markup-compatibility/2006" xmlns:aink="http://schemas.microsoft.com/office/drawing/2016/ink" xmlns:am3d="http://schemas.microsoft.com/office/drawing/2017/model3d" xmlns:o="urn:schemas-microsoft-com:office:office" xmlns:oel="http://schemas.microsoft.com/office/2019/extlst" xmlns:r="http://schemas.openxmlformats.org/officeDocument/2006/relationships" xmlns:m="http://schemas.openxmlformats.org/officeDocument/2006/math" xmlns:v="urn:schemas-microsoft-com:vml" xmlns:wp14="http://schemas.microsoft.com/office/word/2010/wordprocessingDrawing" xmlns:wp="http://schemas.openxmlformats.org/drawingml/2006/wordprocessingDrawing" xmlns:w10="urn:schemas-microsoft-com:office:word" xmlns:w="http://schemas.openxmlformats.org/wordprocessingml/2006/main" xmlns:w14="http://schemas.microsoft.com/office/word/2010/wordml" xmlns:w15="http://schemas.microsoft.com/office/word/2012/wordml" xmlns:w16cex="http://schemas.microsoft.com/office/word/2018/wordml/cex" xmlns:w16cid="http://schemas.microsoft.com/office/word/2016/wordml/cid" xmlns:w16="http://schemas.microsoft.com/office/word/2018/wordml" xmlns:w16du="http://schemas.microsoft.com/office/word/2023/wordml/word16du" xmlns:w16sdtdh="http://schemas.microsoft.com/office/word/2020/wordml/sdtdatahash" xmlns:w16sdtfl="http://schemas.microsoft.com/office/word/2024/wordml/sdtformatlock" xmlns:w16se="http://schemas.microsoft.com/office/word/2015/wordml/symex" xmlns:wpg="http://schemas.microsoft.com/office/word/2010/wordprocessingGroup" xmlns:wpi="http://schemas.microsoft.com/office/word/2010/wordprocessingInk" xmlns:wne="http://schemas.microsoft.com/office/word/2006/wordml" xmlns:wps="http://schemas.microsoft.com/office/word/2010/wordprocessingShape" mc:Ignorable="w14 w15 w16se w16cid w16 w16cex w16sdtdh w16sdtfl w16du wp14">
   <w:tbl>
     <w:tblPr>
@@ -1111,10 +616,13 @@
       </w:trPr>
       <w:sdt>
         <w:sdtPr>
+          <w:rPr>
+            <w:noProof/>
+            <w:color w:val="242424" w:themeColor="text2"/>
+          </w:rPr>
           <w:alias w:val="CompanyLogo"/>
           <w:tag w:val="#BC:InsertDataItem,BCReportInformation/CompanyMetadata/CompanyLogo"/>
           <w:id w:val="-1878226836"/>
-          <w:showingPlcHdr/>
           <w:picture/>
         </w:sdtPr>
         <w:sdtContent>
@@ -1123,23 +631,16 @@
               <w:tcW w:w="6660" w:type="dxa"/>
             </w:tcPr>
             <w:p>
-              <w:pPr>
-                <w:pStyle w:val="NoSpacing"/>
-                <w:tabs>
-                  <w:tab w:val="left" w:pos="0"/>
-                  <w:tab w:val="center" w:pos="5310"/>
-                  <w:tab w:val="right" w:pos="10440"/>
-                </w:tabs>
-              </w:pPr>
               <w:r>
                 <w:rPr>
                   <w:noProof/>
+                  <w:color w:val="242424" w:themeColor="text2"/>
                 </w:rPr>
                 <w:drawing>
-                  <wp:inline distT="0" distB="0" distL="0" distR="0" wp14:anchorId="0A073B73" wp14:editId="22F226D8">
-                    <wp:extent cx="2037600" cy="1137600"/>
-                    <wp:effectExtent l="0" t="0" r="1270" b="5715"/>
-                    <wp:docPr id="1" name="Billede 1"/>
+                  <wp:inline distT="0" distB="0" distL="0" distR="0" wp14:anchorId="251FDDC9" wp14:editId="528C35CB">
+                    <wp:extent cx="2185416" cy="530352"/>
+                    <wp:effectExtent l="0" t="0" r="5715" b="3175"/>
+                    <wp:docPr id="2" name="Billede 1" descr="The image is a plain white background with no additional elements or details.&#10;&#10;AI-generated content may be incorrect."/>
                     <wp:cNvGraphicFramePr>
                       <a:graphicFrameLocks xmlns:a="http://schemas.openxmlformats.org/drawingml/2006/main"/>
                     </wp:cNvGraphicFramePr>
@@ -1147,7 +648,7 @@
                       <a:graphicData uri="http://schemas.openxmlformats.org/drawingml/2006/picture">
                         <pic:pic xmlns:pic="http://schemas.openxmlformats.org/drawingml/2006/picture">
                           <pic:nvPicPr>
-                            <pic:cNvPr id="0" name="Picture 1"/>
+                            <pic:cNvPr id="2" name="Billede 1" descr="The image is a plain white background with no additional elements or details.&#10;&#10;AI-generated content may be incorrect."/>
                             <pic:cNvPicPr>
                               <a:picLocks noChangeAspect="1" noChangeArrowheads="1"/>
                             </pic:cNvPicPr>
@@ -1168,7 +669,7 @@
                           <pic:spPr bwMode="auto">
                             <a:xfrm>
                               <a:off x="0" y="0"/>
-                              <a:ext cx="2037600" cy="1137600"/>
+                              <a:ext cx="2185416" cy="530352"/>
                             </a:xfrm>
                             <a:prstGeom prst="rect">
                               <a:avLst/>
@@ -1195,15 +696,10 @@
         <w:p>
           <w:pPr>
             <w:pStyle w:val="Title"/>
-            <w:spacing w:after="0"/>
             <w:jc w:val="right"/>
           </w:pPr>
           <w:sdt>
             <w:sdtPr>
-              <w:rPr>
-                <w:sz w:val="36"/>
-                <w:szCs w:val="36"/>
-              </w:rPr>
               <w:alias w:val="ReportCaption"/>
               <w:tag w:val="#BC:InsertDataItem,BCReportInformation/ReportMetadata/ReportCaption"/>
               <w:id w:val="-1424488023"/>
@@ -1215,10 +711,6 @@
             </w:sdtPr>
             <w:sdtContent>
               <w:r>
-                <w:rPr>
-                  <w:sz w:val="36"/>
-                  <w:szCs w:val="36"/>
-                </w:rPr>
                 <w:t>Report Caption</w:t>
               </w:r>
             </w:sdtContent>
@@ -2248,16 +1740,15 @@
   <w:style w:type="paragraph" w:default="1" w:styleId="Normal">
     <w:name w:val="Normal"/>
     <w:qFormat/>
-    <w:rsid w:val="00AF7392"/>
+    <w:rsid w:val="007A7FB4"/>
     <w:pPr>
       <w:spacing w:after="160" w:line="278" w:lineRule="auto"/>
     </w:pPr>
     <w:rPr>
       <w:rFonts w:eastAsiaTheme="minorHAnsi"/>
-      <w:color w:val="242424" w:themeColor="text1"/>
       <w:kern w:val="2"/>
-      <w:sz w:val="16"/>
-      <w:szCs w:val="16"/>
+      <w:sz w:val="24"/>
+      <w:szCs w:val="24"/>
       <w14:ligatures w14:val="standardContextual"/>
     </w:rPr>
   </w:style>
@@ -2322,8 +1813,6 @@
     <w:rPr>
       <w:rFonts w:asciiTheme="majorHAnsi" w:eastAsiaTheme="majorEastAsia" w:hAnsiTheme="majorHAnsi" w:cstheme="majorBidi"/>
       <w:color w:val="242424" w:themeColor="text2"/>
-      <w:sz w:val="24"/>
-      <w:szCs w:val="24"/>
     </w:rPr>
   </w:style>
   <w:style w:type="paragraph" w:styleId="Heading4">
@@ -2463,6 +1952,7 @@
     <w:uiPriority w:val="1"/>
     <w:semiHidden/>
     <w:unhideWhenUsed/>
+    <w:rsid w:val="007A7FB4"/>
   </w:style>
   <w:style w:type="table" w:default="1" w:styleId="TableNormal">
     <w:name w:val="Normal Table"/>
@@ -2484,6 +1974,7 @@
     <w:uiPriority w:val="99"/>
     <w:semiHidden/>
     <w:unhideWhenUsed/>
+    <w:rsid w:val="007A7FB4"/>
   </w:style>
   <w:style w:type="table" w:styleId="TableGrid">
     <w:name w:val="Table Grid"/>
@@ -2813,7 +2304,6 @@
     <w:rPr>
       <w:rFonts w:ascii="Segoe UI" w:hAnsi="Segoe UI"/>
       <w:sz w:val="18"/>
-      <w:szCs w:val="24"/>
     </w:rPr>
   </w:style>
   <w:style w:type="character" w:customStyle="1" w:styleId="PaginaChar">
@@ -3323,7 +2813,6 @@
     <w:basedOn w:val="NoSpacing"/>
     <w:next w:val="Normal"/>
     <w:uiPriority w:val="2"/>
-    <w:qFormat/>
     <w:rsid w:val="00AF7392"/>
     <w:pPr>
       <w:keepNext/>
@@ -3337,7 +2826,6 @@
     <w:basedOn w:val="BCLabel"/>
     <w:next w:val="Normal"/>
     <w:uiPriority w:val="2"/>
-    <w:qFormat/>
     <w:rsid w:val="00AF7392"/>
     <w:rPr>
       <w14:numSpacing w14:val="tabular"/>
@@ -3348,7 +2836,6 @@
     <w:basedOn w:val="NoSpacing"/>
     <w:next w:val="Normal"/>
     <w:uiPriority w:val="2"/>
-    <w:qFormat/>
     <w:rsid w:val="00AF7392"/>
     <w:rPr>
       <w14:numSpacing w14:val="tabular"/>
@@ -29362,7 +28849,6 @@
     <w:basedOn w:val="Quote"/>
     <w:next w:val="Normal"/>
     <w:uiPriority w:val="2"/>
-    <w:qFormat/>
     <w:rsid w:val="00AF7392"/>
     <w:pPr>
       <w:tabs>
@@ -29892,21 +29378,13 @@
     <w:sig w:usb0="00000001" w:usb1="10000040" w:usb2="00000000" w:usb3="00000000" w:csb0="80000001" w:csb1="00000000"/>
   </w:font>
   <w:font w:name="IDAutomation2D">
-    <w:altName w:val="Times New Roman"/>
+    <w:altName w:val="Cambria"/>
     <w:charset w:val="00"/>
     <w:family w:val="auto"/>
     <w:pitch w:val="variable"/>
     <w:sig w:usb0="00000003" w:usb1="10000000" w:usb2="00000000" w:usb3="00000000" w:csb0="80000001" w:csb1="00000000"/>
   </w:font>
-  <w:font w:name="Aptos Narrow">
-    <w:panose1 w:val="020B0004020202020204"/>
-    <w:charset w:val="00"/>
-    <w:family w:val="swiss"/>
-    <w:pitch w:val="variable"/>
-    <w:sig w:usb0="20000287" w:usb1="00000003" w:usb2="00000000" w:usb3="00000000" w:csb0="0000019F" w:csb1="00000000"/>
-  </w:font>
   <w:font w:name="Aptos">
-    <w:panose1 w:val="020B0004020202020204"/>
     <w:charset w:val="00"/>
     <w:family w:val="swiss"/>
     <w:pitch w:val="variable"/>
@@ -29926,7 +29404,6 @@
     <w:sig w:usb0="E0002EFF" w:usb1="C000785B" w:usb2="00000009" w:usb3="00000000" w:csb0="000001FF" w:csb1="00000000"/>
   </w:font>
   <w:font w:name="Yu Gothic Light">
-    <w:altName w:val="游ゴシック Light"/>
     <w:panose1 w:val="020B0300000000000000"/>
     <w:charset w:val="80"/>
     <w:family w:val="swiss"/>
@@ -29934,7 +29411,6 @@
     <w:sig w:usb0="E00002FF" w:usb1="2AC7FDFF" w:usb2="00000016" w:usb3="00000000" w:csb0="0002009F" w:csb1="00000000"/>
   </w:font>
   <w:font w:name="Aptos Display">
-    <w:panose1 w:val="020B0004020202020204"/>
     <w:charset w:val="00"/>
     <w:family w:val="swiss"/>
     <w:pitch w:val="variable"/>
@@ -30013,17 +29489,21 @@
     <w:rsid w:val="0081718A"/>
     <w:rsid w:val="00822ACB"/>
     <w:rsid w:val="00825186"/>
+    <w:rsid w:val="00827C01"/>
     <w:rsid w:val="0087642A"/>
     <w:rsid w:val="0089757A"/>
+    <w:rsid w:val="008A1680"/>
     <w:rsid w:val="008A720C"/>
     <w:rsid w:val="008C225B"/>
     <w:rsid w:val="008E232A"/>
     <w:rsid w:val="008E291D"/>
     <w:rsid w:val="00916429"/>
     <w:rsid w:val="00920D69"/>
+    <w:rsid w:val="00921ABE"/>
     <w:rsid w:val="00934C8E"/>
     <w:rsid w:val="009464B2"/>
     <w:rsid w:val="009717E3"/>
+    <w:rsid w:val="00991603"/>
     <w:rsid w:val="009A5EC5"/>
     <w:rsid w:val="009C2930"/>
     <w:rsid w:val="009C4954"/>
@@ -30858,23 +30338,165 @@
 </we:webextension>
 </file>
 
-<file path=customXml/item1.xml><?xml version="1.0" encoding="utf-8"?>
-<p:properties xmlns:p="http://schemas.microsoft.com/office/2006/metadata/properties" xmlns:xsi="http://www.w3.org/2001/XMLSchema-instance" xmlns:pc="http://schemas.microsoft.com/office/infopath/2007/PartnerControls">
-  <documentManagement>
-    <Package xmlns="178f68d8-b893-4efd-8406-fab0f21873e4" xsi:nil="true"/>
-    <lcf76f155ced4ddcb4097134ff3c332f xmlns="178f68d8-b893-4efd-8406-fab0f21873e4">
-      <Terms xmlns="http://schemas.microsoft.com/office/infopath/2007/PartnerControls"/>
-    </lcf76f155ced4ddcb4097134ff3c332f>
-    <_ip_UnifiedCompliancePolicyUIAction xmlns="http://schemas.microsoft.com/sharepoint/v3" xsi:nil="true"/>
-    <TaxCatchAll xmlns="b83e059f-de16-406c-a902-3d56d4e79ec8" xsi:nil="true"/>
-    <Audience xmlns="178f68d8-b893-4efd-8406-fab0f21873e4" xsi:nil="true"/>
-    <_ip_UnifiedCompliancePolicyProperties xmlns="http://schemas.microsoft.com/sharepoint/v3" xsi:nil="true"/>
-    <DocumentType xmlns="178f68d8-b893-4efd-8406-fab0f21873e4" xsi:nil="true"/>
-  </documentManagement>
-</p:properties>
+<file path=customXml/item1.xml>��< ? x m l   v e r s i o n = " 1 . 0 "   e n c o d i n g = " u t f - 1 6 " ? > < N a v W o r d R e p o r t X m l P a r t   x m l n s = " u r n : m i c r o s o f t - d y n a m i c s - n a v / r e p o r t s / T e n a n t _ R e p o r t _ D e f a u l t s / 2 0 0 0 0 0 0 0 0 1 / " > + 
+     < B C R e p o r t I n f o r m a t i o n > + 
+         < R e p o r t M e t a d a t a > + 
+             < E x t e n s i o n I d > E x t e n s i o n   I D < / E x t e n s i o n I d > + 
+             < E x t e n s i o n N a m e > E x t e n s i o n   N a m e < / E x t e n s i o n N a m e > + 
+             < E x t e n s i o n P u b l i s h e r > E x t e n s i o n   P u b l i s h e r < / E x t e n s i o n P u b l i s h e r > + 
+             < E x t e n s i o n V e r s i o n > E x t e n s i o n   V e r s i o n < / E x t e n s i o n V e r s i o n > + 
+             < R e p o r t I d > R e p o r t   I D < / R e p o r t I d > + 
+             < R e p o r t N a m e > R e p o r t   N a m e < / R e p o r t N a m e > + 
+             < R e p o r t C a p t i o n > R e p o r t   C a p t i o n < / R e p o r t C a p t i o n > + 
+             < A b o u t T h i s R e p o r t T i t l e > A b o u t   T h i s   R e p o r t   T i t l e < / A b o u t T h i s R e p o r t T i t l e > + 
+             < A b o u t T h i s R e p o r t T e x t > A b o u t   T h i s   R e p o r t   T e x t < / A b o u t T h i s R e p o r t T e x t > + 
+             < R e p o r t H e l p L i n k > R e p o r t   H e l p   L i n k < / R e p o r t H e l p L i n k > + 
+         < / R e p o r t M e t a d a t a > + 
+         < R e p o r t R e q u e s t > + 
+             < T e n a n t E n t r a I d > T e n a n t   E n t r a   I d < / T e n a n t E n t r a I d > + 
+             < E n v i r o n m e n t N a m e > E n v i r o n m e n t   N a m e < / E n v i r o n m e n t N a m e > + 
+             < E n v i r o n m e n t T y p e > E n v i r o n m e n t   T y p e < / E n v i r o n m e n t T y p e > + 
+             < C o m p a n y N a m e > C o m p a n y   N a m e < / C o m p a n y N a m e > + 
+             < C o m p a n y D i s p l a y N a m e > C o m p a n y   D i s p l a y   N a m e < / C o m p a n y D i s p l a y N a m e > + 
+             < C o m p a n y I d > C o m p a n y   I D < / C o m p a n y I d > + 
+             < U s e r N a m e > U s e r   N a m e < / U s e r N a m e > + 
+             < D a t e A n d T i m e > D a t e   a n d   T i m e < / D a t e A n d T i m e > + 
+             < L a n g u a g e > L a n g u a g e < / L a n g u a g e > + 
+             < F o r m a t R e g i o n > F o r m a t   R e g i o n < / F o r m a t R e g i o n > + 
+             < D a t e T i m e V a l u e s > + 
+                 < Y e a r > Y e a r < / Y e a r > + 
+                 < M o n t h N u m b e r > M o n t h   N u m b e r < / M o n t h N u m b e r > + 
+                 < D a y N u m b e r > D a y   N u m b e r < / D a y N u m b e r > + 
+                 < H o u r > H o u r < / H o u r > + 
+                 < M i n u t e > M i n u t e < / M i n u t e > + 
+             < / D a t e T i m e V a l u e s > + 
+         < / R e p o r t R e q u e s t > + 
+         < C o m p a n y M e t a d a t a > + 
+             < C o m p a n y N a m e > C o m p a n y   N a m e < / C o m p a n y N a m e > + 
+             < C o m p a n y D i s p l a y N a m e > C o m p a n y   D i s p l a y   N a m e < / C o m p a n y D i s p l a y N a m e > + 
+             < C o m p a n y A d d r e s s L i n e s > + 
+                 < C o m p a n y A d d r e s s L i n e 1 > C o m p a n y   A d d r e s s   L i n e   1 < / C o m p a n y A d d r e s s L i n e 1 > + 
+                 < C o m p a n y A d d r e s s L i n e 2 > C o m p a n y   A d d r e s s   L i n e   2 < / C o m p a n y A d d r e s s L i n e 2 > + 
+                 < C o m p a n y A d d r e s s L i n e 3 > C o m p a n y   A d d r e s s   L i n e   3 < / C o m p a n y A d d r e s s L i n e 3 > + 
+                 < C o m p a n y A d d r e s s L i n e 4 > C o m p a n y   A d d r e s s   L i n e   4 < / C o m p a n y A d d r e s s L i n e 4 > + 
+                 < C o m p a n y A d d r e s s L i n e 5 > C o m p a n y   A d d r e s s   L i n e   5 < / C o m p a n y A d d r e s s L i n e 5 > + 
+                 < C o m p a n y A d d r e s s L i n e 6 > C o m p a n y   A d d r e s s   L i n e   6 < / C o m p a n y A d d r e s s L i n e 6 > + 
+                 < C o m p a n y A d d r e s s L i n e 7 > C o m p a n y   A d d r e s s   L i n e   7 < / C o m p a n y A d d r e s s L i n e 7 > + 
+                 < C o m p a n y A d d r e s s L i n e 8 > C o m p a n y   A d d r e s s   L i n e   8 < / C o m p a n y A d d r e s s L i n e 8 > + 
+             < / C o m p a n y A d d r e s s L i n e s > + 
+             < C o m p a n y P h o n e > C o m p a n y   P h o n e < / C o m p a n y P h o n e > + 
+             < C o m p a n y P h o n e C a p t i o n > C o m p a n y   P h o n e   C a p t i o n < / C o m p a n y P h o n e C a p t i o n > + 
+             < C o m p a n y F a x N o > C o m p a n y   F a x   N o . < / C o m p a n y F a x N o > + 
+             < C o m p a n y F a x N o C a p t i o n > C o m p a n y   F a x   N o .   C a p t i o n < / C o m p a n y F a x N o C a p t i o n > + 
+             < C o m p a n y E m a i l > C o m p a n y   E m a i l < / C o m p a n y E m a i l > + 
+             < C o m p a n y E m a i l C a p t i o n > C o m p a n y   E m a i l   C a p t i o n < / C o m p a n y E m a i l C a p t i o n > + 
+             < C o m p a n y H o m e P a g e > C o m p a n y   H o m e   P a g e < / C o m p a n y H o m e P a g e > + 
+             < C o m p a n y H o m e P a g e C a p t i o n > C o m p a n y   H o m e   P a g e   C a p t i o n < / C o m p a n y H o m e P a g e C a p t i o n > + 
+             < C o m p a n y L o g o > C o m p a n y   L o g o < / C o m p a n y L o g o > + 
+             < C o m p a n y V A T R e g i s t r a t i o n N o > C o m p a n y   V A T   R e g i s t r a t i o n   N o . < / C o m p a n y V A T R e g i s t r a t i o n N o > + 
+             < C o m p a n y V A T R e g i s t r a t i o n N o C a p t i o n > C o m p a n y   V A T   R e g i s t r a t i o n   N o .   C a p t i o n < / C o m p a n y V A T R e g i s t r a t i o n N o C a p t i o n > + 
+             < C o m p a n y R e g i s t r a t i o n N o > C o m p a n y   R e g i s t r a t i o n   N o . < / C o m p a n y R e g i s t r a t i o n N o > + 
+             < C o m p a n y R e g i s t r a t i o n N o C a p t i o n > C o m p a n y   R e g i s t r a t i o n   N o .   C a p t i o n < / C o m p a n y R e g i s t r a t i o n N o C a p t i o n > + 
+             < C o m p a n y B a n k N a m e > C o m p a n y   B a n k   N a m e < / C o m p a n y B a n k N a m e > + 
+             < C o m p a n y B a n k N a m e C a p t i o n > C o m p a n y   B a n k   N a m e   C a p t i o n < / C o m p a n y B a n k N a m e C a p t i o n > + 
+             < C o m p a n y B a n k A c c o u n t N o > C o m p a n y   B a n k   A c c o u n t   N o . < / C o m p a n y B a n k A c c o u n t N o > + 
+             < C o m p a n y B a n k A c c o u n t N o C a p t i o n > C o m p a n y   B a n k   A c c o u n t   N o .   C a p t i o n < / C o m p a n y B a n k A c c o u n t N o C a p t i o n > + 
+             < C o m p a n y B a n k B r a n c h N o > C o m p a n y   B a n k   B r a n c h   N o . < / C o m p a n y B a n k B r a n c h N o > + 
+             < C o m p a n y B a n k B r a n c h N o C a p t i o n > C o m p a n y   B a n k   B r a n c h   N o .   C a p t i o n < / C o m p a n y B a n k B r a n c h N o C a p t i o n > + 
+             < C o m p a n y I B A N > C o m p a n y   I B A N < / C o m p a n y I B A N > + 
+             < C o m p a n y I B A N C a p t i o n > C o m p a n y   I B A N   C a p t i o n < / C o m p a n y I B A N C a p t i o n > + 
+             < C o m p a n y B a n k S W I F T > C o m p a n y   B a n k   S W I F T < / C o m p a n y B a n k S W I F T > + 
+             < C o m p a n y B a n k S W I F T C a p t i o n > C o m p a n y   B a n k   S W I F T   C a p t i o n < / C o m p a n y B a n k S W I F T C a p t i o n > + 
+             < C o m p a n y G i r o N o > C o m p a n y   G i r o   N o . < / C o m p a n y G i r o N o > + 
+             < C o m p a n y G i r o N o C a p t i o n > C o m p a n y   G i r o   N o .   C a p t i o n < / C o m p a n y G i r o N o C a p t i o n > + 
+         < / C o m p a n y M e t a d a t a > + 
+     < / B C R e p o r t I n f o r m a t i o n > + 
+ < / N a v W o r d R e p o r t X m l P a r t > 
 </file>
 
 <file path=customXml/item2.xml><?xml version="1.0" encoding="utf-8"?>
+<?mso-contentType ?>
+<FormTemplates xmlns="http://schemas.microsoft.com/sharepoint/v3/contenttype/forms">
+  <Display>DocumentLibraryForm</Display>
+  <Edit>DocumentLibraryForm</Edit>
+  <New>DocumentLibraryForm</New>
+</FormTemplates>
+</file>
+
+<file path=customXml/item3.xml><?xml version="1.0" encoding="utf-8"?>
 <ct:contentTypeSchema xmlns:ct="http://schemas.microsoft.com/office/2006/metadata/contentType" xmlns:ma="http://schemas.microsoft.com/office/2006/metadata/properties/metaAttributes" ct:_="" ma:_="" ma:contentTypeName="Document" ma:contentTypeID="0x0101001DCAE6B6EBFA5442B0B9E84E60AFF245" ma:contentTypeVersion="18" ma:contentTypeDescription="Create a new document." ma:contentTypeScope="" ma:versionID="69eec3b24558e1297a79cd42e69b0397">
   <xsd:schema xmlns:xsd="http://www.w3.org/2001/XMLSchema" xmlns:xs="http://www.w3.org/2001/XMLSchema" xmlns:p="http://schemas.microsoft.com/office/2006/metadata/properties" xmlns:ns1="http://schemas.microsoft.com/sharepoint/v3" xmlns:ns2="178f68d8-b893-4efd-8406-fab0f21873e4" xmlns:ns3="b83e059f-de16-406c-a902-3d56d4e79ec8" targetNamespace="http://schemas.microsoft.com/office/2006/metadata/properties" ma:root="true" ma:fieldsID="0f52a3acd42ec0bd0d267ba89c916a39" ns1:_="" ns2:_="" ns3:_="">
     <xsd:import namespace="http://schemas.microsoft.com/sharepoint/v3"/>
@@ -31140,169 +30762,23 @@
 </ct:contentTypeSchema>
 </file>
 
-<file path=customXml/item3.xml><?xml version="1.0" encoding="utf-8"?>
-<?mso-contentType ?>
-<FormTemplates xmlns="http://schemas.microsoft.com/sharepoint/v3/contenttype/forms">
-  <Display>DocumentLibraryForm</Display>
-  <Edit>DocumentLibraryForm</Edit>
-  <New>DocumentLibraryForm</New>
-</FormTemplates>
+<file path=customXml/item4.xml><?xml version="1.0" encoding="utf-8"?>
+<p:properties xmlns:p="http://schemas.microsoft.com/office/2006/metadata/properties" xmlns:xsi="http://www.w3.org/2001/XMLSchema-instance" xmlns:pc="http://schemas.microsoft.com/office/infopath/2007/PartnerControls">
+  <documentManagement>
+    <Package xmlns="178f68d8-b893-4efd-8406-fab0f21873e4" xsi:nil="true"/>
+    <lcf76f155ced4ddcb4097134ff3c332f xmlns="178f68d8-b893-4efd-8406-fab0f21873e4">
+      <Terms xmlns="http://schemas.microsoft.com/office/infopath/2007/PartnerControls"/>
+    </lcf76f155ced4ddcb4097134ff3c332f>
+    <_ip_UnifiedCompliancePolicyUIAction xmlns="http://schemas.microsoft.com/sharepoint/v3" xsi:nil="true"/>
+    <TaxCatchAll xmlns="b83e059f-de16-406c-a902-3d56d4e79ec8" xsi:nil="true"/>
+    <Audience xmlns="178f68d8-b893-4efd-8406-fab0f21873e4" xsi:nil="true"/>
+    <_ip_UnifiedCompliancePolicyProperties xmlns="http://schemas.microsoft.com/sharepoint/v3" xsi:nil="true"/>
+    <DocumentType xmlns="178f68d8-b893-4efd-8406-fab0f21873e4" xsi:nil="true"/>
+  </documentManagement>
+</p:properties>
 </file>
 
-<file path=customXml/item4.xml>��< ? x m l   v e r s i o n = " 1 . 0 "   e n c o d i n g = " u t f - 1 6 " ? > < N a v W o r d R e p o r t X m l P a r t   x m l n s = " u r n : m i c r o s o f t - d y n a m i c s - n a v / r e p o r t s / T e n a n t _ R e p o r t _ D e f a u l t s / 2 0 0 0 0 0 0 0 0 1 / " > - 
-     < B C R e p o r t I n f o r m a t i o n > - 
-         < R e p o r t M e t a d a t a > - 
-             < E x t e n s i o n I d > E x t e n s i o n   I D < / E x t e n s i o n I d > - 
-             < E x t e n s i o n N a m e > E x t e n s i o n   N a m e < / E x t e n s i o n N a m e > - 
-             < E x t e n s i o n P u b l i s h e r > E x t e n s i o n   P u b l i s h e r < / E x t e n s i o n P u b l i s h e r > - 
-             < E x t e n s i o n V e r s i o n > E x t e n s i o n   V e r s i o n < / E x t e n s i o n V e r s i o n > - 
-             < R e p o r t I d > R e p o r t   I D < / R e p o r t I d > - 
-             < R e p o r t N a m e > R e p o r t   N a m e < / R e p o r t N a m e > - 
-             < R e p o r t C a p t i o n > R e p o r t   C a p t i o n < / R e p o r t C a p t i o n > - 
-             < A b o u t T h i s R e p o r t T i t l e > A b o u t   T h i s   R e p o r t   T i t l e < / A b o u t T h i s R e p o r t T i t l e > - 
-             < A b o u t T h i s R e p o r t T e x t > A b o u t   T h i s   R e p o r t   T e x t < / A b o u t T h i s R e p o r t T e x t > - 
-             < R e p o r t H e l p L i n k > R e p o r t   H e l p   L i n k < / R e p o r t H e l p L i n k > - 
-         < / R e p o r t M e t a d a t a > - 
-         < R e p o r t R e q u e s t > - 
-             < T e n a n t E n t r a I d > T e n a n t   E n t r a   I d < / T e n a n t E n t r a I d > - 
-             < E n v i r o n m e n t N a m e > E n v i r o n m e n t   N a m e < / E n v i r o n m e n t N a m e > - 
-             < E n v i r o n m e n t T y p e > E n v i r o n m e n t   T y p e < / E n v i r o n m e n t T y p e > - 
-             < C o m p a n y N a m e > C o m p a n y   N a m e < / C o m p a n y N a m e > - 
-             < C o m p a n y D i s p l a y N a m e > C o m p a n y   D i s p l a y   N a m e < / C o m p a n y D i s p l a y N a m e > - 
-             < C o m p a n y I d > C o m p a n y   I D < / C o m p a n y I d > - 
-             < U s e r N a m e > U s e r   N a m e < / U s e r N a m e > - 
-             < D a t e A n d T i m e > D a t e   a n d   T i m e < / D a t e A n d T i m e > - 
-             < L a n g u a g e > L a n g u a g e < / L a n g u a g e > - 
-             < F o r m a t R e g i o n > F o r m a t   R e g i o n < / F o r m a t R e g i o n > - 
-             < D a t e T i m e V a l u e s > - 
-                 < Y e a r > Y e a r < / Y e a r > - 
-                 < M o n t h N u m b e r > M o n t h   N u m b e r < / M o n t h N u m b e r > - 
-                 < D a y N u m b e r > D a y   N u m b e r < / D a y N u m b e r > - 
-                 < H o u r > H o u r < / H o u r > - 
-                 < M i n u t e > M i n u t e < / M i n u t e > - 
-             < / D a t e T i m e V a l u e s > - 
-         < / R e p o r t R e q u e s t > - 
-         < C o m p a n y M e t a d a t a > - 
-             < C o m p a n y N a m e > C o m p a n y   N a m e < / C o m p a n y N a m e > - 
-             < C o m p a n y D i s p l a y N a m e > C o m p a n y   D i s p l a y   N a m e < / C o m p a n y D i s p l a y N a m e > - 
-             < C o m p a n y A d d r e s s L i n e s > - 
-                 < C o m p a n y A d d r e s s L i n e 1 > C o m p a n y   A d d r e s s   L i n e   1 < / C o m p a n y A d d r e s s L i n e 1 > - 
-                 < C o m p a n y A d d r e s s L i n e 2 > C o m p a n y   A d d r e s s   L i n e   2 < / C o m p a n y A d d r e s s L i n e 2 > - 
-                 < C o m p a n y A d d r e s s L i n e 3 > C o m p a n y   A d d r e s s   L i n e   3 < / C o m p a n y A d d r e s s L i n e 3 > - 
-                 < C o m p a n y A d d r e s s L i n e 4 > C o m p a n y   A d d r e s s   L i n e   4 < / C o m p a n y A d d r e s s L i n e 4 > - 
-                 < C o m p a n y A d d r e s s L i n e 5 > C o m p a n y   A d d r e s s   L i n e   5 < / C o m p a n y A d d r e s s L i n e 5 > - 
-                 < C o m p a n y A d d r e s s L i n e 6 > C o m p a n y   A d d r e s s   L i n e   6 < / C o m p a n y A d d r e s s L i n e 6 > - 
-                 < C o m p a n y A d d r e s s L i n e 7 > C o m p a n y   A d d r e s s   L i n e   7 < / C o m p a n y A d d r e s s L i n e 7 > - 
-                 < C o m p a n y A d d r e s s L i n e 8 > C o m p a n y   A d d r e s s   L i n e   8 < / C o m p a n y A d d r e s s L i n e 8 > - 
-             < / C o m p a n y A d d r e s s L i n e s > - 
-             < C o m p a n y P h o n e > C o m p a n y   P h o n e < / C o m p a n y P h o n e > - 
-             < C o m p a n y P h o n e C a p t i o n > C o m p a n y   P h o n e   C a p t i o n < / C o m p a n y P h o n e C a p t i o n > - 
-             < C o m p a n y F a x N o > C o m p a n y   F a x   N o . < / C o m p a n y F a x N o > - 
-             < C o m p a n y F a x N o C a p t i o n > C o m p a n y   F a x   N o .   C a p t i o n < / C o m p a n y F a x N o C a p t i o n > - 
-             < C o m p a n y E m a i l > C o m p a n y   E m a i l < / C o m p a n y E m a i l > - 
-             < C o m p a n y E m a i l C a p t i o n > C o m p a n y   E m a i l   C a p t i o n < / C o m p a n y E m a i l C a p t i o n > - 
-             < C o m p a n y H o m e P a g e > C o m p a n y   H o m e   P a g e < / C o m p a n y H o m e P a g e > - 
-             < C o m p a n y H o m e P a g e C a p t i o n > C o m p a n y   H o m e   P a g e   C a p t i o n < / C o m p a n y H o m e P a g e C a p t i o n > - 
-             < C o m p a n y L o g o > C o m p a n y   L o g o < / C o m p a n y L o g o > - 
-             < C o m p a n y V A T R e g i s t r a t i o n N o > C o m p a n y   V A T   R e g i s t r a t i o n   N o . < / C o m p a n y V A T R e g i s t r a t i o n N o > - 
-             < C o m p a n y V A T R e g i s t r a t i o n N o C a p t i o n > C o m p a n y   V A T   R e g i s t r a t i o n   N o .   C a p t i o n < / C o m p a n y V A T R e g i s t r a t i o n N o C a p t i o n > - 
-             < C o m p a n y R e g i s t r a t i o n N o > C o m p a n y   R e g i s t r a t i o n   N o . < / C o m p a n y R e g i s t r a t i o n N o > - 
-             < C o m p a n y R e g i s t r a t i o n N o C a p t i o n > C o m p a n y   R e g i s t r a t i o n   N o .   C a p t i o n < / C o m p a n y R e g i s t r a t i o n N o C a p t i o n > - 
-             < C o m p a n y B a n k N a m e > C o m p a n y   B a n k   N a m e < / C o m p a n y B a n k N a m e > - 
-             < C o m p a n y B a n k N a m e C a p t i o n > C o m p a n y   B a n k   N a m e   C a p t i o n < / C o m p a n y B a n k N a m e C a p t i o n > - 
-             < C o m p a n y B a n k A c c o u n t N o > C o m p a n y   B a n k   A c c o u n t   N o . < / C o m p a n y B a n k A c c o u n t N o > - 
-             < C o m p a n y B a n k A c c o u n t N o C a p t i o n > C o m p a n y   B a n k   A c c o u n t   N o .   C a p t i o n < / C o m p a n y B a n k A c c o u n t N o C a p t i o n > - 
-             < C o m p a n y B a n k B r a n c h N o > C o m p a n y   B a n k   B r a n c h   N o . < / C o m p a n y B a n k B r a n c h N o > - 
-             < C o m p a n y B a n k B r a n c h N o C a p t i o n > C o m p a n y   B a n k   B r a n c h   N o .   C a p t i o n < / C o m p a n y B a n k B r a n c h N o C a p t i o n > - 
-             < C o m p a n y I B A N > C o m p a n y   I B A N < / C o m p a n y I B A N > - 
-             < C o m p a n y I B A N C a p t i o n > C o m p a n y   I B A N   C a p t i o n < / C o m p a n y I B A N C a p t i o n > - 
-             < C o m p a n y B a n k S W I F T > C o m p a n y   B a n k   S W I F T < / C o m p a n y B a n k S W I F T > - 
-             < C o m p a n y B a n k S W I F T C a p t i o n > C o m p a n y   B a n k   S W I F T   C a p t i o n < / C o m p a n y B a n k S W I F T C a p t i o n > - 
-             < C o m p a n y G i r o N o > C o m p a n y   G i r o   N o . < / C o m p a n y G i r o N o > - 
-             < C o m p a n y G i r o N o C a p t i o n > C o m p a n y   G i r o   N o .   C a p t i o n < / C o m p a n y G i r o N o C a p t i o n > - 
-         < / C o m p a n y M e t a d a t a > - 
-     < / B C R e p o r t I n f o r m a t i o n > - 
- < / N a v W o r d R e p o r t X m l P a r t > 
-</file>
-
-<file path=customXml/item5.xml><?xml version="1.0" encoding="utf-8"?>
-<b:Sources xmlns:b="http://schemas.openxmlformats.org/officeDocument/2006/bibliography" xmlns="http://schemas.openxmlformats.org/officeDocument/2006/bibliography" SelectedStyle="\APASixthEditionOfficeOnline.xsl" StyleName="APA" Version="6"/>
-</file>
-
-<file path=customXml/item6.xml>��< ? x m l   v e r s i o n = " 1 . 0 "   e n c o d i n g = " u t f - 1 6 " ? > < N a v W o r d R e p o r t X m l P a r t   x m l n s = " u r n : m i c r o s o f t - d y n a m i c s - b u s i n e s s c e n t r a l / i n t e r n a l / e x t e n d e d / r e p o r t s / T e n a n t _ R e p o r t _ D e f a u l t s / 2 0 0 0 0 0 0 0 0 1 / " > +<file path=customXml/item5.xml>��< ? x m l   v e r s i o n = " 1 . 0 "   e n c o d i n g = " u t f - 1 6 " ? > < N a v W o r d R e p o r t X m l P a r t   x m l n s = " u r n : m i c r o s o f t - d y n a m i c s - b u s i n e s s c e n t r a l / i n t e r n a l / e x t e n d e d / r e p o r t s / T e n a n t _ R e p o r t _ D e f a u l t s / 2 0 0 0 0 0 0 0 0 1 / " >   
      < B C R e p o r t I n f o r m a t i o n >   
@@ -31453,19 +30929,27 @@
  < / N a v W o r d R e p o r t X m l P a r t > 
 </file>
 
+<file path=customXml/item6.xml><?xml version="1.0" encoding="utf-8"?>
+<b:Sources xmlns:b="http://schemas.openxmlformats.org/officeDocument/2006/bibliography" xmlns="http://schemas.openxmlformats.org/officeDocument/2006/bibliography" SelectedStyle="\APASixthEditionOfficeOnline.xsl" StyleName="APA" Version="6"/>
+</file>
+
 <file path=customXml/itemProps1.xml><?xml version="1.0" encoding="utf-8"?>
-<ds:datastoreItem xmlns:ds="http://schemas.openxmlformats.org/officeDocument/2006/customXml" ds:itemID="{44439C40-F432-4CC9-A3DD-34A6EF67EA3B}">
+<ds:datastoreItem xmlns:ds="http://schemas.openxmlformats.org/officeDocument/2006/customXml" ds:itemID="{AEB477E2-476D-41F2-B387-ADBB03036D24}">
   <ds:schemaRefs>
-    <ds:schemaRef ds:uri="http://schemas.microsoft.com/office/2006/metadata/properties"/>
-    <ds:schemaRef ds:uri="http://schemas.microsoft.com/office/infopath/2007/PartnerControls"/>
-    <ds:schemaRef ds:uri="178f68d8-b893-4efd-8406-fab0f21873e4"/>
-    <ds:schemaRef ds:uri="http://schemas.microsoft.com/sharepoint/v3"/>
-    <ds:schemaRef ds:uri="b83e059f-de16-406c-a902-3d56d4e79ec8"/>
+    <ds:schemaRef ds:uri="urn:microsoft-dynamics-nav/reports/Tenant_Report_Defaults/2000000001/"/>
   </ds:schemaRefs>
 </ds:datastoreItem>
 </file>
 
 <file path=customXml/itemProps2.xml><?xml version="1.0" encoding="utf-8"?>
+<ds:datastoreItem xmlns:ds="http://schemas.openxmlformats.org/officeDocument/2006/customXml" ds:itemID="{90D051D0-A09C-4803-9951-7AF38C9A2CC3}">
+  <ds:schemaRefs>
+    <ds:schemaRef ds:uri="http://schemas.microsoft.com/sharepoint/v3/contenttype/forms"/>
+  </ds:schemaRefs>
+</ds:datastoreItem>
+</file>
+
+<file path=customXml/itemProps3.xml><?xml version="1.0" encoding="utf-8"?>
 <ds:datastoreItem xmlns:ds="http://schemas.openxmlformats.org/officeDocument/2006/customXml" ds:itemID="{8800531D-C88B-4FBC-9E4F-4E4EF91A6AA0}">
   <ds:schemaRefs>
     <ds:schemaRef ds:uri="http://schemas.microsoft.com/office/2006/metadata/contentType"/>
@@ -31485,34 +30969,30 @@
 </ds:datastoreItem>
 </file>
 
-<file path=customXml/itemProps3.xml><?xml version="1.0" encoding="utf-8"?>
-<ds:datastoreItem xmlns:ds="http://schemas.openxmlformats.org/officeDocument/2006/customXml" ds:itemID="{90D051D0-A09C-4803-9951-7AF38C9A2CC3}">
+<file path=customXml/itemProps4.xml><?xml version="1.0" encoding="utf-8"?>
+<ds:datastoreItem xmlns:ds="http://schemas.openxmlformats.org/officeDocument/2006/customXml" ds:itemID="{44439C40-F432-4CC9-A3DD-34A6EF67EA3B}">
   <ds:schemaRefs>
-    <ds:schemaRef ds:uri="http://schemas.microsoft.com/sharepoint/v3/contenttype/forms"/>
-  </ds:schemaRefs>
-</ds:datastoreItem>
-</file>
-
-<file path=customXml/itemProps4.xml><?xml version="1.0" encoding="utf-8"?>
-<ds:datastoreItem xmlns:ds="http://schemas.openxmlformats.org/officeDocument/2006/customXml" ds:itemID="{AEB477E2-476D-41F2-B387-ADBB03036D24}">
-  <ds:schemaRefs>
-    <ds:schemaRef ds:uri="urn:microsoft-dynamics-nav/reports/Tenant_Report_Defaults/2000000001/"/>
+    <ds:schemaRef ds:uri="http://schemas.microsoft.com/office/2006/metadata/properties"/>
+    <ds:schemaRef ds:uri="http://schemas.microsoft.com/office/infopath/2007/PartnerControls"/>
+    <ds:schemaRef ds:uri="178f68d8-b893-4efd-8406-fab0f21873e4"/>
+    <ds:schemaRef ds:uri="http://schemas.microsoft.com/sharepoint/v3"/>
+    <ds:schemaRef ds:uri="b83e059f-de16-406c-a902-3d56d4e79ec8"/>
   </ds:schemaRefs>
 </ds:datastoreItem>
 </file>
 
 <file path=customXml/itemProps5.xml><?xml version="1.0" encoding="utf-8"?>
-<ds:datastoreItem xmlns:ds="http://schemas.openxmlformats.org/officeDocument/2006/customXml" ds:itemID="{89DB96BF-8133-438A-AAD3-A3C21079AEB1}">
+<ds:datastoreItem xmlns:ds="http://schemas.openxmlformats.org/officeDocument/2006/customXml" ds:itemID="{A920BA3E-0BFF-4EC1-8EBE-8D8095518815}">
   <ds:schemaRefs>
-    <ds:schemaRef ds:uri="http://schemas.openxmlformats.org/officeDocument/2006/bibliography"/>
+    <ds:schemaRef ds:uri="urn:microsoft-dynamics-businesscentral/internal/extended/reports/Tenant_Report_Defaults/2000000001/"/>
   </ds:schemaRefs>
 </ds:datastoreItem>
 </file>
 
 <file path=customXml/itemProps6.xml><?xml version="1.0" encoding="utf-8"?>
-<ds:datastoreItem xmlns:ds="http://schemas.openxmlformats.org/officeDocument/2006/customXml" ds:itemID="{A920BA3E-0BFF-4EC1-8EBE-8D8095518815}">
+<ds:datastoreItem xmlns:ds="http://schemas.openxmlformats.org/officeDocument/2006/customXml" ds:itemID="{89DB96BF-8133-438A-AAD3-A3C21079AEB1}">
   <ds:schemaRefs>
-    <ds:schemaRef ds:uri="urn:microsoft-dynamics-businesscentral/internal/extended/reports/Tenant_Report_Defaults/2000000001/"/>
+    <ds:schemaRef ds:uri="http://schemas.openxmlformats.org/officeDocument/2006/bibliography"/>
   </ds:schemaRefs>
 </ds:datastoreItem>
 </file>

--- a/src/Layers/W1/BaseApp/Foundation/Reporting/ReportParts/HeaderFooterDesign/ExternalMinimalistic.docx
+++ b/src/Layers/W1/BaseApp/Foundation/Reporting/ReportParts/HeaderFooterDesign/ExternalMinimalistic.docx
@@ -153,6 +153,7 @@
             </w:placeholder>
             <w15:color w:val="808080"/>
             <w:text/>
+            <w:dataBinding w:prefixMappings="xmlns:ns0='urn:microsoft-dynamics-nav/reports/Tenant_Report_Defaults/2000000001/'" w:xpath="/ns0:NavWordReportXmlPart[1]/ns0:BCReportInformation[1]/ns0:ReportRequest[1]/ns0:CompanyName[1]" w:storeItemID="{AEB477E2-476D-41F2-B387-ADBB03036D24}"/>
           </w:sdtPr>
           <w:sdtContent>
             <w:p>
@@ -265,6 +266,7 @@
             </w:placeholder>
             <w15:color w:val="808080"/>
             <w:text/>
+            <w:dataBinding w:prefixMappings="xmlns:ns0='urn:microsoft-dynamics-nav/reports/Tenant_Report_Defaults/2000000001/'" w:xpath="/ns0:NavWordReportXmlPart[1]/ns0:BCReportInformation[1]/ns0:ReportRequest[1]/ns0:CompanyName[1]" w:storeItemID="{AEB477E2-476D-41F2-B387-ADBB03036D24}"/>
           </w:sdtPr>
           <w:sdtContent>
             <w:p>
@@ -309,6 +311,7 @@
             </w:placeholder>
             <w15:color w:val="808080"/>
             <w:text/>
+            <w:dataBinding w:prefixMappings="xmlns:ns0='urn:microsoft-dynamics-nav/reports/Tenant_Report_Defaults/2000000001/'" w:xpath="/ns0:NavWordReportXmlPart[1]/ns0:BCReportInformation[1]/ns0:CompanyMetadata[1]/ns0:CompanyHomePage[1]" w:storeItemID="{AEB477E2-476D-41F2-B387-ADBB03036D24}"/>
           </w:sdtPr>
           <w:sdtContent>
             <w:p>
@@ -353,6 +356,7 @@
             </w:placeholder>
             <w15:color w:val="808080"/>
             <w:text/>
+            <w:dataBinding w:prefixMappings="xmlns:ns0='urn:microsoft-dynamics-nav/reports/Tenant_Report_Defaults/2000000001/'" w:xpath="/ns0:NavWordReportXmlPart[1]/ns0:BCReportInformation[1]/ns0:CompanyMetadata[1]/ns0:CompanyPhone[1]" w:storeItemID="{AEB477E2-476D-41F2-B387-ADBB03036D24}"/>
           </w:sdtPr>
           <w:sdtContent>
             <w:p>
@@ -397,6 +401,7 @@
             </w:placeholder>
             <w15:color w:val="808080"/>
             <w:text/>
+            <w:dataBinding w:prefixMappings="xmlns:ns0='urn:microsoft-dynamics-nav/reports/Tenant_Report_Defaults/2000000001/'" w:xpath="/ns0:NavWordReportXmlPart[1]/ns0:BCReportInformation[1]/ns0:CompanyMetadata[1]/ns0:CompanyEmail[1]" w:storeItemID="{AEB477E2-476D-41F2-B387-ADBB03036D24}"/>
           </w:sdtPr>
           <w:sdtContent>
             <w:p>
@@ -441,6 +446,7 @@
             </w:placeholder>
             <w15:color w:val="808080"/>
             <w:text/>
+            <w:dataBinding w:prefixMappings="xmlns:ns0='urn:microsoft-dynamics-nav/reports/Tenant_Report_Defaults/2000000001/'" w:xpath="/ns0:NavWordReportXmlPart[1]/ns0:BCReportInformation[1]/ns0:CompanyMetadata[1]/ns0:CompanyFaxNo[1]" w:storeItemID="{AEB477E2-476D-41F2-B387-ADBB03036D24}"/>
           </w:sdtPr>
           <w:sdtContent>
             <w:p>
@@ -572,6 +578,7 @@
               </w:placeholder>
               <w15:color w:val="808080"/>
               <w:text/>
+              <w:dataBinding w:prefixMappings="xmlns:ns0='urn:microsoft-dynamics-nav/reports/Tenant_Report_Defaults/2000000001/'" w:xpath="/ns0:NavWordReportXmlPart[1]/ns0:BCReportInformation[1]/ns0:ReportMetadata[1]/ns0:ReportCaption[1]" w:storeItemID="{AEB477E2-476D-41F2-B387-ADBB03036D24}"/>
             </w:sdtPr>
             <w:sdtContent>
               <w:r>
@@ -598,7 +605,7 @@
 </file>
 
 <file path=word/header3.xml><?xml version="1.0" encoding="utf-8"?>
-<w:hdr xmlns:wpc="http://schemas.microsoft.com/office/word/2010/wordprocessingCanvas" xmlns:cx="http://schemas.microsoft.com/office/drawing/2014/chartex" xmlns:cx1="http://schemas.microsoft.com/office/drawing/2015/9/8/chartex" xmlns:cx2="http://schemas.microsoft.com/office/drawing/2015/10/21/chartex" xmlns:cx3="http://schemas.microsoft.com/office/drawing/2016/5/9/chartex" xmlns:cx4="http://schemas.microsoft.com/office/drawing/2016/5/10/chartex" xmlns:cx5="http://schemas.microsoft.com/office/drawing/2016/5/11/chartex" xmlns:cx6="http://schemas.microsoft.com/office/drawing/2016/5/12/chartex" xmlns:cx7="http://schemas.microsoft.com/office/drawing/2016/5/13/chartex" xmlns:cx8="http://schemas.microsoft.com/office/drawing/2016/5/14/chartex" xmlns:mc="http://schemas.openxmlformats.org/markup-compatibility/2006" xmlns:aink="http://schemas.microsoft.com/office/drawing/2016/ink" xmlns:am3d="http://schemas.microsoft.com/office/drawing/2017/model3d" xmlns:o="urn:schemas-microsoft-com:office:office" xmlns:oel="http://schemas.microsoft.com/office/2019/extlst" xmlns:r="http://schemas.openxmlformats.org/officeDocument/2006/relationships" xmlns:m="http://schemas.openxmlformats.org/officeDocument/2006/math" xmlns:v="urn:schemas-microsoft-com:vml" xmlns:wp14="http://schemas.microsoft.com/office/word/2010/wordprocessingDrawing" xmlns:wp="http://schemas.openxmlformats.org/drawingml/2006/wordprocessingDrawing" xmlns:w10="urn:schemas-microsoft-com:office:word" xmlns:w="http://schemas.openxmlformats.org/wordprocessingml/2006/main" xmlns:w14="http://schemas.microsoft.com/office/word/2010/wordml" xmlns:w15="http://schemas.microsoft.com/office/word/2012/wordml" xmlns:w16cex="http://schemas.microsoft.com/office/word/2018/wordml/cex" xmlns:w16cid="http://schemas.microsoft.com/office/word/2016/wordml/cid" xmlns:w16="http://schemas.microsoft.com/office/word/2018/wordml" xmlns:w16du="http://schemas.microsoft.com/office/word/2023/wordml/word16du" xmlns:w16sdtdh="http://schemas.microsoft.com/office/word/2020/wordml/sdtdatahash" xmlns:w16sdtfl="http://schemas.microsoft.com/office/word/2024/wordml/sdtformatlock" xmlns:w16se="http://schemas.microsoft.com/office/word/2015/wordml/symex" xmlns:wpg="http://schemas.microsoft.com/office/word/2010/wordprocessingGroup" xmlns:wpi="http://schemas.microsoft.com/office/word/2010/wordprocessingInk" xmlns:wne="http://schemas.microsoft.com/office/word/2006/wordml" xmlns:wps="http://schemas.microsoft.com/office/word/2010/wordprocessingShape" mc:Ignorable="w14 w15 w16se w16cid w16 w16cex w16sdtdh w16sdtfl w16du wp14">
+<w:hdr xmlns:a="http://schemas.openxmlformats.org/drawingml/2006/main" xmlns:pic="http://schemas.openxmlformats.org/drawingml/2006/picture" xmlns:a14="http://schemas.microsoft.com/office/drawing/2010/main" xmlns:wpc="http://schemas.microsoft.com/office/word/2010/wordprocessingCanvas" xmlns:cx="http://schemas.microsoft.com/office/drawing/2014/chartex" xmlns:cx1="http://schemas.microsoft.com/office/drawing/2015/9/8/chartex" xmlns:cx2="http://schemas.microsoft.com/office/drawing/2015/10/21/chartex" xmlns:cx3="http://schemas.microsoft.com/office/drawing/2016/5/9/chartex" xmlns:cx4="http://schemas.microsoft.com/office/drawing/2016/5/10/chartex" xmlns:cx5="http://schemas.microsoft.com/office/drawing/2016/5/11/chartex" xmlns:cx6="http://schemas.microsoft.com/office/drawing/2016/5/12/chartex" xmlns:cx7="http://schemas.microsoft.com/office/drawing/2016/5/13/chartex" xmlns:cx8="http://schemas.microsoft.com/office/drawing/2016/5/14/chartex" xmlns:mc="http://schemas.openxmlformats.org/markup-compatibility/2006" xmlns:aink="http://schemas.microsoft.com/office/drawing/2016/ink" xmlns:am3d="http://schemas.microsoft.com/office/drawing/2017/model3d" xmlns:o="urn:schemas-microsoft-com:office:office" xmlns:oel="http://schemas.microsoft.com/office/2019/extlst" xmlns:r="http://schemas.openxmlformats.org/officeDocument/2006/relationships" xmlns:m="http://schemas.openxmlformats.org/officeDocument/2006/math" xmlns:v="urn:schemas-microsoft-com:vml" xmlns:wp14="http://schemas.microsoft.com/office/word/2010/wordprocessingDrawing" xmlns:wp="http://schemas.openxmlformats.org/drawingml/2006/wordprocessingDrawing" xmlns:w10="urn:schemas-microsoft-com:office:word" xmlns:w="http://schemas.openxmlformats.org/wordprocessingml/2006/main" xmlns:w14="http://schemas.microsoft.com/office/word/2010/wordml" xmlns:w15="http://schemas.microsoft.com/office/word/2012/wordml" xmlns:w16cex="http://schemas.microsoft.com/office/word/2018/wordml/cex" xmlns:w16cid="http://schemas.microsoft.com/office/word/2016/wordml/cid" xmlns:w16="http://schemas.microsoft.com/office/word/2018/wordml" xmlns:w16du="http://schemas.microsoft.com/office/word/2023/wordml/word16du" xmlns:w16sdtdh="http://schemas.microsoft.com/office/word/2020/wordml/sdtdatahash" xmlns:w16sdtfl="http://schemas.microsoft.com/office/word/2024/wordml/sdtformatlock" xmlns:w16se="http://schemas.microsoft.com/office/word/2015/wordml/symex" xmlns:wpg="http://schemas.microsoft.com/office/word/2010/wordprocessingGroup" xmlns:wpi="http://schemas.microsoft.com/office/word/2010/wordprocessingInk" xmlns:wne="http://schemas.microsoft.com/office/word/2006/wordml" xmlns:wps="http://schemas.microsoft.com/office/word/2010/wordprocessingShape" mc:Ignorable="w14 w15 w16se w16cid w16 w16cex w16sdtdh w16sdtfl w16du wp14">
   <w:tbl>
     <w:tblPr>
       <w:tblStyle w:val="BCBlockTable"/>
@@ -624,6 +631,7 @@
           <w:tag w:val="#BC:InsertDataItem,BCReportInformation/CompanyMetadata/CompanyLogo"/>
           <w:id w:val="-1878226836"/>
           <w:picture/>
+          <w:dataBinding w:prefixMappings="xmlns:ns0='urn:microsoft-dynamics-nav/reports/Tenant_Report_Defaults/2000000001/'" w:xpath="/ns0:NavWordReportXmlPart[1]/ns0:BCReportInformation[1]/ns0:CompanyMetadata[1]/ns0:CompanyLogo[1]" w:storeItemID="{AEB477E2-476D-41F2-B387-ADBB03036D24}"/>
         </w:sdtPr>
         <w:sdtContent>
           <w:tc>
@@ -708,6 +716,7 @@
               </w:placeholder>
               <w15:color w:val="808080"/>
               <w:text/>
+              <w:dataBinding w:prefixMappings="xmlns:ns0='urn:microsoft-dynamics-nav/reports/Tenant_Report_Defaults/2000000001/'" w:xpath="/ns0:NavWordReportXmlPart[1]/ns0:BCReportInformation[1]/ns0:ReportMetadata[1]/ns0:ReportCaption[1]" w:storeItemID="{AEB477E2-476D-41F2-B387-ADBB03036D24}"/>
             </w:sdtPr>
             <w:sdtContent>
               <w:r>

--- a/src/Layers/W1/BaseApp/Foundation/Reporting/ReportParts/HeaderFooterDesign/ExternalMinimalistic.docx
+++ b/src/Layers/W1/BaseApp/Foundation/Reporting/ReportParts/HeaderFooterDesign/ExternalMinimalistic.docx
@@ -151,9 +151,9 @@
             <w:placeholder>
               <w:docPart w:val="F2BB6162DDD2416C933DF1063306ACE4"/>
             </w:placeholder>
+            <w:dataBinding w:prefixMappings="xmlns:ns0='urn:microsoft-dynamics-nav/reports/Tenant_Report_Defaults/2000000001/'" w:xpath="/ns0:NavWordReportXmlPart[1]/ns0:BCReportInformation[1]/ns0:ReportRequest[1]/ns0:CompanyName[1]" w:storeItemID="{AEB477E2-476D-41F2-B387-ADBB03036D24}"/>
             <w15:color w:val="808080"/>
             <w:text/>
-            <w:dataBinding w:prefixMappings="xmlns:ns0='urn:microsoft-dynamics-nav/reports/Tenant_Report_Defaults/2000000001/'" w:xpath="/ns0:NavWordReportXmlPart[1]/ns0:BCReportInformation[1]/ns0:ReportRequest[1]/ns0:CompanyName[1]" w:storeItemID="{AEB477E2-476D-41F2-B387-ADBB03036D24}"/>
           </w:sdtPr>
           <w:sdtContent>
             <w:p>
@@ -168,7 +168,7 @@
                 <w:rPr>
                   <w:rFonts w:asciiTheme="majorHAnsi" w:hAnsiTheme="majorHAnsi" w:cstheme="majorHAnsi"/>
                 </w:rPr>
-                <w:t>Cronus</w:t>
+                <w:t>Company Name</w:t>
               </w:r>
             </w:p>
           </w:sdtContent>
@@ -178,7 +178,7 @@
   </w:tbl>
   <w:p>
     <w:pPr>
-      <w:pStyle w:val="BCNumber"/>
+      <w:pStyle w:val="NoSpacing"/>
     </w:pPr>
   </w:p>
 </w:ftr>
@@ -264,9 +264,9 @@
             <w:placeholder>
               <w:docPart w:val="617FC10A81AD4DA7AD869A179C9DF16A"/>
             </w:placeholder>
+            <w:dataBinding w:prefixMappings="xmlns:ns0='urn:microsoft-dynamics-nav/reports/Tenant_Report_Defaults/2000000001/'" w:xpath="/ns0:NavWordReportXmlPart[1]/ns0:BCReportInformation[1]/ns0:ReportRequest[1]/ns0:CompanyName[1]" w:storeItemID="{AEB477E2-476D-41F2-B387-ADBB03036D24}"/>
             <w15:color w:val="808080"/>
             <w:text/>
-            <w:dataBinding w:prefixMappings="xmlns:ns0='urn:microsoft-dynamics-nav/reports/Tenant_Report_Defaults/2000000001/'" w:xpath="/ns0:NavWordReportXmlPart[1]/ns0:BCReportInformation[1]/ns0:ReportRequest[1]/ns0:CompanyName[1]" w:storeItemID="{AEB477E2-476D-41F2-B387-ADBB03036D24}"/>
           </w:sdtPr>
           <w:sdtContent>
             <w:p>
@@ -275,7 +275,7 @@
                 <w:jc w:val="right"/>
               </w:pPr>
               <w:r>
-                <w:t>Cronus</w:t>
+                <w:t>Company Name</w:t>
               </w:r>
             </w:p>
           </w:sdtContent>
@@ -293,7 +293,7 @@
         </w:tcPr>
         <w:p>
           <w:pPr>
-            <w:pStyle w:val="BCNumber"/>
+            <w:pStyle w:val="NoSpacing"/>
           </w:pPr>
         </w:p>
       </w:tc>
@@ -309,9 +309,9 @@
             <w:placeholder>
               <w:docPart w:val="6CC07BD8ED1642808A57C9A5F0BAEE55"/>
             </w:placeholder>
+            <w:dataBinding w:prefixMappings="xmlns:ns0='urn:microsoft-dynamics-nav/reports/Tenant_Report_Defaults/2000000001/'" w:xpath="/ns0:NavWordReportXmlPart[1]/ns0:BCReportInformation[1]/ns0:CompanyMetadata[1]/ns0:CompanyHomePage[1]" w:storeItemID="{AEB477E2-476D-41F2-B387-ADBB03036D24}"/>
             <w15:color w:val="808080"/>
             <w:text/>
-            <w:dataBinding w:prefixMappings="xmlns:ns0='urn:microsoft-dynamics-nav/reports/Tenant_Report_Defaults/2000000001/'" w:xpath="/ns0:NavWordReportXmlPart[1]/ns0:BCReportInformation[1]/ns0:CompanyMetadata[1]/ns0:CompanyHomePage[1]" w:storeItemID="{AEB477E2-476D-41F2-B387-ADBB03036D24}"/>
           </w:sdtPr>
           <w:sdtContent>
             <w:p>
@@ -320,7 +320,7 @@
                 <w:jc w:val="right"/>
               </w:pPr>
               <w:r>
-                <w:t>www.cronus.com</w:t>
+                <w:t>Company Home Page</w:t>
               </w:r>
             </w:p>
           </w:sdtContent>
@@ -338,7 +338,7 @@
         </w:tcPr>
         <w:p>
           <w:pPr>
-            <w:pStyle w:val="BCNumber"/>
+            <w:pStyle w:val="NoSpacing"/>
           </w:pPr>
         </w:p>
       </w:tc>
@@ -354,9 +354,9 @@
             <w:placeholder>
               <w:docPart w:val="DAC6DBAB9DC345DF9BAE8663F83683EA"/>
             </w:placeholder>
+            <w:dataBinding w:prefixMappings="xmlns:ns0='urn:microsoft-dynamics-nav/reports/Tenant_Report_Defaults/2000000001/'" w:xpath="/ns0:NavWordReportXmlPart[1]/ns0:BCReportInformation[1]/ns0:CompanyMetadata[1]/ns0:CompanyPhone[1]" w:storeItemID="{AEB477E2-476D-41F2-B387-ADBB03036D24}"/>
             <w15:color w:val="808080"/>
             <w:text/>
-            <w:dataBinding w:prefixMappings="xmlns:ns0='urn:microsoft-dynamics-nav/reports/Tenant_Report_Defaults/2000000001/'" w:xpath="/ns0:NavWordReportXmlPart[1]/ns0:BCReportInformation[1]/ns0:CompanyMetadata[1]/ns0:CompanyPhone[1]" w:storeItemID="{AEB477E2-476D-41F2-B387-ADBB03036D24}"/>
           </w:sdtPr>
           <w:sdtContent>
             <w:p>
@@ -365,7 +365,7 @@
                 <w:jc w:val="right"/>
               </w:pPr>
               <w:r>
-                <w:t>+45 12 34 56 78</w:t>
+                <w:t>Company Phone</w:t>
               </w:r>
             </w:p>
           </w:sdtContent>
@@ -383,7 +383,7 @@
         </w:tcPr>
         <w:p>
           <w:pPr>
-            <w:pStyle w:val="BCNumber"/>
+            <w:pStyle w:val="NoSpacing"/>
           </w:pPr>
         </w:p>
       </w:tc>
@@ -399,9 +399,9 @@
             <w:placeholder>
               <w:docPart w:val="C99EB5D9A9FB4604BFC1A39801014B9A"/>
             </w:placeholder>
+            <w:dataBinding w:prefixMappings="xmlns:ns0='urn:microsoft-dynamics-nav/reports/Tenant_Report_Defaults/2000000001/'" w:xpath="/ns0:NavWordReportXmlPart[1]/ns0:BCReportInformation[1]/ns0:CompanyMetadata[1]/ns0:CompanyEmail[1]" w:storeItemID="{AEB477E2-476D-41F2-B387-ADBB03036D24}"/>
             <w15:color w:val="808080"/>
             <w:text/>
-            <w:dataBinding w:prefixMappings="xmlns:ns0='urn:microsoft-dynamics-nav/reports/Tenant_Report_Defaults/2000000001/'" w:xpath="/ns0:NavWordReportXmlPart[1]/ns0:BCReportInformation[1]/ns0:CompanyMetadata[1]/ns0:CompanyEmail[1]" w:storeItemID="{AEB477E2-476D-41F2-B387-ADBB03036D24}"/>
           </w:sdtPr>
           <w:sdtContent>
             <w:p>
@@ -410,7 +410,7 @@
                 <w:jc w:val="right"/>
               </w:pPr>
               <w:r>
-                <w:t>John.doe@cronus.com</w:t>
+                <w:t>Company Email</w:t>
               </w:r>
             </w:p>
           </w:sdtContent>
@@ -428,7 +428,7 @@
         </w:tcPr>
         <w:p>
           <w:pPr>
-            <w:pStyle w:val="BCNumber"/>
+            <w:pStyle w:val="NoSpacing"/>
           </w:pPr>
         </w:p>
       </w:tc>
@@ -444,9 +444,9 @@
             <w:placeholder>
               <w:docPart w:val="F85092CB8A6E4E93BC0CA2CF6B237F62"/>
             </w:placeholder>
+            <w:dataBinding w:prefixMappings="xmlns:ns0='urn:microsoft-dynamics-nav/reports/Tenant_Report_Defaults/2000000001/'" w:xpath="/ns0:NavWordReportXmlPart[1]/ns0:BCReportInformation[1]/ns0:CompanyMetadata[1]/ns0:CompanyFaxNo[1]" w:storeItemID="{AEB477E2-476D-41F2-B387-ADBB03036D24}"/>
             <w15:color w:val="808080"/>
             <w:text/>
-            <w:dataBinding w:prefixMappings="xmlns:ns0='urn:microsoft-dynamics-nav/reports/Tenant_Report_Defaults/2000000001/'" w:xpath="/ns0:NavWordReportXmlPart[1]/ns0:BCReportInformation[1]/ns0:CompanyMetadata[1]/ns0:CompanyFaxNo[1]" w:storeItemID="{AEB477E2-476D-41F2-B387-ADBB03036D24}"/>
           </w:sdtPr>
           <w:sdtContent>
             <w:p>
@@ -455,7 +455,7 @@
                 <w:jc w:val="right"/>
               </w:pPr>
               <w:r>
-                <w:t>333-333-333</w:t>
+                <w:t>Company Fax No.</w:t>
               </w:r>
             </w:p>
           </w:sdtContent>
@@ -576,9 +576,9 @@
               <w:placeholder>
                 <w:docPart w:val="DefaultPlaceholder_-1854013440"/>
               </w:placeholder>
+              <w:dataBinding w:prefixMappings="xmlns:ns0='urn:microsoft-dynamics-nav/reports/Tenant_Report_Defaults/2000000001/'" w:xpath="/ns0:NavWordReportXmlPart[1]/ns0:BCReportInformation[1]/ns0:ReportMetadata[1]/ns0:ReportCaption[1]" w:storeItemID="{AEB477E2-476D-41F2-B387-ADBB03036D24}"/>
               <w15:color w:val="808080"/>
               <w:text/>
-              <w:dataBinding w:prefixMappings="xmlns:ns0='urn:microsoft-dynamics-nav/reports/Tenant_Report_Defaults/2000000001/'" w:xpath="/ns0:NavWordReportXmlPart[1]/ns0:BCReportInformation[1]/ns0:ReportMetadata[1]/ns0:ReportCaption[1]" w:storeItemID="{AEB477E2-476D-41F2-B387-ADBB03036D24}"/>
             </w:sdtPr>
             <w:sdtContent>
               <w:r>
@@ -605,7 +605,7 @@
 </file>
 
 <file path=word/header3.xml><?xml version="1.0" encoding="utf-8"?>
-<w:hdr xmlns:a="http://schemas.openxmlformats.org/drawingml/2006/main" xmlns:pic="http://schemas.openxmlformats.org/drawingml/2006/picture" xmlns:a14="http://schemas.microsoft.com/office/drawing/2010/main" xmlns:wpc="http://schemas.microsoft.com/office/word/2010/wordprocessingCanvas" xmlns:cx="http://schemas.microsoft.com/office/drawing/2014/chartex" xmlns:cx1="http://schemas.microsoft.com/office/drawing/2015/9/8/chartex" xmlns:cx2="http://schemas.microsoft.com/office/drawing/2015/10/21/chartex" xmlns:cx3="http://schemas.microsoft.com/office/drawing/2016/5/9/chartex" xmlns:cx4="http://schemas.microsoft.com/office/drawing/2016/5/10/chartex" xmlns:cx5="http://schemas.microsoft.com/office/drawing/2016/5/11/chartex" xmlns:cx6="http://schemas.microsoft.com/office/drawing/2016/5/12/chartex" xmlns:cx7="http://schemas.microsoft.com/office/drawing/2016/5/13/chartex" xmlns:cx8="http://schemas.microsoft.com/office/drawing/2016/5/14/chartex" xmlns:mc="http://schemas.openxmlformats.org/markup-compatibility/2006" xmlns:aink="http://schemas.microsoft.com/office/drawing/2016/ink" xmlns:am3d="http://schemas.microsoft.com/office/drawing/2017/model3d" xmlns:o="urn:schemas-microsoft-com:office:office" xmlns:oel="http://schemas.microsoft.com/office/2019/extlst" xmlns:r="http://schemas.openxmlformats.org/officeDocument/2006/relationships" xmlns:m="http://schemas.openxmlformats.org/officeDocument/2006/math" xmlns:v="urn:schemas-microsoft-com:vml" xmlns:wp14="http://schemas.microsoft.com/office/word/2010/wordprocessingDrawing" xmlns:wp="http://schemas.openxmlformats.org/drawingml/2006/wordprocessingDrawing" xmlns:w10="urn:schemas-microsoft-com:office:word" xmlns:w="http://schemas.openxmlformats.org/wordprocessingml/2006/main" xmlns:w14="http://schemas.microsoft.com/office/word/2010/wordml" xmlns:w15="http://schemas.microsoft.com/office/word/2012/wordml" xmlns:w16cex="http://schemas.microsoft.com/office/word/2018/wordml/cex" xmlns:w16cid="http://schemas.microsoft.com/office/word/2016/wordml/cid" xmlns:w16="http://schemas.microsoft.com/office/word/2018/wordml" xmlns:w16du="http://schemas.microsoft.com/office/word/2023/wordml/word16du" xmlns:w16sdtdh="http://schemas.microsoft.com/office/word/2020/wordml/sdtdatahash" xmlns:w16sdtfl="http://schemas.microsoft.com/office/word/2024/wordml/sdtformatlock" xmlns:w16se="http://schemas.microsoft.com/office/word/2015/wordml/symex" xmlns:wpg="http://schemas.microsoft.com/office/word/2010/wordprocessingGroup" xmlns:wpi="http://schemas.microsoft.com/office/word/2010/wordprocessingInk" xmlns:wne="http://schemas.microsoft.com/office/word/2006/wordml" xmlns:wps="http://schemas.microsoft.com/office/word/2010/wordprocessingShape" mc:Ignorable="w14 w15 w16se w16cid w16 w16cex w16sdtdh w16sdtfl w16du wp14">
+<w:hdr xmlns:wpc="http://schemas.microsoft.com/office/word/2010/wordprocessingCanvas" xmlns:cx="http://schemas.microsoft.com/office/drawing/2014/chartex" xmlns:cx1="http://schemas.microsoft.com/office/drawing/2015/9/8/chartex" xmlns:cx2="http://schemas.microsoft.com/office/drawing/2015/10/21/chartex" xmlns:cx3="http://schemas.microsoft.com/office/drawing/2016/5/9/chartex" xmlns:cx4="http://schemas.microsoft.com/office/drawing/2016/5/10/chartex" xmlns:cx5="http://schemas.microsoft.com/office/drawing/2016/5/11/chartex" xmlns:cx6="http://schemas.microsoft.com/office/drawing/2016/5/12/chartex" xmlns:cx7="http://schemas.microsoft.com/office/drawing/2016/5/13/chartex" xmlns:cx8="http://schemas.microsoft.com/office/drawing/2016/5/14/chartex" xmlns:mc="http://schemas.openxmlformats.org/markup-compatibility/2006" xmlns:aink="http://schemas.microsoft.com/office/drawing/2016/ink" xmlns:am3d="http://schemas.microsoft.com/office/drawing/2017/model3d" xmlns:o="urn:schemas-microsoft-com:office:office" xmlns:oel="http://schemas.microsoft.com/office/2019/extlst" xmlns:r="http://schemas.openxmlformats.org/officeDocument/2006/relationships" xmlns:m="http://schemas.openxmlformats.org/officeDocument/2006/math" xmlns:v="urn:schemas-microsoft-com:vml" xmlns:wp14="http://schemas.microsoft.com/office/word/2010/wordprocessingDrawing" xmlns:wp="http://schemas.openxmlformats.org/drawingml/2006/wordprocessingDrawing" xmlns:w10="urn:schemas-microsoft-com:office:word" xmlns:w="http://schemas.openxmlformats.org/wordprocessingml/2006/main" xmlns:w14="http://schemas.microsoft.com/office/word/2010/wordml" xmlns:w15="http://schemas.microsoft.com/office/word/2012/wordml" xmlns:w16cex="http://schemas.microsoft.com/office/word/2018/wordml/cex" xmlns:w16cid="http://schemas.microsoft.com/office/word/2016/wordml/cid" xmlns:w16="http://schemas.microsoft.com/office/word/2018/wordml" xmlns:w16du="http://schemas.microsoft.com/office/word/2023/wordml/word16du" xmlns:w16sdtdh="http://schemas.microsoft.com/office/word/2020/wordml/sdtdatahash" xmlns:w16sdtfl="http://schemas.microsoft.com/office/word/2024/wordml/sdtformatlock" xmlns:w16se="http://schemas.microsoft.com/office/word/2015/wordml/symex" xmlns:wpg="http://schemas.microsoft.com/office/word/2010/wordprocessingGroup" xmlns:wpi="http://schemas.microsoft.com/office/word/2010/wordprocessingInk" xmlns:wne="http://schemas.microsoft.com/office/word/2006/wordml" xmlns:wps="http://schemas.microsoft.com/office/word/2010/wordprocessingShape" mc:Ignorable="w14 w15 w16se w16cid w16 w16cex w16sdtdh w16sdtfl w16du wp14">
   <w:tbl>
     <w:tblPr>
       <w:tblStyle w:val="BCBlockTable"/>
@@ -630,8 +630,8 @@
           <w:alias w:val="CompanyLogo"/>
           <w:tag w:val="#BC:InsertDataItem,BCReportInformation/CompanyMetadata/CompanyLogo"/>
           <w:id w:val="-1878226836"/>
+          <w:dataBinding w:prefixMappings="xmlns:ns0='urn:microsoft-dynamics-nav/reports/Tenant_Report_Defaults/2000000001/'" w:xpath="/ns0:NavWordReportXmlPart[1]/ns0:BCReportInformation[1]/ns0:CompanyMetadata[1]/ns0:CompanyLogo[1]" w:storeItemID="{AEB477E2-476D-41F2-B387-ADBB03036D24}"/>
           <w:picture/>
-          <w:dataBinding w:prefixMappings="xmlns:ns0='urn:microsoft-dynamics-nav/reports/Tenant_Report_Defaults/2000000001/'" w:xpath="/ns0:NavWordReportXmlPart[1]/ns0:BCReportInformation[1]/ns0:CompanyMetadata[1]/ns0:CompanyLogo[1]" w:storeItemID="{AEB477E2-476D-41F2-B387-ADBB03036D24}"/>
         </w:sdtPr>
         <w:sdtContent>
           <w:tc>
@@ -646,9 +646,9 @@
                 </w:rPr>
                 <w:drawing>
                   <wp:inline distT="0" distB="0" distL="0" distR="0" wp14:anchorId="251FDDC9" wp14:editId="528C35CB">
-                    <wp:extent cx="2185416" cy="530352"/>
-                    <wp:effectExtent l="0" t="0" r="5715" b="3175"/>
-                    <wp:docPr id="2" name="Billede 1" descr="The image is a plain white background with no additional elements or details.&#10;&#10;AI-generated content may be incorrect."/>
+                    <wp:extent cx="530352" cy="530352"/>
+                    <wp:effectExtent l="0" t="0" r="3175" b="3175"/>
+                    <wp:docPr id="2" name="Billede 1"/>
                     <wp:cNvGraphicFramePr>
                       <a:graphicFrameLocks xmlns:a="http://schemas.openxmlformats.org/drawingml/2006/main"/>
                     </wp:cNvGraphicFramePr>
@@ -656,20 +656,13 @@
                       <a:graphicData uri="http://schemas.openxmlformats.org/drawingml/2006/picture">
                         <pic:pic xmlns:pic="http://schemas.openxmlformats.org/drawingml/2006/picture">
                           <pic:nvPicPr>
-                            <pic:cNvPr id="2" name="Billede 1" descr="The image is a plain white background with no additional elements or details.&#10;&#10;AI-generated content may be incorrect."/>
+                            <pic:cNvPr id="2" name="Billede 1"/>
                             <pic:cNvPicPr>
                               <a:picLocks noChangeAspect="1" noChangeArrowheads="1"/>
                             </pic:cNvPicPr>
                           </pic:nvPicPr>
                           <pic:blipFill>
-                            <a:blip r:embed="rId1">
-                              <a:extLst>
-                                <a:ext uri="{28A0092B-C50C-407E-A947-70E740481C1C}">
-                                  <a14:useLocalDpi xmlns:a14="http://schemas.microsoft.com/office/drawing/2010/main" val="0"/>
-                                </a:ext>
-                              </a:extLst>
-                            </a:blip>
-                            <a:srcRect/>
+                            <a:blip r:embed="rId1"/>
                             <a:stretch>
                               <a:fillRect/>
                             </a:stretch>
@@ -677,7 +670,7 @@
                           <pic:spPr bwMode="auto">
                             <a:xfrm>
                               <a:off x="0" y="0"/>
-                              <a:ext cx="2185416" cy="530352"/>
+                              <a:ext cx="530352" cy="530352"/>
                             </a:xfrm>
                             <a:prstGeom prst="rect">
                               <a:avLst/>
@@ -714,9 +707,9 @@
               <w:placeholder>
                 <w:docPart w:val="DefaultPlaceholder_-1854013440"/>
               </w:placeholder>
+              <w:dataBinding w:prefixMappings="xmlns:ns0='urn:microsoft-dynamics-nav/reports/Tenant_Report_Defaults/2000000001/'" w:xpath="/ns0:NavWordReportXmlPart[1]/ns0:BCReportInformation[1]/ns0:ReportMetadata[1]/ns0:ReportCaption[1]" w:storeItemID="{AEB477E2-476D-41F2-B387-ADBB03036D24}"/>
               <w15:color w:val="808080"/>
               <w:text/>
-              <w:dataBinding w:prefixMappings="xmlns:ns0='urn:microsoft-dynamics-nav/reports/Tenant_Report_Defaults/2000000001/'" w:xpath="/ns0:NavWordReportXmlPart[1]/ns0:BCReportInformation[1]/ns0:ReportMetadata[1]/ns0:ReportCaption[1]" w:storeItemID="{AEB477E2-476D-41F2-B387-ADBB03036D24}"/>
             </w:sdtPr>
             <w:sdtContent>
               <w:r>
@@ -1961,7 +1954,6 @@
     <w:uiPriority w:val="1"/>
     <w:semiHidden/>
     <w:unhideWhenUsed/>
-    <w:rsid w:val="007A7FB4"/>
   </w:style>
   <w:style w:type="table" w:default="1" w:styleId="TableNormal">
     <w:name w:val="Normal Table"/>
@@ -1983,7 +1975,6 @@
     <w:uiPriority w:val="99"/>
     <w:semiHidden/>
     <w:unhideWhenUsed/>
-    <w:rsid w:val="007A7FB4"/>
   </w:style>
   <w:style w:type="table" w:styleId="TableGrid">
     <w:name w:val="Table Grid"/>
@@ -2815,39 +2806,6 @@
       <w:color w:val="605E5C"/>
       <w:sz w:val="16"/>
       <w:shd w:val="clear" w:color="auto" w:fill="E1DFDD"/>
-    </w:rPr>
-  </w:style>
-  <w:style w:type="paragraph" w:customStyle="1" w:styleId="BCLabel">
-    <w:name w:val="BC Label"/>
-    <w:basedOn w:val="NoSpacing"/>
-    <w:next w:val="Normal"/>
-    <w:uiPriority w:val="2"/>
-    <w:rsid w:val="00AF7392"/>
-    <w:pPr>
-      <w:keepNext/>
-    </w:pPr>
-    <w:rPr>
-      <w:rFonts w:asciiTheme="majorHAnsi" w:eastAsiaTheme="majorEastAsia" w:hAnsiTheme="majorHAnsi" w:cstheme="majorBidi"/>
-    </w:rPr>
-  </w:style>
-  <w:style w:type="paragraph" w:customStyle="1" w:styleId="BCLabelNumber">
-    <w:name w:val="BC Label Number"/>
-    <w:basedOn w:val="BCLabel"/>
-    <w:next w:val="Normal"/>
-    <w:uiPriority w:val="2"/>
-    <w:rsid w:val="00AF7392"/>
-    <w:rPr>
-      <w14:numSpacing w14:val="tabular"/>
-    </w:rPr>
-  </w:style>
-  <w:style w:type="paragraph" w:customStyle="1" w:styleId="BCNumber">
-    <w:name w:val="BC Number"/>
-    <w:basedOn w:val="NoSpacing"/>
-    <w:next w:val="Normal"/>
-    <w:uiPriority w:val="2"/>
-    <w:rsid w:val="00AF7392"/>
-    <w:rPr>
-      <w14:numSpacing w14:val="tabular"/>
     </w:rPr>
   </w:style>
   <w:style w:type="table" w:customStyle="1" w:styleId="BCBlockTable">
@@ -28800,7 +28758,6 @@
   <w:style w:type="paragraph" w:customStyle="1" w:styleId="Barcode">
     <w:name w:val="Barcode"/>
     <w:basedOn w:val="Heading1"/>
-    <w:link w:val="BarcodeChar"/>
     <w:qFormat/>
     <w:rsid w:val="00AF7392"/>
     <w:pPr>
@@ -28815,57 +28772,14 @@
       <w:szCs w:val="16"/>
     </w:rPr>
   </w:style>
-  <w:style w:type="character" w:customStyle="1" w:styleId="BarcodeChar">
-    <w:name w:val="Barcode Char"/>
-    <w:basedOn w:val="Heading1Char"/>
-    <w:link w:val="Barcode"/>
-    <w:rsid w:val="00AF7392"/>
-    <w:rPr>
-      <w:rFonts w:ascii="IDAutomationHC39M" w:eastAsiaTheme="majorEastAsia" w:hAnsi="IDAutomationHC39M" w:cstheme="majorBidi"/>
-      <w:color w:val="242424" w:themeColor="text1"/>
-      <w:kern w:val="2"/>
-      <w:sz w:val="16"/>
-      <w:szCs w:val="16"/>
-      <w14:ligatures w14:val="standardContextual"/>
-    </w:rPr>
-  </w:style>
   <w:style w:type="paragraph" w:customStyle="1" w:styleId="QRCode">
     <w:name w:val="QR Code"/>
     <w:basedOn w:val="Barcode"/>
-    <w:link w:val="QRCodeChar"/>
     <w:qFormat/>
     <w:rsid w:val="00AF7392"/>
     <w:rPr>
       <w:rFonts w:ascii="IDAutomation2D" w:hAnsi="IDAutomation2D"/>
     </w:rPr>
-  </w:style>
-  <w:style w:type="character" w:customStyle="1" w:styleId="QRCodeChar">
-    <w:name w:val="QR Code Char"/>
-    <w:basedOn w:val="BarcodeChar"/>
-    <w:link w:val="QRCode"/>
-    <w:rsid w:val="00AF7392"/>
-    <w:rPr>
-      <w:rFonts w:ascii="IDAutomation2D" w:eastAsiaTheme="majorEastAsia" w:hAnsi="IDAutomation2D" w:cstheme="majorBidi"/>
-      <w:color w:val="242424" w:themeColor="text1"/>
-      <w:kern w:val="2"/>
-      <w:sz w:val="16"/>
-      <w:szCs w:val="16"/>
-      <w14:ligatures w14:val="standardContextual"/>
-    </w:rPr>
-  </w:style>
-  <w:style w:type="paragraph" w:customStyle="1" w:styleId="BCNoteBullet">
-    <w:name w:val="BC Note Bullet"/>
-    <w:basedOn w:val="Quote"/>
-    <w:next w:val="Normal"/>
-    <w:uiPriority w:val="2"/>
-    <w:rsid w:val="00AF7392"/>
-    <w:pPr>
-      <w:tabs>
-        <w:tab w:val="num" w:pos="360"/>
-      </w:tabs>
-      <w:spacing w:before="0" w:after="0" w:line="240" w:lineRule="auto"/>
-      <w:ind w:left="227" w:hanging="227"/>
-    </w:pPr>
   </w:style>
   <w:style w:type="table" w:customStyle="1" w:styleId="BCDataTable">
     <w:name w:val="BC Data Table"/>
@@ -29481,6 +29395,7 @@
     <w:rsid w:val="005209D8"/>
     <w:rsid w:val="00526184"/>
     <w:rsid w:val="005417B7"/>
+    <w:rsid w:val="00582B76"/>
     <w:rsid w:val="00591BD2"/>
     <w:rsid w:val="00595237"/>
     <w:rsid w:val="005E35BE"/>
@@ -29509,6 +29424,7 @@
     <w:rsid w:val="00916429"/>
     <w:rsid w:val="00920D69"/>
     <w:rsid w:val="00921ABE"/>
+    <w:rsid w:val="00930FB4"/>
     <w:rsid w:val="00934C8E"/>
     <w:rsid w:val="009464B2"/>
     <w:rsid w:val="009717E3"/>
@@ -30347,7 +30263,7 @@
 </we:webextension>
 </file>
 
-<file path=customXml/item1.xml>��< ? x m l   v e r s i o n = " 1 . 0 "   e n c o d i n g = " u t f - 1 6 " ? > < N a v W o r d R e p o r t X m l P a r t   x m l n s = " u r n : m i c r o s o f t - d y n a m i c s - n a v / r e p o r t s / T e n a n t _ R e p o r t _ D e f a u l t s / 2 0 0 0 0 0 0 0 0 1 / " > +<file path=customXml/item1.xml>��< ? x m l   v e r s i o n = " 1 . 0 "   e n c o d i n g = " u t f - 1 6 " ? > < N a v W o r d R e p o r t X m l P a r t   x m l n s = " u r n : m i c r o s o f t - d y n a m i c s - b u s i n e s s c e n t r a l / i n t e r n a l / e x t e n d e d / r e p o r t s / T e n a n t _ R e p o r t _ D e f a u l t s / 2 0 0 0 0 0 0 0 0 1 / " >   
      < B C R e p o r t I n f o r m a t i o n >   
@@ -30493,16 +30409,25 @@
  
      < / B C R e p o r t I n f o r m a t i o n >   
+     < T o o l t i p s / > + 
  < / N a v W o r d R e p o r t X m l P a r t > 
 </file>
 
 <file path=customXml/item2.xml><?xml version="1.0" encoding="utf-8"?>
-<?mso-contentType ?>
-<FormTemplates xmlns="http://schemas.microsoft.com/sharepoint/v3/contenttype/forms">
-  <Display>DocumentLibraryForm</Display>
-  <Edit>DocumentLibraryForm</Edit>
-  <New>DocumentLibraryForm</New>
-</FormTemplates>
+<p:properties xmlns:p="http://schemas.microsoft.com/office/2006/metadata/properties" xmlns:xsi="http://www.w3.org/2001/XMLSchema-instance" xmlns:pc="http://schemas.microsoft.com/office/infopath/2007/PartnerControls">
+  <documentManagement>
+    <Package xmlns="178f68d8-b893-4efd-8406-fab0f21873e4" xsi:nil="true"/>
+    <lcf76f155ced4ddcb4097134ff3c332f xmlns="178f68d8-b893-4efd-8406-fab0f21873e4">
+      <Terms xmlns="http://schemas.microsoft.com/office/infopath/2007/PartnerControls"/>
+    </lcf76f155ced4ddcb4097134ff3c332f>
+    <_ip_UnifiedCompliancePolicyUIAction xmlns="http://schemas.microsoft.com/sharepoint/v3" xsi:nil="true"/>
+    <TaxCatchAll xmlns="b83e059f-de16-406c-a902-3d56d4e79ec8" xsi:nil="true"/>
+    <Audience xmlns="178f68d8-b893-4efd-8406-fab0f21873e4" xsi:nil="true"/>
+    <_ip_UnifiedCompliancePolicyProperties xmlns="http://schemas.microsoft.com/sharepoint/v3" xsi:nil="true"/>
+    <DocumentType xmlns="178f68d8-b893-4efd-8406-fab0f21873e4" xsi:nil="true"/>
+  </documentManagement>
+</p:properties>
 </file>
 
 <file path=customXml/item3.xml><?xml version="1.0" encoding="utf-8"?>
@@ -30772,22 +30697,15 @@
 </file>
 
 <file path=customXml/item4.xml><?xml version="1.0" encoding="utf-8"?>
-<p:properties xmlns:p="http://schemas.microsoft.com/office/2006/metadata/properties" xmlns:xsi="http://www.w3.org/2001/XMLSchema-instance" xmlns:pc="http://schemas.microsoft.com/office/infopath/2007/PartnerControls">
-  <documentManagement>
-    <Package xmlns="178f68d8-b893-4efd-8406-fab0f21873e4" xsi:nil="true"/>
-    <lcf76f155ced4ddcb4097134ff3c332f xmlns="178f68d8-b893-4efd-8406-fab0f21873e4">
-      <Terms xmlns="http://schemas.microsoft.com/office/infopath/2007/PartnerControls"/>
-    </lcf76f155ced4ddcb4097134ff3c332f>
-    <_ip_UnifiedCompliancePolicyUIAction xmlns="http://schemas.microsoft.com/sharepoint/v3" xsi:nil="true"/>
-    <TaxCatchAll xmlns="b83e059f-de16-406c-a902-3d56d4e79ec8" xsi:nil="true"/>
-    <Audience xmlns="178f68d8-b893-4efd-8406-fab0f21873e4" xsi:nil="true"/>
-    <_ip_UnifiedCompliancePolicyProperties xmlns="http://schemas.microsoft.com/sharepoint/v3" xsi:nil="true"/>
-    <DocumentType xmlns="178f68d8-b893-4efd-8406-fab0f21873e4" xsi:nil="true"/>
-  </documentManagement>
-</p:properties>
+<?mso-contentType ?>
+<FormTemplates xmlns="http://schemas.microsoft.com/sharepoint/v3/contenttype/forms">
+  <Display>DocumentLibraryForm</Display>
+  <Edit>DocumentLibraryForm</Edit>
+  <New>DocumentLibraryForm</New>
+</FormTemplates>
 </file>
 
-<file path=customXml/item5.xml>��< ? x m l   v e r s i o n = " 1 . 0 "   e n c o d i n g = " u t f - 1 6 " ? > < N a v W o r d R e p o r t X m l P a r t   x m l n s = " u r n : m i c r o s o f t - d y n a m i c s - b u s i n e s s c e n t r a l / i n t e r n a l / e x t e n d e d / r e p o r t s / T e n a n t _ R e p o r t _ D e f a u l t s / 2 0 0 0 0 0 0 0 0 1 / " > +<file path=customXml/item5.xml>��< ? x m l   v e r s i o n = " 1 . 0 "   e n c o d i n g = " u t f - 1 6 " ? > < N a v W o r d R e p o r t X m l P a r t   x m l n s = " u r n : m i c r o s o f t - d y n a m i c s - n a v / r e p o r t s / T e n a n t _ R e p o r t _ D e f a u l t s / 2 0 0 0 0 0 0 0 0 1 / " >   
      < B C R e p o r t I n f o r m a t i o n >   
@@ -30933,8 +30851,6 @@
  
      < / B C R e p o r t I n f o r m a t i o n >   
-     < T o o l t i p s / > - 
  < / N a v W o r d R e p o r t X m l P a r t > 
 </file>
 
@@ -30943,17 +30859,21 @@
 </file>
 
 <file path=customXml/itemProps1.xml><?xml version="1.0" encoding="utf-8"?>
-<ds:datastoreItem xmlns:ds="http://schemas.openxmlformats.org/officeDocument/2006/customXml" ds:itemID="{AEB477E2-476D-41F2-B387-ADBB03036D24}">
+<ds:datastoreItem xmlns:ds="http://schemas.openxmlformats.org/officeDocument/2006/customXml" ds:itemID="{A920BA3E-0BFF-4EC1-8EBE-8D8095518815}">
   <ds:schemaRefs>
-    <ds:schemaRef ds:uri="urn:microsoft-dynamics-nav/reports/Tenant_Report_Defaults/2000000001/"/>
+    <ds:schemaRef ds:uri="urn:microsoft-dynamics-businesscentral/internal/extended/reports/Tenant_Report_Defaults/2000000001/"/>
   </ds:schemaRefs>
 </ds:datastoreItem>
 </file>
 
 <file path=customXml/itemProps2.xml><?xml version="1.0" encoding="utf-8"?>
-<ds:datastoreItem xmlns:ds="http://schemas.openxmlformats.org/officeDocument/2006/customXml" ds:itemID="{90D051D0-A09C-4803-9951-7AF38C9A2CC3}">
+<ds:datastoreItem xmlns:ds="http://schemas.openxmlformats.org/officeDocument/2006/customXml" ds:itemID="{44439C40-F432-4CC9-A3DD-34A6EF67EA3B}">
   <ds:schemaRefs>
-    <ds:schemaRef ds:uri="http://schemas.microsoft.com/sharepoint/v3/contenttype/forms"/>
+    <ds:schemaRef ds:uri="http://schemas.microsoft.com/office/2006/metadata/properties"/>
+    <ds:schemaRef ds:uri="http://schemas.microsoft.com/office/infopath/2007/PartnerControls"/>
+    <ds:schemaRef ds:uri="178f68d8-b893-4efd-8406-fab0f21873e4"/>
+    <ds:schemaRef ds:uri="http://schemas.microsoft.com/sharepoint/v3"/>
+    <ds:schemaRef ds:uri="b83e059f-de16-406c-a902-3d56d4e79ec8"/>
   </ds:schemaRefs>
 </ds:datastoreItem>
 </file>
@@ -30979,21 +30899,17 @@
 </file>
 
 <file path=customXml/itemProps4.xml><?xml version="1.0" encoding="utf-8"?>
-<ds:datastoreItem xmlns:ds="http://schemas.openxmlformats.org/officeDocument/2006/customXml" ds:itemID="{44439C40-F432-4CC9-A3DD-34A6EF67EA3B}">
+<ds:datastoreItem xmlns:ds="http://schemas.openxmlformats.org/officeDocument/2006/customXml" ds:itemID="{90D051D0-A09C-4803-9951-7AF38C9A2CC3}">
   <ds:schemaRefs>
-    <ds:schemaRef ds:uri="http://schemas.microsoft.com/office/2006/metadata/properties"/>
-    <ds:schemaRef ds:uri="http://schemas.microsoft.com/office/infopath/2007/PartnerControls"/>
-    <ds:schemaRef ds:uri="178f68d8-b893-4efd-8406-fab0f21873e4"/>
-    <ds:schemaRef ds:uri="http://schemas.microsoft.com/sharepoint/v3"/>
-    <ds:schemaRef ds:uri="b83e059f-de16-406c-a902-3d56d4e79ec8"/>
+    <ds:schemaRef ds:uri="http://schemas.microsoft.com/sharepoint/v3/contenttype/forms"/>
   </ds:schemaRefs>
 </ds:datastoreItem>
 </file>
 
 <file path=customXml/itemProps5.xml><?xml version="1.0" encoding="utf-8"?>
-<ds:datastoreItem xmlns:ds="http://schemas.openxmlformats.org/officeDocument/2006/customXml" ds:itemID="{A920BA3E-0BFF-4EC1-8EBE-8D8095518815}">
+<ds:datastoreItem xmlns:ds="http://schemas.openxmlformats.org/officeDocument/2006/customXml" ds:itemID="{AEB477E2-476D-41F2-B387-ADBB03036D24}">
   <ds:schemaRefs>
-    <ds:schemaRef ds:uri="urn:microsoft-dynamics-businesscentral/internal/extended/reports/Tenant_Report_Defaults/2000000001/"/>
+    <ds:schemaRef ds:uri="urn:microsoft-dynamics-nav/reports/Tenant_Report_Defaults/2000000001/"/>
   </ds:schemaRefs>
 </ds:datastoreItem>
 </file>

--- a/src/Layers/W1/BaseApp/Foundation/Reporting/ReportParts/HeaderFooterDesign/ExternalMinimalistic.docx
+++ b/src/Layers/W1/BaseApp/Foundation/Reporting/ReportParts/HeaderFooterDesign/ExternalMinimalistic.docx
@@ -346,30 +346,53 @@
         <w:tcPr>
           <w:tcW w:w="3832" w:type="dxa"/>
         </w:tcPr>
-        <w:sdt>
-          <w:sdtPr>
-            <w:alias w:val="CompanyPhone"/>
-            <w:tag w:val="#BC:InsertDataItem,BCReportInformation/CompanyMetadata/CompanyPhone"/>
-            <w:id w:val="-1473826419"/>
-            <w:placeholder>
-              <w:docPart w:val="DAC6DBAB9DC345DF9BAE8663F83683EA"/>
-            </w:placeholder>
-            <w:dataBinding w:prefixMappings="xmlns:ns0='urn:microsoft-dynamics-nav/reports/Tenant_Report_Defaults/2000000001/'" w:xpath="/ns0:NavWordReportXmlPart[1]/ns0:BCReportInformation[1]/ns0:CompanyMetadata[1]/ns0:CompanyPhone[1]" w:storeItemID="{AEB477E2-476D-41F2-B387-ADBB03036D24}"/>
-            <w15:color w:val="808080"/>
-            <w:text/>
-          </w:sdtPr>
-          <w:sdtContent>
-            <w:p>
-              <w:pPr>
-                <w:pStyle w:val="NoSpacing"/>
-                <w:jc w:val="right"/>
-              </w:pPr>
+        <w:p>
+          <w:pPr>
+            <w:pStyle w:val="NoSpacing"/>
+            <w:jc w:val="right"/>
+          </w:pPr>
+          <w:sdt>
+            <w:sdtPr>
+              <w:alias w:val="CompanyPhoneCaption"/>
+              <w:tag w:val="#BC:InsertDataItem,BCReportInformation/CompanyMetadata/CompanyPhoneCaption"/>
+              <w:id w:val="2033832269"/>
+              <w:placeholder>
+                <w:docPart w:val="DefaultPlaceholder_-1854013440"/>
+              </w:placeholder>
+              <w15:color w:val="808080"/>
+              <w:text/>
+              <w:dataBinding w:prefixMappings="xmlns:ns0='urn:microsoft-dynamics-nav/reports/Tenant_Report_Defaults/2000000001/'" w:xpath="/ns0:NavWordReportXmlPart[1]/ns0:BCReportInformation[1]/ns0:CompanyMetadata[1]/ns0:CompanyPhoneCaption[1]" w:storeItemID="{AEB477E2-476D-41F2-B387-ADBB03036D24}"/>
+            </w:sdtPr>
+            <w:sdtContent>
+              <w:proofErr w:type="spellStart"/>
+              <w:r>
+                <w:t>CompanyPhoneCaption</w:t>
+              </w:r>
+              <w:proofErr w:type="spellEnd"/>
+            </w:sdtContent>
+          </w:sdt>
+          <w:r>
+            <w:t xml:space="preserve">: </w:t>
+          </w:r>
+          <w:sdt>
+            <w:sdtPr>
+              <w:alias w:val="CompanyPhone"/>
+              <w:tag w:val="#BC:InsertDataItem,BCReportInformation/CompanyMetadata/CompanyPhone"/>
+              <w:id w:val="-1473826419"/>
+              <w:placeholder>
+                <w:docPart w:val="DAC6DBAB9DC345DF9BAE8663F83683EA"/>
+              </w:placeholder>
+              <w:dataBinding w:prefixMappings="xmlns:ns0='urn:microsoft-dynamics-nav/reports/Tenant_Report_Defaults/2000000001/'" w:xpath="/ns0:NavWordReportXmlPart[1]/ns0:BCReportInformation[1]/ns0:CompanyMetadata[1]/ns0:CompanyPhone[1]" w:storeItemID="{AEB477E2-476D-41F2-B387-ADBB03036D24}"/>
+              <w15:color w:val="808080"/>
+              <w:text/>
+            </w:sdtPr>
+            <w:sdtContent>
               <w:r>
                 <w:t>Company Phone</w:t>
               </w:r>
-            </w:p>
-          </w:sdtContent>
-        </w:sdt>
+            </w:sdtContent>
+          </w:sdt>
+        </w:p>
       </w:tc>
     </w:tr>
     <w:tr>
@@ -436,30 +459,53 @@
         <w:tcPr>
           <w:tcW w:w="3832" w:type="dxa"/>
         </w:tcPr>
-        <w:sdt>
-          <w:sdtPr>
-            <w:alias w:val="CompanyFaxNo"/>
-            <w:tag w:val="#BC:InsertDataItem,BCReportInformation/CompanyMetadata/CompanyFaxNo"/>
-            <w:id w:val="-1082524452"/>
-            <w:placeholder>
-              <w:docPart w:val="F85092CB8A6E4E93BC0CA2CF6B237F62"/>
-            </w:placeholder>
-            <w:dataBinding w:prefixMappings="xmlns:ns0='urn:microsoft-dynamics-nav/reports/Tenant_Report_Defaults/2000000001/'" w:xpath="/ns0:NavWordReportXmlPart[1]/ns0:BCReportInformation[1]/ns0:CompanyMetadata[1]/ns0:CompanyFaxNo[1]" w:storeItemID="{AEB477E2-476D-41F2-B387-ADBB03036D24}"/>
-            <w15:color w:val="808080"/>
-            <w:text/>
-          </w:sdtPr>
-          <w:sdtContent>
-            <w:p>
-              <w:pPr>
-                <w:pStyle w:val="NoSpacing"/>
-                <w:jc w:val="right"/>
-              </w:pPr>
+        <w:p>
+          <w:pPr>
+            <w:pStyle w:val="NoSpacing"/>
+            <w:jc w:val="right"/>
+          </w:pPr>
+          <w:sdt>
+            <w:sdtPr>
+              <w:alias w:val="CompanyFaxNoCaption"/>
+              <w:tag w:val="#BC:InsertDataItem,BCReportInformation/CompanyMetadata/CompanyFaxNoCaption"/>
+              <w:id w:val="301669035"/>
+              <w:placeholder>
+                <w:docPart w:val="DefaultPlaceholder_-1854013440"/>
+              </w:placeholder>
+              <w15:color w:val="808080"/>
+              <w:text/>
+              <w:dataBinding w:prefixMappings="xmlns:ns0='urn:microsoft-dynamics-nav/reports/Tenant_Report_Defaults/2000000001/'" w:xpath="/ns0:NavWordReportXmlPart[1]/ns0:BCReportInformation[1]/ns0:CompanyMetadata[1]/ns0:CompanyFaxNoCaption[1]" w:storeItemID="{AEB477E2-476D-41F2-B387-ADBB03036D24}"/>
+            </w:sdtPr>
+            <w:sdtContent>
+              <w:proofErr w:type="spellStart"/>
+              <w:r>
+                <w:t>CompanyFaxNoCaption</w:t>
+              </w:r>
+              <w:proofErr w:type="spellEnd"/>
+            </w:sdtContent>
+          </w:sdt>
+          <w:r>
+            <w:t xml:space="preserve">: </w:t>
+          </w:r>
+          <w:sdt>
+            <w:sdtPr>
+              <w:alias w:val="CompanyFaxNo"/>
+              <w:tag w:val="#BC:InsertDataItem,BCReportInformation/CompanyMetadata/CompanyFaxNo"/>
+              <w:id w:val="-1082524452"/>
+              <w:placeholder>
+                <w:docPart w:val="F85092CB8A6E4E93BC0CA2CF6B237F62"/>
+              </w:placeholder>
+              <w:dataBinding w:prefixMappings="xmlns:ns0='urn:microsoft-dynamics-nav/reports/Tenant_Report_Defaults/2000000001/'" w:xpath="/ns0:NavWordReportXmlPart[1]/ns0:BCReportInformation[1]/ns0:CompanyMetadata[1]/ns0:CompanyFaxNo[1]" w:storeItemID="{AEB477E2-476D-41F2-B387-ADBB03036D24}"/>
+              <w15:color w:val="808080"/>
+              <w:text/>
+            </w:sdtPr>
+            <w:sdtContent>
               <w:r>
                 <w:t>Company Fax No.</w:t>
               </w:r>
-            </w:p>
-          </w:sdtContent>
-        </w:sdt>
+            </w:sdtContent>
+          </w:sdt>
+        </w:p>
       </w:tc>
     </w:tr>
   </w:tbl>
@@ -605,7 +651,7 @@
 </file>
 
 <file path=word/header3.xml><?xml version="1.0" encoding="utf-8"?>
-<w:hdr xmlns:wpc="http://schemas.microsoft.com/office/word/2010/wordprocessingCanvas" xmlns:cx="http://schemas.microsoft.com/office/drawing/2014/chartex" xmlns:cx1="http://schemas.microsoft.com/office/drawing/2015/9/8/chartex" xmlns:cx2="http://schemas.microsoft.com/office/drawing/2015/10/21/chartex" xmlns:cx3="http://schemas.microsoft.com/office/drawing/2016/5/9/chartex" xmlns:cx4="http://schemas.microsoft.com/office/drawing/2016/5/10/chartex" xmlns:cx5="http://schemas.microsoft.com/office/drawing/2016/5/11/chartex" xmlns:cx6="http://schemas.microsoft.com/office/drawing/2016/5/12/chartex" xmlns:cx7="http://schemas.microsoft.com/office/drawing/2016/5/13/chartex" xmlns:cx8="http://schemas.microsoft.com/office/drawing/2016/5/14/chartex" xmlns:mc="http://schemas.openxmlformats.org/markup-compatibility/2006" xmlns:aink="http://schemas.microsoft.com/office/drawing/2016/ink" xmlns:am3d="http://schemas.microsoft.com/office/drawing/2017/model3d" xmlns:o="urn:schemas-microsoft-com:office:office" xmlns:oel="http://schemas.microsoft.com/office/2019/extlst" xmlns:r="http://schemas.openxmlformats.org/officeDocument/2006/relationships" xmlns:m="http://schemas.openxmlformats.org/officeDocument/2006/math" xmlns:v="urn:schemas-microsoft-com:vml" xmlns:wp14="http://schemas.microsoft.com/office/word/2010/wordprocessingDrawing" xmlns:wp="http://schemas.openxmlformats.org/drawingml/2006/wordprocessingDrawing" xmlns:w10="urn:schemas-microsoft-com:office:word" xmlns:w="http://schemas.openxmlformats.org/wordprocessingml/2006/main" xmlns:w14="http://schemas.microsoft.com/office/word/2010/wordml" xmlns:w15="http://schemas.microsoft.com/office/word/2012/wordml" xmlns:w16cex="http://schemas.microsoft.com/office/word/2018/wordml/cex" xmlns:w16cid="http://schemas.microsoft.com/office/word/2016/wordml/cid" xmlns:w16="http://schemas.microsoft.com/office/word/2018/wordml" xmlns:w16du="http://schemas.microsoft.com/office/word/2023/wordml/word16du" xmlns:w16sdtdh="http://schemas.microsoft.com/office/word/2020/wordml/sdtdatahash" xmlns:w16sdtfl="http://schemas.microsoft.com/office/word/2024/wordml/sdtformatlock" xmlns:w16se="http://schemas.microsoft.com/office/word/2015/wordml/symex" xmlns:wpg="http://schemas.microsoft.com/office/word/2010/wordprocessingGroup" xmlns:wpi="http://schemas.microsoft.com/office/word/2010/wordprocessingInk" xmlns:wne="http://schemas.microsoft.com/office/word/2006/wordml" xmlns:wps="http://schemas.microsoft.com/office/word/2010/wordprocessingShape" mc:Ignorable="w14 w15 w16se w16cid w16 w16cex w16sdtdh w16sdtfl w16du wp14">
+<w:hdr xmlns:a="http://schemas.openxmlformats.org/drawingml/2006/main" xmlns:pic="http://schemas.openxmlformats.org/drawingml/2006/picture" xmlns:wpc="http://schemas.microsoft.com/office/word/2010/wordprocessingCanvas" xmlns:cx="http://schemas.microsoft.com/office/drawing/2014/chartex" xmlns:cx1="http://schemas.microsoft.com/office/drawing/2015/9/8/chartex" xmlns:cx2="http://schemas.microsoft.com/office/drawing/2015/10/21/chartex" xmlns:cx3="http://schemas.microsoft.com/office/drawing/2016/5/9/chartex" xmlns:cx4="http://schemas.microsoft.com/office/drawing/2016/5/10/chartex" xmlns:cx5="http://schemas.microsoft.com/office/drawing/2016/5/11/chartex" xmlns:cx6="http://schemas.microsoft.com/office/drawing/2016/5/12/chartex" xmlns:cx7="http://schemas.microsoft.com/office/drawing/2016/5/13/chartex" xmlns:cx8="http://schemas.microsoft.com/office/drawing/2016/5/14/chartex" xmlns:mc="http://schemas.openxmlformats.org/markup-compatibility/2006" xmlns:aink="http://schemas.microsoft.com/office/drawing/2016/ink" xmlns:am3d="http://schemas.microsoft.com/office/drawing/2017/model3d" xmlns:o="urn:schemas-microsoft-com:office:office" xmlns:oel="http://schemas.microsoft.com/office/2019/extlst" xmlns:r="http://schemas.openxmlformats.org/officeDocument/2006/relationships" xmlns:m="http://schemas.openxmlformats.org/officeDocument/2006/math" xmlns:v="urn:schemas-microsoft-com:vml" xmlns:wp14="http://schemas.microsoft.com/office/word/2010/wordprocessingDrawing" xmlns:wp="http://schemas.openxmlformats.org/drawingml/2006/wordprocessingDrawing" xmlns:w10="urn:schemas-microsoft-com:office:word" xmlns:w="http://schemas.openxmlformats.org/wordprocessingml/2006/main" xmlns:w14="http://schemas.microsoft.com/office/word/2010/wordml" xmlns:w15="http://schemas.microsoft.com/office/word/2012/wordml" xmlns:w16cex="http://schemas.microsoft.com/office/word/2018/wordml/cex" xmlns:w16cid="http://schemas.microsoft.com/office/word/2016/wordml/cid" xmlns:w16="http://schemas.microsoft.com/office/word/2018/wordml" xmlns:w16du="http://schemas.microsoft.com/office/word/2023/wordml/word16du" xmlns:w16sdtdh="http://schemas.microsoft.com/office/word/2020/wordml/sdtdatahash" xmlns:w16sdtfl="http://schemas.microsoft.com/office/word/2024/wordml/sdtformatlock" xmlns:w16se="http://schemas.microsoft.com/office/word/2015/wordml/symex" xmlns:wpg="http://schemas.microsoft.com/office/word/2010/wordprocessingGroup" xmlns:wpi="http://schemas.microsoft.com/office/word/2010/wordprocessingInk" xmlns:wne="http://schemas.microsoft.com/office/word/2006/wordml" xmlns:wps="http://schemas.microsoft.com/office/word/2010/wordprocessingShape" mc:Ignorable="w14 w15 w16se w16cid w16 w16cex w16sdtdh w16sdtfl w16du wp14">
   <w:tbl>
     <w:tblPr>
       <w:tblStyle w:val="BCBlockTable"/>
@@ -646,11 +692,11 @@
                 </w:rPr>
                 <w:drawing>
                   <wp:inline distT="0" distB="0" distL="0" distR="0" wp14:anchorId="251FDDC9" wp14:editId="528C35CB">
-                    <wp:extent cx="530352" cy="530352"/>
-                    <wp:effectExtent l="0" t="0" r="3175" b="3175"/>
+                    <wp:extent cx="1080000" cy="1080000"/>
+                    <wp:effectExtent l="0" t="0" r="6350" b="6350"/>
                     <wp:docPr id="2" name="Billede 1"/>
                     <wp:cNvGraphicFramePr>
-                      <a:graphicFrameLocks xmlns:a="http://schemas.openxmlformats.org/drawingml/2006/main"/>
+                      <a:graphicFrameLocks xmlns:a="http://schemas.openxmlformats.org/drawingml/2006/main" noChangeAspect="1"/>
                     </wp:cNvGraphicFramePr>
                     <a:graphic xmlns:a="http://schemas.openxmlformats.org/drawingml/2006/main">
                       <a:graphicData uri="http://schemas.openxmlformats.org/drawingml/2006/picture">
@@ -670,7 +716,7 @@
                           <pic:spPr bwMode="auto">
                             <a:xfrm>
                               <a:off x="0" y="0"/>
-                              <a:ext cx="530352" cy="530352"/>
+                              <a:ext cx="1080000" cy="1080000"/>
                             </a:xfrm>
                             <a:prstGeom prst="rect">
                               <a:avLst/>
@@ -28964,49 +29010,6 @@
         <w:tcBorders>
           <w:bottom w:val="single" w:sz="4" w:space="0" w:color="242424" w:themeColor="text1"/>
         </w:tcBorders>
-      </w:tcPr>
-    </w:tblStylePr>
-  </w:style>
-  <w:style w:type="table" w:customStyle="1" w:styleId="BCDataTableInternal">
-    <w:name w:val="BC Data Table Internal"/>
-    <w:basedOn w:val="TableNormal"/>
-    <w:uiPriority w:val="99"/>
-    <w:rsid w:val="00AF7392"/>
-    <w:pPr>
-      <w:spacing w:after="0" w:line="240" w:lineRule="auto"/>
-    </w:pPr>
-    <w:rPr>
-      <w:rFonts w:eastAsiaTheme="minorHAnsi"/>
-      <w:kern w:val="2"/>
-      <w:sz w:val="16"/>
-      <w:szCs w:val="16"/>
-      <w14:ligatures w14:val="standardContextual"/>
-    </w:rPr>
-    <w:tblPr>
-      <w:tblStyleRowBandSize w:val="1"/>
-    </w:tblPr>
-    <w:tblStylePr w:type="firstRow">
-      <w:rPr>
-        <w:rFonts w:asciiTheme="majorHAnsi" w:hAnsiTheme="majorHAnsi"/>
-        <w:b/>
-      </w:rPr>
-      <w:tblPr/>
-      <w:tcPr>
-        <w:tcBorders>
-          <w:bottom w:val="single" w:sz="4" w:space="0" w:color="auto"/>
-        </w:tcBorders>
-      </w:tcPr>
-    </w:tblStylePr>
-    <w:tblStylePr w:type="lastRow">
-      <w:rPr>
-        <w:rFonts w:asciiTheme="majorHAnsi" w:hAnsiTheme="majorHAnsi"/>
-        <w:b/>
-      </w:rPr>
-    </w:tblStylePr>
-    <w:tblStylePr w:type="band1Horz">
-      <w:tblPr/>
-      <w:tcPr>
-        <w:shd w:val="clear" w:color="auto" w:fill="F5F7F8" w:themeFill="background2"/>
       </w:tcPr>
     </w:tblStylePr>
   </w:style>
@@ -29402,6 +29405,7 @@
     <w:rsid w:val="005F722D"/>
     <w:rsid w:val="00623570"/>
     <w:rsid w:val="00661DB6"/>
+    <w:rsid w:val="006725FA"/>
     <w:rsid w:val="006F7175"/>
     <w:rsid w:val="00744A7A"/>
     <w:rsid w:val="0075792D"/>
@@ -29439,6 +29443,7 @@
     <w:rsid w:val="00A46F73"/>
     <w:rsid w:val="00A650E0"/>
     <w:rsid w:val="00A91309"/>
+    <w:rsid w:val="00A93531"/>
     <w:rsid w:val="00AB61BC"/>
     <w:rsid w:val="00AC48B9"/>
     <w:rsid w:val="00AE5EE7"/>
@@ -30246,6 +30251,9 @@
   <wetp:taskpane dockstate="right" visibility="0" width="350" row="7">
     <wetp:webextensionref xmlns:r="http://schemas.openxmlformats.org/officeDocument/2006/relationships" r:id="rId1"/>
   </wetp:taskpane>
+  <wetp:taskpane dockstate="right" visibility="0" width="350" row="3">
+    <wetp:webextensionref xmlns:r="http://schemas.openxmlformats.org/officeDocument/2006/relationships" r:id="rId2"/>
+  </wetp:taskpane>
 </wetp:taskpanes>
 </file>
 
@@ -30263,7 +30271,23 @@
 </we:webextension>
 </file>
 
-<file path=customXml/item1.xml>��< ? x m l   v e r s i o n = " 1 . 0 "   e n c o d i n g = " u t f - 1 6 " ? > < N a v W o r d R e p o r t X m l P a r t   x m l n s = " u r n : m i c r o s o f t - d y n a m i c s - b u s i n e s s c e n t r a l / i n t e r n a l / e x t e n d e d / r e p o r t s / T e n a n t _ R e p o r t _ D e f a u l t s / 2 0 0 0 0 0 0 0 0 1 / " > +<file path=word/webextensions/webextension2.xml><?xml version="1.0" encoding="utf-8"?>
+<we:webextension xmlns:we="http://schemas.microsoft.com/office/webextensions/webextension/2010/11" id="{C60C5EFE-E10B-4EB6-A972-CA35E80B8B26}">
+  <we:reference id="WA200009156" version="2.0.4.0" store="Omex" storeType="OMEX"/>
+  <we:alternateReferences>
+    <we:reference id="WA200009156" version="2.0.4.0" store="WA200009156" storeType="OMEX"/>
+  </we:alternateReferences>
+  <we:properties/>
+  <we:bindings/>
+  <we:snapshot xmlns:r="http://schemas.openxmlformats.org/officeDocument/2006/relationships"/>
+</we:webextension>
+</file>
+
+<file path=customXml/item1.xml><?xml version="1.0" encoding="utf-8"?>
+<b:Sources xmlns:b="http://schemas.openxmlformats.org/officeDocument/2006/bibliography" xmlns="http://schemas.openxmlformats.org/officeDocument/2006/bibliography" SelectedStyle="\APASixthEditionOfficeOnline.xsl" StyleName="APA" Version="6"/>
+</file>
+
+<file path=customXml/item2.xml>��< ? x m l   v e r s i o n = " 1 . 0 "   e n c o d i n g = " u t f - 1 6 " ? > < N a v W o r d R e p o r t X m l P a r t   x m l n s = " u r n : m i c r o s o f t - d y n a m i c s - n a v / r e p o r t s / T e n a n t _ R e p o r t _ D e f a u l t s / 2 0 0 0 0 0 0 0 0 1 / " >   
      < B C R e p o r t I n f o r m a t i o n >   
@@ -30409,28 +30433,19 @@
  
      < / B C R e p o r t I n f o r m a t i o n >   
-     < T o o l t i p s / > - 
  < / N a v W o r d R e p o r t X m l P a r t > 
 </file>
 
-<file path=customXml/item2.xml><?xml version="1.0" encoding="utf-8"?>
-<p:properties xmlns:p="http://schemas.microsoft.com/office/2006/metadata/properties" xmlns:xsi="http://www.w3.org/2001/XMLSchema-instance" xmlns:pc="http://schemas.microsoft.com/office/infopath/2007/PartnerControls">
-  <documentManagement>
-    <Package xmlns="178f68d8-b893-4efd-8406-fab0f21873e4" xsi:nil="true"/>
-    <lcf76f155ced4ddcb4097134ff3c332f xmlns="178f68d8-b893-4efd-8406-fab0f21873e4">
-      <Terms xmlns="http://schemas.microsoft.com/office/infopath/2007/PartnerControls"/>
-    </lcf76f155ced4ddcb4097134ff3c332f>
-    <_ip_UnifiedCompliancePolicyUIAction xmlns="http://schemas.microsoft.com/sharepoint/v3" xsi:nil="true"/>
-    <TaxCatchAll xmlns="b83e059f-de16-406c-a902-3d56d4e79ec8" xsi:nil="true"/>
-    <Audience xmlns="178f68d8-b893-4efd-8406-fab0f21873e4" xsi:nil="true"/>
-    <_ip_UnifiedCompliancePolicyProperties xmlns="http://schemas.microsoft.com/sharepoint/v3" xsi:nil="true"/>
-    <DocumentType xmlns="178f68d8-b893-4efd-8406-fab0f21873e4" xsi:nil="true"/>
-  </documentManagement>
-</p:properties>
+<file path=customXml/item3.xml><?xml version="1.0" encoding="utf-8"?>
+<?mso-contentType ?>
+<FormTemplates xmlns="http://schemas.microsoft.com/sharepoint/v3/contenttype/forms">
+  <Display>DocumentLibraryForm</Display>
+  <Edit>DocumentLibraryForm</Edit>
+  <New>DocumentLibraryForm</New>
+</FormTemplates>
 </file>
 
-<file path=customXml/item3.xml><?xml version="1.0" encoding="utf-8"?>
+<file path=customXml/item4.xml><?xml version="1.0" encoding="utf-8"?>
 <ct:contentTypeSchema xmlns:ct="http://schemas.microsoft.com/office/2006/metadata/contentType" xmlns:ma="http://schemas.microsoft.com/office/2006/metadata/properties/metaAttributes" ct:_="" ma:_="" ma:contentTypeName="Document" ma:contentTypeID="0x0101001DCAE6B6EBFA5442B0B9E84E60AFF245" ma:contentTypeVersion="18" ma:contentTypeDescription="Create a new document." ma:contentTypeScope="" ma:versionID="69eec3b24558e1297a79cd42e69b0397">
   <xsd:schema xmlns:xsd="http://www.w3.org/2001/XMLSchema" xmlns:xs="http://www.w3.org/2001/XMLSchema" xmlns:p="http://schemas.microsoft.com/office/2006/metadata/properties" xmlns:ns1="http://schemas.microsoft.com/sharepoint/v3" xmlns:ns2="178f68d8-b893-4efd-8406-fab0f21873e4" xmlns:ns3="b83e059f-de16-406c-a902-3d56d4e79ec8" targetNamespace="http://schemas.microsoft.com/office/2006/metadata/properties" ma:root="true" ma:fieldsID="0f52a3acd42ec0bd0d267ba89c916a39" ns1:_="" ns2:_="" ns3:_="">
     <xsd:import namespace="http://schemas.microsoft.com/sharepoint/v3"/>
@@ -30696,16 +30711,23 @@
 </ct:contentTypeSchema>
 </file>
 
-<file path=customXml/item4.xml><?xml version="1.0" encoding="utf-8"?>
-<?mso-contentType ?>
-<FormTemplates xmlns="http://schemas.microsoft.com/sharepoint/v3/contenttype/forms">
-  <Display>DocumentLibraryForm</Display>
-  <Edit>DocumentLibraryForm</Edit>
-  <New>DocumentLibraryForm</New>
-</FormTemplates>
+<file path=customXml/item5.xml><?xml version="1.0" encoding="utf-8"?>
+<p:properties xmlns:p="http://schemas.microsoft.com/office/2006/metadata/properties" xmlns:xsi="http://www.w3.org/2001/XMLSchema-instance" xmlns:pc="http://schemas.microsoft.com/office/infopath/2007/PartnerControls">
+  <documentManagement>
+    <Package xmlns="178f68d8-b893-4efd-8406-fab0f21873e4" xsi:nil="true"/>
+    <lcf76f155ced4ddcb4097134ff3c332f xmlns="178f68d8-b893-4efd-8406-fab0f21873e4">
+      <Terms xmlns="http://schemas.microsoft.com/office/infopath/2007/PartnerControls"/>
+    </lcf76f155ced4ddcb4097134ff3c332f>
+    <_ip_UnifiedCompliancePolicyUIAction xmlns="http://schemas.microsoft.com/sharepoint/v3" xsi:nil="true"/>
+    <TaxCatchAll xmlns="b83e059f-de16-406c-a902-3d56d4e79ec8" xsi:nil="true"/>
+    <Audience xmlns="178f68d8-b893-4efd-8406-fab0f21873e4" xsi:nil="true"/>
+    <_ip_UnifiedCompliancePolicyProperties xmlns="http://schemas.microsoft.com/sharepoint/v3" xsi:nil="true"/>
+    <DocumentType xmlns="178f68d8-b893-4efd-8406-fab0f21873e4" xsi:nil="true"/>
+  </documentManagement>
+</p:properties>
 </file>
 
-<file path=customXml/item5.xml>��< ? x m l   v e r s i o n = " 1 . 0 "   e n c o d i n g = " u t f - 1 6 " ? > < N a v W o r d R e p o r t X m l P a r t   x m l n s = " u r n : m i c r o s o f t - d y n a m i c s - n a v / r e p o r t s / T e n a n t _ R e p o r t _ D e f a u l t s / 2 0 0 0 0 0 0 0 0 1 / " > +<file path=customXml/item6.xml>��< ? x m l   v e r s i o n = " 1 . 0 "   e n c o d i n g = " u t f - 1 6 " ? > < N a v W o r d R e p o r t X m l P a r t   x m l n s = " u r n : m i c r o s o f t - d y n a m i c s - b u s i n e s s c e n t r a l / i n t e r n a l / e x t e n d e d / r e p o r t s / T e n a n t _ R e p o r t _ D e f a u l t s / 2 0 0 0 0 0 0 0 0 1 / " >   
      < B C R e p o r t I n f o r m a t i o n >   
@@ -30851,34 +30873,36 @@
  
      < / B C R e p o r t I n f o r m a t i o n >   
+     < T o o l t i p s / > + 
  < / N a v W o r d R e p o r t X m l P a r t > 
 </file>
 
-<file path=customXml/item6.xml><?xml version="1.0" encoding="utf-8"?>
-<b:Sources xmlns:b="http://schemas.openxmlformats.org/officeDocument/2006/bibliography" xmlns="http://schemas.openxmlformats.org/officeDocument/2006/bibliography" SelectedStyle="\APASixthEditionOfficeOnline.xsl" StyleName="APA" Version="6"/>
-</file>
-
 <file path=customXml/itemProps1.xml><?xml version="1.0" encoding="utf-8"?>
-<ds:datastoreItem xmlns:ds="http://schemas.openxmlformats.org/officeDocument/2006/customXml" ds:itemID="{A920BA3E-0BFF-4EC1-8EBE-8D8095518815}">
+<ds:datastoreItem xmlns:ds="http://schemas.openxmlformats.org/officeDocument/2006/customXml" ds:itemID="{89DB96BF-8133-438A-AAD3-A3C21079AEB1}">
   <ds:schemaRefs>
-    <ds:schemaRef ds:uri="urn:microsoft-dynamics-businesscentral/internal/extended/reports/Tenant_Report_Defaults/2000000001/"/>
+    <ds:schemaRef ds:uri="http://schemas.openxmlformats.org/officeDocument/2006/bibliography"/>
   </ds:schemaRefs>
 </ds:datastoreItem>
 </file>
 
 <file path=customXml/itemProps2.xml><?xml version="1.0" encoding="utf-8"?>
-<ds:datastoreItem xmlns:ds="http://schemas.openxmlformats.org/officeDocument/2006/customXml" ds:itemID="{44439C40-F432-4CC9-A3DD-34A6EF67EA3B}">
+<ds:datastoreItem xmlns:ds="http://schemas.openxmlformats.org/officeDocument/2006/customXml" ds:itemID="{AEB477E2-476D-41F2-B387-ADBB03036D24}">
   <ds:schemaRefs>
-    <ds:schemaRef ds:uri="http://schemas.microsoft.com/office/2006/metadata/properties"/>
-    <ds:schemaRef ds:uri="http://schemas.microsoft.com/office/infopath/2007/PartnerControls"/>
-    <ds:schemaRef ds:uri="178f68d8-b893-4efd-8406-fab0f21873e4"/>
-    <ds:schemaRef ds:uri="http://schemas.microsoft.com/sharepoint/v3"/>
-    <ds:schemaRef ds:uri="b83e059f-de16-406c-a902-3d56d4e79ec8"/>
+    <ds:schemaRef ds:uri="urn:microsoft-dynamics-nav/reports/Tenant_Report_Defaults/2000000001/"/>
   </ds:schemaRefs>
 </ds:datastoreItem>
 </file>
 
 <file path=customXml/itemProps3.xml><?xml version="1.0" encoding="utf-8"?>
+<ds:datastoreItem xmlns:ds="http://schemas.openxmlformats.org/officeDocument/2006/customXml" ds:itemID="{90D051D0-A09C-4803-9951-7AF38C9A2CC3}">
+  <ds:schemaRefs>
+    <ds:schemaRef ds:uri="http://schemas.microsoft.com/sharepoint/v3/contenttype/forms"/>
+  </ds:schemaRefs>
+</ds:datastoreItem>
+</file>
+
+<file path=customXml/itemProps4.xml><?xml version="1.0" encoding="utf-8"?>
 <ds:datastoreItem xmlns:ds="http://schemas.openxmlformats.org/officeDocument/2006/customXml" ds:itemID="{8800531D-C88B-4FBC-9E4F-4E4EF91A6AA0}">
   <ds:schemaRefs>
     <ds:schemaRef ds:uri="http://schemas.microsoft.com/office/2006/metadata/contentType"/>
@@ -30898,26 +30922,22 @@
 </ds:datastoreItem>
 </file>
 
-<file path=customXml/itemProps4.xml><?xml version="1.0" encoding="utf-8"?>
-<ds:datastoreItem xmlns:ds="http://schemas.openxmlformats.org/officeDocument/2006/customXml" ds:itemID="{90D051D0-A09C-4803-9951-7AF38C9A2CC3}">
+<file path=customXml/itemProps5.xml><?xml version="1.0" encoding="utf-8"?>
+<ds:datastoreItem xmlns:ds="http://schemas.openxmlformats.org/officeDocument/2006/customXml" ds:itemID="{44439C40-F432-4CC9-A3DD-34A6EF67EA3B}">
   <ds:schemaRefs>
-    <ds:schemaRef ds:uri="http://schemas.microsoft.com/sharepoint/v3/contenttype/forms"/>
-  </ds:schemaRefs>
-</ds:datastoreItem>
-</file>
-
-<file path=customXml/itemProps5.xml><?xml version="1.0" encoding="utf-8"?>
-<ds:datastoreItem xmlns:ds="http://schemas.openxmlformats.org/officeDocument/2006/customXml" ds:itemID="{AEB477E2-476D-41F2-B387-ADBB03036D24}">
-  <ds:schemaRefs>
-    <ds:schemaRef ds:uri="urn:microsoft-dynamics-nav/reports/Tenant_Report_Defaults/2000000001/"/>
+    <ds:schemaRef ds:uri="http://schemas.microsoft.com/office/2006/metadata/properties"/>
+    <ds:schemaRef ds:uri="http://schemas.microsoft.com/office/infopath/2007/PartnerControls"/>
+    <ds:schemaRef ds:uri="178f68d8-b893-4efd-8406-fab0f21873e4"/>
+    <ds:schemaRef ds:uri="http://schemas.microsoft.com/sharepoint/v3"/>
+    <ds:schemaRef ds:uri="b83e059f-de16-406c-a902-3d56d4e79ec8"/>
   </ds:schemaRefs>
 </ds:datastoreItem>
 </file>
 
 <file path=customXml/itemProps6.xml><?xml version="1.0" encoding="utf-8"?>
-<ds:datastoreItem xmlns:ds="http://schemas.openxmlformats.org/officeDocument/2006/customXml" ds:itemID="{89DB96BF-8133-438A-AAD3-A3C21079AEB1}">
+<ds:datastoreItem xmlns:ds="http://schemas.openxmlformats.org/officeDocument/2006/customXml" ds:itemID="{A920BA3E-0BFF-4EC1-8EBE-8D8095518815}">
   <ds:schemaRefs>
-    <ds:schemaRef ds:uri="http://schemas.openxmlformats.org/officeDocument/2006/bibliography"/>
+    <ds:schemaRef ds:uri="urn:microsoft-dynamics-businesscentral/internal/extended/reports/Tenant_Report_Defaults/2000000001/"/>
   </ds:schemaRefs>
 </ds:datastoreItem>
 </file>

--- a/src/Layers/W1/BaseApp/Foundation/Reporting/ReportParts/HeaderFooterDesign/ExternalMinimalistic.docx
+++ b/src/Layers/W1/BaseApp/Foundation/Reporting/ReportParts/HeaderFooterDesign/ExternalMinimalistic.docx
@@ -18,6 +18,125 @@
     </w:p>
     <w:p>
       <w:pPr>
+        <w:rPr>
+          <w:lang w:val="da-DK"/>
+        </w:rPr>
+      </w:pPr>
+    </w:p>
+    <w:p>
+      <w:pPr>
+        <w:rPr>
+          <w:lang w:val="da-DK"/>
+        </w:rPr>
+      </w:pPr>
+    </w:p>
+    <w:p>
+      <w:pPr>
+        <w:rPr>
+          <w:lang w:val="da-DK"/>
+        </w:rPr>
+      </w:pPr>
+    </w:p>
+    <w:p>
+      <w:pPr>
+        <w:rPr>
+          <w:lang w:val="da-DK"/>
+        </w:rPr>
+      </w:pPr>
+    </w:p>
+    <w:p>
+      <w:pPr>
+        <w:rPr>
+          <w:lang w:val="da-DK"/>
+        </w:rPr>
+      </w:pPr>
+    </w:p>
+    <w:p>
+      <w:pPr>
+        <w:rPr>
+          <w:lang w:val="da-DK"/>
+        </w:rPr>
+      </w:pPr>
+    </w:p>
+    <w:p>
+      <w:pPr>
+        <w:rPr>
+          <w:lang w:val="da-DK"/>
+        </w:rPr>
+      </w:pPr>
+    </w:p>
+    <w:p>
+      <w:pPr>
+        <w:rPr>
+          <w:lang w:val="da-DK"/>
+        </w:rPr>
+      </w:pPr>
+    </w:p>
+    <w:p>
+      <w:pPr>
+        <w:rPr>
+          <w:lang w:val="da-DK"/>
+        </w:rPr>
+      </w:pPr>
+    </w:p>
+    <w:p>
+      <w:pPr>
+        <w:rPr>
+          <w:lang w:val="da-DK"/>
+        </w:rPr>
+      </w:pPr>
+    </w:p>
+    <w:p>
+      <w:pPr>
+        <w:rPr>
+          <w:lang w:val="da-DK"/>
+        </w:rPr>
+      </w:pPr>
+    </w:p>
+    <w:p>
+      <w:pPr>
+        <w:rPr>
+          <w:lang w:val="da-DK"/>
+        </w:rPr>
+      </w:pPr>
+    </w:p>
+    <w:p>
+      <w:pPr>
+        <w:rPr>
+          <w:lang w:val="da-DK"/>
+        </w:rPr>
+      </w:pPr>
+    </w:p>
+    <w:p>
+      <w:pPr>
+        <w:rPr>
+          <w:lang w:val="da-DK"/>
+        </w:rPr>
+      </w:pPr>
+    </w:p>
+    <w:p>
+      <w:pPr>
+        <w:rPr>
+          <w:lang w:val="da-DK"/>
+        </w:rPr>
+      </w:pPr>
+    </w:p>
+    <w:p>
+      <w:pPr>
+        <w:rPr>
+          <w:lang w:val="da-DK"/>
+        </w:rPr>
+      </w:pPr>
+    </w:p>
+    <w:p>
+      <w:pPr>
+        <w:rPr>
+          <w:lang w:val="da-DK"/>
+        </w:rPr>
+      </w:pPr>
+    </w:p>
+    <w:p>
+      <w:pPr>
         <w:spacing w:line="259" w:lineRule="auto"/>
         <w:rPr>
           <w:lang w:val="da-DK"/>
@@ -25,12 +144,10 @@
       </w:pPr>
     </w:p>
     <w:sectPr>
-      <w:headerReference w:type="even" r:id="rId13"/>
-      <w:headerReference w:type="default" r:id="rId14"/>
-      <w:footerReference w:type="even" r:id="rId15"/>
-      <w:footerReference w:type="default" r:id="rId16"/>
-      <w:headerReference w:type="first" r:id="rId17"/>
-      <w:footerReference w:type="first" r:id="rId18"/>
+      <w:headerReference w:type="default" r:id="rId13"/>
+      <w:footerReference w:type="default" r:id="rId14"/>
+      <w:headerReference w:type="first" r:id="rId15"/>
+      <w:footerReference w:type="first" r:id="rId16"/>
       <w:pgSz w:w="11907" w:h="16839" w:code="9"/>
       <w:pgMar w:top="576" w:right="706" w:bottom="576" w:left="706" w:header="576" w:footer="366" w:gutter="0"/>
       <w:cols w:space="708"/>
@@ -67,16 +184,6 @@
 </file>
 
 <file path=word/footer1.xml><?xml version="1.0" encoding="utf-8"?>
-<w:ftr xmlns:wpc="http://schemas.microsoft.com/office/word/2010/wordprocessingCanvas" xmlns:cx="http://schemas.microsoft.com/office/drawing/2014/chartex" xmlns:cx1="http://schemas.microsoft.com/office/drawing/2015/9/8/chartex" xmlns:cx2="http://schemas.microsoft.com/office/drawing/2015/10/21/chartex" xmlns:cx3="http://schemas.microsoft.com/office/drawing/2016/5/9/chartex" xmlns:cx4="http://schemas.microsoft.com/office/drawing/2016/5/10/chartex" xmlns:cx5="http://schemas.microsoft.com/office/drawing/2016/5/11/chartex" xmlns:cx6="http://schemas.microsoft.com/office/drawing/2016/5/12/chartex" xmlns:cx7="http://schemas.microsoft.com/office/drawing/2016/5/13/chartex" xmlns:cx8="http://schemas.microsoft.com/office/drawing/2016/5/14/chartex" xmlns:mc="http://schemas.openxmlformats.org/markup-compatibility/2006" xmlns:aink="http://schemas.microsoft.com/office/drawing/2016/ink" xmlns:am3d="http://schemas.microsoft.com/office/drawing/2017/model3d" xmlns:o="urn:schemas-microsoft-com:office:office" xmlns:oel="http://schemas.microsoft.com/office/2019/extlst" xmlns:r="http://schemas.openxmlformats.org/officeDocument/2006/relationships" xmlns:m="http://schemas.openxmlformats.org/officeDocument/2006/math" xmlns:v="urn:schemas-microsoft-com:vml" xmlns:wp14="http://schemas.microsoft.com/office/word/2010/wordprocessingDrawing" xmlns:wp="http://schemas.openxmlformats.org/drawingml/2006/wordprocessingDrawing" xmlns:w10="urn:schemas-microsoft-com:office:word" xmlns:w="http://schemas.openxmlformats.org/wordprocessingml/2006/main" xmlns:w14="http://schemas.microsoft.com/office/word/2010/wordml" xmlns:w15="http://schemas.microsoft.com/office/word/2012/wordml" xmlns:w16cex="http://schemas.microsoft.com/office/word/2018/wordml/cex" xmlns:w16cid="http://schemas.microsoft.com/office/word/2016/wordml/cid" xmlns:w16="http://schemas.microsoft.com/office/word/2018/wordml" xmlns:w16du="http://schemas.microsoft.com/office/word/2023/wordml/word16du" xmlns:w16sdtdh="http://schemas.microsoft.com/office/word/2020/wordml/sdtdatahash" xmlns:w16sdtfl="http://schemas.microsoft.com/office/word/2024/wordml/sdtformatlock" xmlns:w16se="http://schemas.microsoft.com/office/word/2015/wordml/symex" xmlns:wpg="http://schemas.microsoft.com/office/word/2010/wordprocessingGroup" xmlns:wpi="http://schemas.microsoft.com/office/word/2010/wordprocessingInk" xmlns:wne="http://schemas.microsoft.com/office/word/2006/wordml" xmlns:wps="http://schemas.microsoft.com/office/word/2010/wordprocessingShape" mc:Ignorable="w14 w15 w16se w16cid w16 w16cex w16sdtdh w16sdtfl w16du wp14">
-  <w:p>
-    <w:pPr>
-      <w:pStyle w:val="Footer"/>
-    </w:pPr>
-  </w:p>
-</w:ftr>
-</file>
-
-<file path=word/footer2.xml><?xml version="1.0" encoding="utf-8"?>
 <w:ftr xmlns:wpc="http://schemas.microsoft.com/office/word/2010/wordprocessingCanvas" xmlns:cx="http://schemas.microsoft.com/office/drawing/2014/chartex" xmlns:cx1="http://schemas.microsoft.com/office/drawing/2015/9/8/chartex" xmlns:cx2="http://schemas.microsoft.com/office/drawing/2015/10/21/chartex" xmlns:cx3="http://schemas.microsoft.com/office/drawing/2016/5/9/chartex" xmlns:cx4="http://schemas.microsoft.com/office/drawing/2016/5/10/chartex" xmlns:cx5="http://schemas.microsoft.com/office/drawing/2016/5/11/chartex" xmlns:cx6="http://schemas.microsoft.com/office/drawing/2016/5/12/chartex" xmlns:cx7="http://schemas.microsoft.com/office/drawing/2016/5/13/chartex" xmlns:cx8="http://schemas.microsoft.com/office/drawing/2016/5/14/chartex" xmlns:mc="http://schemas.openxmlformats.org/markup-compatibility/2006" xmlns:aink="http://schemas.microsoft.com/office/drawing/2016/ink" xmlns:am3d="http://schemas.microsoft.com/office/drawing/2017/model3d" xmlns:o="urn:schemas-microsoft-com:office:office" xmlns:oel="http://schemas.microsoft.com/office/2019/extlst" xmlns:r="http://schemas.openxmlformats.org/officeDocument/2006/relationships" xmlns:m="http://schemas.openxmlformats.org/officeDocument/2006/math" xmlns:v="urn:schemas-microsoft-com:vml" xmlns:wp14="http://schemas.microsoft.com/office/word/2010/wordprocessingDrawing" xmlns:wp="http://schemas.openxmlformats.org/drawingml/2006/wordprocessingDrawing" xmlns:w10="urn:schemas-microsoft-com:office:word" xmlns:w="http://schemas.openxmlformats.org/wordprocessingml/2006/main" xmlns:w14="http://schemas.microsoft.com/office/word/2010/wordml" xmlns:w15="http://schemas.microsoft.com/office/word/2012/wordml" xmlns:w16cex="http://schemas.microsoft.com/office/word/2018/wordml/cex" xmlns:w16cid="http://schemas.microsoft.com/office/word/2016/wordml/cid" xmlns:w16="http://schemas.microsoft.com/office/word/2018/wordml" xmlns:w16du="http://schemas.microsoft.com/office/word/2023/wordml/word16du" xmlns:w16sdtdh="http://schemas.microsoft.com/office/word/2020/wordml/sdtdatahash" xmlns:w16sdtfl="http://schemas.microsoft.com/office/word/2024/wordml/sdtformatlock" xmlns:w16se="http://schemas.microsoft.com/office/word/2015/wordml/symex" xmlns:wpg="http://schemas.microsoft.com/office/word/2010/wordprocessingGroup" xmlns:wpi="http://schemas.microsoft.com/office/word/2010/wordprocessingInk" xmlns:wne="http://schemas.microsoft.com/office/word/2006/wordml" xmlns:wps="http://schemas.microsoft.com/office/word/2010/wordprocessingShape" mc:Ignorable="w14 w15 w16se w16cid w16 w16cex w16sdtdh w16sdtfl w16du wp14">
   <w:tbl>
     <w:tblPr>
@@ -117,7 +224,7 @@
             <w:fldChar w:fldCharType="end"/>
           </w:r>
           <w:r>
-            <w:t xml:space="preserve"> / </w:t>
+            <w:t>/</w:t>
           </w:r>
           <w:r>
             <w:fldChar w:fldCharType="begin"/>
@@ -184,7 +291,7 @@
 </w:ftr>
 </file>
 
-<file path=word/footer3.xml><?xml version="1.0" encoding="utf-8"?>
+<file path=word/footer2.xml><?xml version="1.0" encoding="utf-8"?>
 <w:ftr xmlns:wpc="http://schemas.microsoft.com/office/word/2010/wordprocessingCanvas" xmlns:cx="http://schemas.microsoft.com/office/drawing/2014/chartex" xmlns:cx1="http://schemas.microsoft.com/office/drawing/2015/9/8/chartex" xmlns:cx2="http://schemas.microsoft.com/office/drawing/2015/10/21/chartex" xmlns:cx3="http://schemas.microsoft.com/office/drawing/2016/5/9/chartex" xmlns:cx4="http://schemas.microsoft.com/office/drawing/2016/5/10/chartex" xmlns:cx5="http://schemas.microsoft.com/office/drawing/2016/5/11/chartex" xmlns:cx6="http://schemas.microsoft.com/office/drawing/2016/5/12/chartex" xmlns:cx7="http://schemas.microsoft.com/office/drawing/2016/5/13/chartex" xmlns:cx8="http://schemas.microsoft.com/office/drawing/2016/5/14/chartex" xmlns:mc="http://schemas.openxmlformats.org/markup-compatibility/2006" xmlns:aink="http://schemas.microsoft.com/office/drawing/2016/ink" xmlns:am3d="http://schemas.microsoft.com/office/drawing/2017/model3d" xmlns:o="urn:schemas-microsoft-com:office:office" xmlns:oel="http://schemas.microsoft.com/office/2019/extlst" xmlns:r="http://schemas.openxmlformats.org/officeDocument/2006/relationships" xmlns:m="http://schemas.openxmlformats.org/officeDocument/2006/math" xmlns:v="urn:schemas-microsoft-com:vml" xmlns:wp14="http://schemas.microsoft.com/office/word/2010/wordprocessingDrawing" xmlns:wp="http://schemas.openxmlformats.org/drawingml/2006/wordprocessingDrawing" xmlns:w10="urn:schemas-microsoft-com:office:word" xmlns:w="http://schemas.openxmlformats.org/wordprocessingml/2006/main" xmlns:w14="http://schemas.microsoft.com/office/word/2010/wordml" xmlns:w15="http://schemas.microsoft.com/office/word/2012/wordml" xmlns:w16cex="http://schemas.microsoft.com/office/word/2018/wordml/cex" xmlns:w16cid="http://schemas.microsoft.com/office/word/2016/wordml/cid" xmlns:w16="http://schemas.microsoft.com/office/word/2018/wordml" xmlns:w16du="http://schemas.microsoft.com/office/word/2023/wordml/word16du" xmlns:w16sdtdh="http://schemas.microsoft.com/office/word/2020/wordml/sdtdatahash" xmlns:w16sdtfl="http://schemas.microsoft.com/office/word/2024/wordml/sdtformatlock" xmlns:w16se="http://schemas.microsoft.com/office/word/2015/wordml/symex" xmlns:wpg="http://schemas.microsoft.com/office/word/2010/wordprocessingGroup" xmlns:wpi="http://schemas.microsoft.com/office/word/2010/wordprocessingInk" xmlns:wne="http://schemas.microsoft.com/office/word/2006/wordml" xmlns:wps="http://schemas.microsoft.com/office/word/2010/wordprocessingShape" mc:Ignorable="w14 w15 w16se w16cid w16 w16cex w16sdtdh w16sdtfl w16du wp14">
   <w:tbl>
     <w:tblPr>
@@ -230,7 +337,7 @@
             <w:fldChar w:fldCharType="end"/>
           </w:r>
           <w:r>
-            <w:t xml:space="preserve"> / </w:t>
+            <w:t>/</w:t>
           </w:r>
           <w:r>
             <w:fldChar w:fldCharType="begin"/>
@@ -359,16 +466,14 @@
               <w:placeholder>
                 <w:docPart w:val="DefaultPlaceholder_-1854013440"/>
               </w:placeholder>
+              <w:dataBinding w:prefixMappings="xmlns:ns0='urn:microsoft-dynamics-nav/reports/Tenant_Report_Defaults/2000000001/'" w:xpath="/ns0:NavWordReportXmlPart[1]/ns0:BCReportInformation[1]/ns0:CompanyMetadata[1]/ns0:CompanyPhoneCaption[1]" w:storeItemID="{AEB477E2-476D-41F2-B387-ADBB03036D24}"/>
               <w15:color w:val="808080"/>
               <w:text/>
-              <w:dataBinding w:prefixMappings="xmlns:ns0='urn:microsoft-dynamics-nav/reports/Tenant_Report_Defaults/2000000001/'" w:xpath="/ns0:NavWordReportXmlPart[1]/ns0:BCReportInformation[1]/ns0:CompanyMetadata[1]/ns0:CompanyPhoneCaption[1]" w:storeItemID="{AEB477E2-476D-41F2-B387-ADBB03036D24}"/>
             </w:sdtPr>
             <w:sdtContent>
-              <w:proofErr w:type="spellStart"/>
               <w:r>
-                <w:t>CompanyPhoneCaption</w:t>
+                <w:t>Company Phone Caption</w:t>
               </w:r>
-              <w:proofErr w:type="spellEnd"/>
             </w:sdtContent>
           </w:sdt>
           <w:r>
@@ -472,16 +577,14 @@
               <w:placeholder>
                 <w:docPart w:val="DefaultPlaceholder_-1854013440"/>
               </w:placeholder>
+              <w:dataBinding w:prefixMappings="xmlns:ns0='urn:microsoft-dynamics-nav/reports/Tenant_Report_Defaults/2000000001/'" w:xpath="/ns0:NavWordReportXmlPart[1]/ns0:BCReportInformation[1]/ns0:CompanyMetadata[1]/ns0:CompanyFaxNoCaption[1]" w:storeItemID="{AEB477E2-476D-41F2-B387-ADBB03036D24}"/>
               <w15:color w:val="808080"/>
               <w:text/>
-              <w:dataBinding w:prefixMappings="xmlns:ns0='urn:microsoft-dynamics-nav/reports/Tenant_Report_Defaults/2000000001/'" w:xpath="/ns0:NavWordReportXmlPart[1]/ns0:BCReportInformation[1]/ns0:CompanyMetadata[1]/ns0:CompanyFaxNoCaption[1]" w:storeItemID="{AEB477E2-476D-41F2-B387-ADBB03036D24}"/>
             </w:sdtPr>
             <w:sdtContent>
-              <w:proofErr w:type="spellStart"/>
               <w:r>
-                <w:t>CompanyFaxNoCaption</w:t>
+                <w:t>Company Fax No. Caption</w:t>
               </w:r>
-              <w:proofErr w:type="spellEnd"/>
             </w:sdtContent>
           </w:sdt>
           <w:r>
@@ -543,16 +646,6 @@
 </file>
 
 <file path=word/header1.xml><?xml version="1.0" encoding="utf-8"?>
-<w:hdr xmlns:wpc="http://schemas.microsoft.com/office/word/2010/wordprocessingCanvas" xmlns:cx="http://schemas.microsoft.com/office/drawing/2014/chartex" xmlns:cx1="http://schemas.microsoft.com/office/drawing/2015/9/8/chartex" xmlns:cx2="http://schemas.microsoft.com/office/drawing/2015/10/21/chartex" xmlns:cx3="http://schemas.microsoft.com/office/drawing/2016/5/9/chartex" xmlns:cx4="http://schemas.microsoft.com/office/drawing/2016/5/10/chartex" xmlns:cx5="http://schemas.microsoft.com/office/drawing/2016/5/11/chartex" xmlns:cx6="http://schemas.microsoft.com/office/drawing/2016/5/12/chartex" xmlns:cx7="http://schemas.microsoft.com/office/drawing/2016/5/13/chartex" xmlns:cx8="http://schemas.microsoft.com/office/drawing/2016/5/14/chartex" xmlns:mc="http://schemas.openxmlformats.org/markup-compatibility/2006" xmlns:aink="http://schemas.microsoft.com/office/drawing/2016/ink" xmlns:am3d="http://schemas.microsoft.com/office/drawing/2017/model3d" xmlns:o="urn:schemas-microsoft-com:office:office" xmlns:oel="http://schemas.microsoft.com/office/2019/extlst" xmlns:r="http://schemas.openxmlformats.org/officeDocument/2006/relationships" xmlns:m="http://schemas.openxmlformats.org/officeDocument/2006/math" xmlns:v="urn:schemas-microsoft-com:vml" xmlns:wp14="http://schemas.microsoft.com/office/word/2010/wordprocessingDrawing" xmlns:wp="http://schemas.openxmlformats.org/drawingml/2006/wordprocessingDrawing" xmlns:w10="urn:schemas-microsoft-com:office:word" xmlns:w="http://schemas.openxmlformats.org/wordprocessingml/2006/main" xmlns:w14="http://schemas.microsoft.com/office/word/2010/wordml" xmlns:w15="http://schemas.microsoft.com/office/word/2012/wordml" xmlns:w16cex="http://schemas.microsoft.com/office/word/2018/wordml/cex" xmlns:w16cid="http://schemas.microsoft.com/office/word/2016/wordml/cid" xmlns:w16="http://schemas.microsoft.com/office/word/2018/wordml" xmlns:w16du="http://schemas.microsoft.com/office/word/2023/wordml/word16du" xmlns:w16sdtdh="http://schemas.microsoft.com/office/word/2020/wordml/sdtdatahash" xmlns:w16sdtfl="http://schemas.microsoft.com/office/word/2024/wordml/sdtformatlock" xmlns:w16se="http://schemas.microsoft.com/office/word/2015/wordml/symex" xmlns:wpg="http://schemas.microsoft.com/office/word/2010/wordprocessingGroup" xmlns:wpi="http://schemas.microsoft.com/office/word/2010/wordprocessingInk" xmlns:wne="http://schemas.microsoft.com/office/word/2006/wordml" xmlns:wps="http://schemas.microsoft.com/office/word/2010/wordprocessingShape" mc:Ignorable="w14 w15 w16se w16cid w16 w16cex w16sdtdh w16sdtfl w16du wp14">
-  <w:p>
-    <w:pPr>
-      <w:pStyle w:val="Header"/>
-    </w:pPr>
-  </w:p>
-</w:hdr>
-</file>
-
-<file path=word/header2.xml><?xml version="1.0" encoding="utf-8"?>
 <w:hdr xmlns:wpc="http://schemas.microsoft.com/office/word/2010/wordprocessingCanvas" xmlns:cx="http://schemas.microsoft.com/office/drawing/2014/chartex" xmlns:cx1="http://schemas.microsoft.com/office/drawing/2015/9/8/chartex" xmlns:cx2="http://schemas.microsoft.com/office/drawing/2015/10/21/chartex" xmlns:cx3="http://schemas.microsoft.com/office/drawing/2016/5/9/chartex" xmlns:cx4="http://schemas.microsoft.com/office/drawing/2016/5/10/chartex" xmlns:cx5="http://schemas.microsoft.com/office/drawing/2016/5/11/chartex" xmlns:cx6="http://schemas.microsoft.com/office/drawing/2016/5/12/chartex" xmlns:cx7="http://schemas.microsoft.com/office/drawing/2016/5/13/chartex" xmlns:cx8="http://schemas.microsoft.com/office/drawing/2016/5/14/chartex" xmlns:mc="http://schemas.openxmlformats.org/markup-compatibility/2006" xmlns:aink="http://schemas.microsoft.com/office/drawing/2016/ink" xmlns:am3d="http://schemas.microsoft.com/office/drawing/2017/model3d" xmlns:o="urn:schemas-microsoft-com:office:office" xmlns:oel="http://schemas.microsoft.com/office/2019/extlst" xmlns:r="http://schemas.openxmlformats.org/officeDocument/2006/relationships" xmlns:m="http://schemas.openxmlformats.org/officeDocument/2006/math" xmlns:v="urn:schemas-microsoft-com:vml" xmlns:wp14="http://schemas.microsoft.com/office/word/2010/wordprocessingDrawing" xmlns:wp="http://schemas.openxmlformats.org/drawingml/2006/wordprocessingDrawing" xmlns:w10="urn:schemas-microsoft-com:office:word" xmlns:w="http://schemas.openxmlformats.org/wordprocessingml/2006/main" xmlns:w14="http://schemas.microsoft.com/office/word/2010/wordml" xmlns:w15="http://schemas.microsoft.com/office/word/2012/wordml" xmlns:w16cex="http://schemas.microsoft.com/office/word/2018/wordml/cex" xmlns:w16cid="http://schemas.microsoft.com/office/word/2016/wordml/cid" xmlns:w16="http://schemas.microsoft.com/office/word/2018/wordml" xmlns:w16du="http://schemas.microsoft.com/office/word/2023/wordml/word16du" xmlns:w16sdtdh="http://schemas.microsoft.com/office/word/2020/wordml/sdtdatahash" xmlns:w16sdtfl="http://schemas.microsoft.com/office/word/2024/wordml/sdtformatlock" xmlns:w16se="http://schemas.microsoft.com/office/word/2015/wordml/symex" xmlns:wpg="http://schemas.microsoft.com/office/word/2010/wordprocessingGroup" xmlns:wpi="http://schemas.microsoft.com/office/word/2010/wordprocessingInk" xmlns:wne="http://schemas.microsoft.com/office/word/2006/wordml" xmlns:wps="http://schemas.microsoft.com/office/word/2010/wordprocessingShape" mc:Ignorable="w14 w15 w16se w16cid w16 w16cex w16sdtdh w16sdtfl w16du wp14">
   <w:tbl>
     <w:tblPr>
@@ -650,8 +743,8 @@
 </w:hdr>
 </file>
 
-<file path=word/header3.xml><?xml version="1.0" encoding="utf-8"?>
-<w:hdr xmlns:a="http://schemas.openxmlformats.org/drawingml/2006/main" xmlns:pic="http://schemas.openxmlformats.org/drawingml/2006/picture" xmlns:wpc="http://schemas.microsoft.com/office/word/2010/wordprocessingCanvas" xmlns:cx="http://schemas.microsoft.com/office/drawing/2014/chartex" xmlns:cx1="http://schemas.microsoft.com/office/drawing/2015/9/8/chartex" xmlns:cx2="http://schemas.microsoft.com/office/drawing/2015/10/21/chartex" xmlns:cx3="http://schemas.microsoft.com/office/drawing/2016/5/9/chartex" xmlns:cx4="http://schemas.microsoft.com/office/drawing/2016/5/10/chartex" xmlns:cx5="http://schemas.microsoft.com/office/drawing/2016/5/11/chartex" xmlns:cx6="http://schemas.microsoft.com/office/drawing/2016/5/12/chartex" xmlns:cx7="http://schemas.microsoft.com/office/drawing/2016/5/13/chartex" xmlns:cx8="http://schemas.microsoft.com/office/drawing/2016/5/14/chartex" xmlns:mc="http://schemas.openxmlformats.org/markup-compatibility/2006" xmlns:aink="http://schemas.microsoft.com/office/drawing/2016/ink" xmlns:am3d="http://schemas.microsoft.com/office/drawing/2017/model3d" xmlns:o="urn:schemas-microsoft-com:office:office" xmlns:oel="http://schemas.microsoft.com/office/2019/extlst" xmlns:r="http://schemas.openxmlformats.org/officeDocument/2006/relationships" xmlns:m="http://schemas.openxmlformats.org/officeDocument/2006/math" xmlns:v="urn:schemas-microsoft-com:vml" xmlns:wp14="http://schemas.microsoft.com/office/word/2010/wordprocessingDrawing" xmlns:wp="http://schemas.openxmlformats.org/drawingml/2006/wordprocessingDrawing" xmlns:w10="urn:schemas-microsoft-com:office:word" xmlns:w="http://schemas.openxmlformats.org/wordprocessingml/2006/main" xmlns:w14="http://schemas.microsoft.com/office/word/2010/wordml" xmlns:w15="http://schemas.microsoft.com/office/word/2012/wordml" xmlns:w16cex="http://schemas.microsoft.com/office/word/2018/wordml/cex" xmlns:w16cid="http://schemas.microsoft.com/office/word/2016/wordml/cid" xmlns:w16="http://schemas.microsoft.com/office/word/2018/wordml" xmlns:w16du="http://schemas.microsoft.com/office/word/2023/wordml/word16du" xmlns:w16sdtdh="http://schemas.microsoft.com/office/word/2020/wordml/sdtdatahash" xmlns:w16sdtfl="http://schemas.microsoft.com/office/word/2024/wordml/sdtformatlock" xmlns:w16se="http://schemas.microsoft.com/office/word/2015/wordml/symex" xmlns:wpg="http://schemas.microsoft.com/office/word/2010/wordprocessingGroup" xmlns:wpi="http://schemas.microsoft.com/office/word/2010/wordprocessingInk" xmlns:wne="http://schemas.microsoft.com/office/word/2006/wordml" xmlns:wps="http://schemas.microsoft.com/office/word/2010/wordprocessingShape" mc:Ignorable="w14 w15 w16se w16cid w16 w16cex w16sdtdh w16sdtfl w16du wp14">
+<file path=word/header2.xml><?xml version="1.0" encoding="utf-8"?>
+<w:hdr xmlns:wpc="http://schemas.microsoft.com/office/word/2010/wordprocessingCanvas" xmlns:cx="http://schemas.microsoft.com/office/drawing/2014/chartex" xmlns:cx1="http://schemas.microsoft.com/office/drawing/2015/9/8/chartex" xmlns:cx2="http://schemas.microsoft.com/office/drawing/2015/10/21/chartex" xmlns:cx3="http://schemas.microsoft.com/office/drawing/2016/5/9/chartex" xmlns:cx4="http://schemas.microsoft.com/office/drawing/2016/5/10/chartex" xmlns:cx5="http://schemas.microsoft.com/office/drawing/2016/5/11/chartex" xmlns:cx6="http://schemas.microsoft.com/office/drawing/2016/5/12/chartex" xmlns:cx7="http://schemas.microsoft.com/office/drawing/2016/5/13/chartex" xmlns:cx8="http://schemas.microsoft.com/office/drawing/2016/5/14/chartex" xmlns:mc="http://schemas.openxmlformats.org/markup-compatibility/2006" xmlns:aink="http://schemas.microsoft.com/office/drawing/2016/ink" xmlns:am3d="http://schemas.microsoft.com/office/drawing/2017/model3d" xmlns:o="urn:schemas-microsoft-com:office:office" xmlns:oel="http://schemas.microsoft.com/office/2019/extlst" xmlns:r="http://schemas.openxmlformats.org/officeDocument/2006/relationships" xmlns:m="http://schemas.openxmlformats.org/officeDocument/2006/math" xmlns:v="urn:schemas-microsoft-com:vml" xmlns:wp14="http://schemas.microsoft.com/office/word/2010/wordprocessingDrawing" xmlns:wp="http://schemas.openxmlformats.org/drawingml/2006/wordprocessingDrawing" xmlns:w10="urn:schemas-microsoft-com:office:word" xmlns:w="http://schemas.openxmlformats.org/wordprocessingml/2006/main" xmlns:w14="http://schemas.microsoft.com/office/word/2010/wordml" xmlns:w15="http://schemas.microsoft.com/office/word/2012/wordml" xmlns:w16cex="http://schemas.microsoft.com/office/word/2018/wordml/cex" xmlns:w16cid="http://schemas.microsoft.com/office/word/2016/wordml/cid" xmlns:w16="http://schemas.microsoft.com/office/word/2018/wordml" xmlns:w16du="http://schemas.microsoft.com/office/word/2023/wordml/word16du" xmlns:w16sdtdh="http://schemas.microsoft.com/office/word/2020/wordml/sdtdatahash" xmlns:w16sdtfl="http://schemas.microsoft.com/office/word/2024/wordml/sdtformatlock" xmlns:w16se="http://schemas.microsoft.com/office/word/2015/wordml/symex" xmlns:wpg="http://schemas.microsoft.com/office/word/2010/wordprocessingGroup" xmlns:wpi="http://schemas.microsoft.com/office/word/2010/wordprocessingInk" xmlns:wne="http://schemas.microsoft.com/office/word/2006/wordml" xmlns:wps="http://schemas.microsoft.com/office/word/2010/wordprocessingShape" mc:Ignorable="w14 w15 w16se w16cid w16 w16cex w16sdtdh w16sdtfl w16du wp14">
   <w:tbl>
     <w:tblPr>
       <w:tblStyle w:val="BCBlockTable"/>
@@ -29466,6 +29559,8 @@
     <w:rsid w:val="00D44AD1"/>
     <w:rsid w:val="00D52343"/>
     <w:rsid w:val="00D82D84"/>
+    <w:rsid w:val="00DB702E"/>
+    <w:rsid w:val="00DC3E4C"/>
     <w:rsid w:val="00DE1D4A"/>
     <w:rsid w:val="00DE4C7F"/>
     <w:rsid w:val="00E277EF"/>
@@ -30283,11 +30378,7 @@
 </we:webextension>
 </file>
 
-<file path=customXml/item1.xml><?xml version="1.0" encoding="utf-8"?>
-<b:Sources xmlns:b="http://schemas.openxmlformats.org/officeDocument/2006/bibliography" xmlns="http://schemas.openxmlformats.org/officeDocument/2006/bibliography" SelectedStyle="\APASixthEditionOfficeOnline.xsl" StyleName="APA" Version="6"/>
-</file>
-
-<file path=customXml/item2.xml>��< ? x m l   v e r s i o n = " 1 . 0 "   e n c o d i n g = " u t f - 1 6 " ? > < N a v W o r d R e p o r t X m l P a r t   x m l n s = " u r n : m i c r o s o f t - d y n a m i c s - n a v / r e p o r t s / T e n a n t _ R e p o r t _ D e f a u l t s / 2 0 0 0 0 0 0 0 0 1 / " > +<file path=customXml/item1.xml>��< ? x m l   v e r s i o n = " 1 . 0 "   e n c o d i n g = " u t f - 1 6 " ? > < N a v W o r d R e p o r t X m l P a r t   x m l n s = " u r n : m i c r o s o f t - d y n a m i c s - n a v / r e p o r t s / T e n a n t _ R e p o r t _ D e f a u l t s / 2 0 0 0 0 0 0 0 0 1 / " >   
      < B C R e p o r t I n f o r m a t i o n >   
@@ -30436,16 +30527,178 @@
  < / N a v W o r d R e p o r t X m l P a r t > 
 </file>
 
-<file path=customXml/item3.xml><?xml version="1.0" encoding="utf-8"?>
-<?mso-contentType ?>
-<FormTemplates xmlns="http://schemas.microsoft.com/sharepoint/v3/contenttype/forms">
-  <Display>DocumentLibraryForm</Display>
-  <Edit>DocumentLibraryForm</Edit>
-  <New>DocumentLibraryForm</New>
-</FormTemplates>
+<file path=customXml/item2.xml><?xml version="1.0" encoding="utf-8"?>
+<b:Sources xmlns:b="http://schemas.openxmlformats.org/officeDocument/2006/bibliography" xmlns="http://schemas.openxmlformats.org/officeDocument/2006/bibliography" SelectedStyle="\APASixthEditionOfficeOnline.xsl" StyleName="APA" Version="6"/>
+</file>
+
+<file path=customXml/item3.xml>��< ? x m l   v e r s i o n = " 1 . 0 "   e n c o d i n g = " u t f - 1 6 " ? > < N a v W o r d R e p o r t X m l P a r t   x m l n s = " u r n : m i c r o s o f t - d y n a m i c s - b u s i n e s s c e n t r a l / i n t e r n a l / e x t e n d e d / r e p o r t s / T e n a n t _ R e p o r t _ D e f a u l t s / 2 0 0 0 0 0 0 0 0 1 / " > + 
+     < B C R e p o r t I n f o r m a t i o n > + 
+         < R e p o r t M e t a d a t a > + 
+             < E x t e n s i o n I d > E x t e n s i o n   I D < / E x t e n s i o n I d > + 
+             < E x t e n s i o n N a m e > E x t e n s i o n   N a m e < / E x t e n s i o n N a m e > + 
+             < E x t e n s i o n P u b l i s h e r > E x t e n s i o n   P u b l i s h e r < / E x t e n s i o n P u b l i s h e r > + 
+             < E x t e n s i o n V e r s i o n > E x t e n s i o n   V e r s i o n < / E x t e n s i o n V e r s i o n > + 
+             < R e p o r t I d > R e p o r t   I D < / R e p o r t I d > + 
+             < R e p o r t N a m e > R e p o r t   N a m e < / R e p o r t N a m e > + 
+             < R e p o r t C a p t i o n > R e p o r t   C a p t i o n < / R e p o r t C a p t i o n > + 
+             < A b o u t T h i s R e p o r t T i t l e > A b o u t   T h i s   R e p o r t   T i t l e < / A b o u t T h i s R e p o r t T i t l e > + 
+             < A b o u t T h i s R e p o r t T e x t > A b o u t   T h i s   R e p o r t   T e x t < / A b o u t T h i s R e p o r t T e x t > + 
+             < R e p o r t H e l p L i n k > R e p o r t   H e l p   L i n k < / R e p o r t H e l p L i n k > + 
+         < / R e p o r t M e t a d a t a > + 
+         < R e p o r t R e q u e s t > + 
+             < T e n a n t E n t r a I d > T e n a n t   E n t r a   I d < / T e n a n t E n t r a I d > + 
+             < E n v i r o n m e n t N a m e > E n v i r o n m e n t   N a m e < / E n v i r o n m e n t N a m e > + 
+             < E n v i r o n m e n t T y p e > E n v i r o n m e n t   T y p e < / E n v i r o n m e n t T y p e > + 
+             < C o m p a n y N a m e > C o m p a n y   N a m e < / C o m p a n y N a m e > + 
+             < C o m p a n y D i s p l a y N a m e > C o m p a n y   D i s p l a y   N a m e < / C o m p a n y D i s p l a y N a m e > + 
+             < C o m p a n y I d > C o m p a n y   I D < / C o m p a n y I d > + 
+             < U s e r N a m e > U s e r   N a m e < / U s e r N a m e > + 
+             < D a t e A n d T i m e > D a t e   a n d   T i m e < / D a t e A n d T i m e > + 
+             < L a n g u a g e > L a n g u a g e < / L a n g u a g e > + 
+             < F o r m a t R e g i o n > F o r m a t   R e g i o n < / F o r m a t R e g i o n > + 
+             < D a t e T i m e V a l u e s > + 
+                 < Y e a r > Y e a r < / Y e a r > + 
+                 < M o n t h N u m b e r > M o n t h   N u m b e r < / M o n t h N u m b e r > + 
+                 < D a y N u m b e r > D a y   N u m b e r < / D a y N u m b e r > + 
+                 < H o u r > H o u r < / H o u r > + 
+                 < M i n u t e > M i n u t e < / M i n u t e > + 
+             < / D a t e T i m e V a l u e s > + 
+         < / R e p o r t R e q u e s t > + 
+         < C o m p a n y M e t a d a t a > + 
+             < C o m p a n y N a m e > C o m p a n y   N a m e < / C o m p a n y N a m e > + 
+             < C o m p a n y D i s p l a y N a m e > C o m p a n y   D i s p l a y   N a m e < / C o m p a n y D i s p l a y N a m e > + 
+             < C o m p a n y A d d r e s s L i n e s > + 
+                 < C o m p a n y A d d r e s s L i n e 1 > C o m p a n y   A d d r e s s   L i n e   1 < / C o m p a n y A d d r e s s L i n e 1 > + 
+                 < C o m p a n y A d d r e s s L i n e 2 > C o m p a n y   A d d r e s s   L i n e   2 < / C o m p a n y A d d r e s s L i n e 2 > + 
+                 < C o m p a n y A d d r e s s L i n e 3 > C o m p a n y   A d d r e s s   L i n e   3 < / C o m p a n y A d d r e s s L i n e 3 > + 
+                 < C o m p a n y A d d r e s s L i n e 4 > C o m p a n y   A d d r e s s   L i n e   4 < / C o m p a n y A d d r e s s L i n e 4 > + 
+                 < C o m p a n y A d d r e s s L i n e 5 > C o m p a n y   A d d r e s s   L i n e   5 < / C o m p a n y A d d r e s s L i n e 5 > + 
+                 < C o m p a n y A d d r e s s L i n e 6 > C o m p a n y   A d d r e s s   L i n e   6 < / C o m p a n y A d d r e s s L i n e 6 > + 
+                 < C o m p a n y A d d r e s s L i n e 7 > C o m p a n y   A d d r e s s   L i n e   7 < / C o m p a n y A d d r e s s L i n e 7 > + 
+                 < C o m p a n y A d d r e s s L i n e 8 > C o m p a n y   A d d r e s s   L i n e   8 < / C o m p a n y A d d r e s s L i n e 8 > + 
+             < / C o m p a n y A d d r e s s L i n e s > + 
+             < C o m p a n y P h o n e > C o m p a n y   P h o n e < / C o m p a n y P h o n e > + 
+             < C o m p a n y P h o n e C a p t i o n > C o m p a n y   P h o n e   C a p t i o n < / C o m p a n y P h o n e C a p t i o n > + 
+             < C o m p a n y F a x N o > C o m p a n y   F a x   N o . < / C o m p a n y F a x N o > + 
+             < C o m p a n y F a x N o C a p t i o n > C o m p a n y   F a x   N o .   C a p t i o n < / C o m p a n y F a x N o C a p t i o n > + 
+             < C o m p a n y E m a i l > C o m p a n y   E m a i l < / C o m p a n y E m a i l > + 
+             < C o m p a n y E m a i l C a p t i o n > C o m p a n y   E m a i l   C a p t i o n < / C o m p a n y E m a i l C a p t i o n > + 
+             < C o m p a n y H o m e P a g e > C o m p a n y   H o m e   P a g e < / C o m p a n y H o m e P a g e > + 
+             < C o m p a n y H o m e P a g e C a p t i o n > C o m p a n y   H o m e   P a g e   C a p t i o n < / C o m p a n y H o m e P a g e C a p t i o n > + 
+             < C o m p a n y L o g o > C o m p a n y   L o g o < / C o m p a n y L o g o > + 
+             < C o m p a n y V A T R e g i s t r a t i o n N o > C o m p a n y   V A T   R e g i s t r a t i o n   N o . < / C o m p a n y V A T R e g i s t r a t i o n N o > + 
+             < C o m p a n y V A T R e g i s t r a t i o n N o C a p t i o n > C o m p a n y   V A T   R e g i s t r a t i o n   N o .   C a p t i o n < / C o m p a n y V A T R e g i s t r a t i o n N o C a p t i o n > + 
+             < C o m p a n y R e g i s t r a t i o n N o > C o m p a n y   R e g i s t r a t i o n   N o . < / C o m p a n y R e g i s t r a t i o n N o > + 
+             < C o m p a n y R e g i s t r a t i o n N o C a p t i o n > C o m p a n y   R e g i s t r a t i o n   N o .   C a p t i o n < / C o m p a n y R e g i s t r a t i o n N o C a p t i o n > + 
+             < C o m p a n y B a n k N a m e > C o m p a n y   B a n k   N a m e < / C o m p a n y B a n k N a m e > + 
+             < C o m p a n y B a n k N a m e C a p t i o n > C o m p a n y   B a n k   N a m e   C a p t i o n < / C o m p a n y B a n k N a m e C a p t i o n > + 
+             < C o m p a n y B a n k A c c o u n t N o > C o m p a n y   B a n k   A c c o u n t   N o . < / C o m p a n y B a n k A c c o u n t N o > + 
+             < C o m p a n y B a n k A c c o u n t N o C a p t i o n > C o m p a n y   B a n k   A c c o u n t   N o .   C a p t i o n < / C o m p a n y B a n k A c c o u n t N o C a p t i o n > + 
+             < C o m p a n y B a n k B r a n c h N o > C o m p a n y   B a n k   B r a n c h   N o . < / C o m p a n y B a n k B r a n c h N o > + 
+             < C o m p a n y B a n k B r a n c h N o C a p t i o n > C o m p a n y   B a n k   B r a n c h   N o .   C a p t i o n < / C o m p a n y B a n k B r a n c h N o C a p t i o n > + 
+             < C o m p a n y I B A N > C o m p a n y   I B A N < / C o m p a n y I B A N > + 
+             < C o m p a n y I B A N C a p t i o n > C o m p a n y   I B A N   C a p t i o n < / C o m p a n y I B A N C a p t i o n > + 
+             < C o m p a n y B a n k S W I F T > C o m p a n y   B a n k   S W I F T < / C o m p a n y B a n k S W I F T > + 
+             < C o m p a n y B a n k S W I F T C a p t i o n > C o m p a n y   B a n k   S W I F T   C a p t i o n < / C o m p a n y B a n k S W I F T C a p t i o n > + 
+             < C o m p a n y G i r o N o > C o m p a n y   G i r o   N o . < / C o m p a n y G i r o N o > + 
+             < C o m p a n y G i r o N o C a p t i o n > C o m p a n y   G i r o   N o .   C a p t i o n < / C o m p a n y G i r o N o C a p t i o n > + 
+         < / C o m p a n y M e t a d a t a > + 
+     < / B C R e p o r t I n f o r m a t i o n > + 
+     < T o o l t i p s / > + 
+ < / N a v W o r d R e p o r t X m l P a r t > 
 </file>
 
 <file path=customXml/item4.xml><?xml version="1.0" encoding="utf-8"?>
+<p:properties xmlns:p="http://schemas.microsoft.com/office/2006/metadata/properties" xmlns:xsi="http://www.w3.org/2001/XMLSchema-instance" xmlns:pc="http://schemas.microsoft.com/office/infopath/2007/PartnerControls">
+  <documentManagement>
+    <Package xmlns="178f68d8-b893-4efd-8406-fab0f21873e4" xsi:nil="true"/>
+    <lcf76f155ced4ddcb4097134ff3c332f xmlns="178f68d8-b893-4efd-8406-fab0f21873e4">
+      <Terms xmlns="http://schemas.microsoft.com/office/infopath/2007/PartnerControls"/>
+    </lcf76f155ced4ddcb4097134ff3c332f>
+    <_ip_UnifiedCompliancePolicyUIAction xmlns="http://schemas.microsoft.com/sharepoint/v3" xsi:nil="true"/>
+    <TaxCatchAll xmlns="b83e059f-de16-406c-a902-3d56d4e79ec8" xsi:nil="true"/>
+    <Audience xmlns="178f68d8-b893-4efd-8406-fab0f21873e4" xsi:nil="true"/>
+    <_ip_UnifiedCompliancePolicyProperties xmlns="http://schemas.microsoft.com/sharepoint/v3" xsi:nil="true"/>
+    <DocumentType xmlns="178f68d8-b893-4efd-8406-fab0f21873e4" xsi:nil="true"/>
+  </documentManagement>
+</p:properties>
+</file>
+
+<file path=customXml/item5.xml><?xml version="1.0" encoding="utf-8"?>
 <ct:contentTypeSchema xmlns:ct="http://schemas.microsoft.com/office/2006/metadata/contentType" xmlns:ma="http://schemas.microsoft.com/office/2006/metadata/properties/metaAttributes" ct:_="" ma:_="" ma:contentTypeName="Document" ma:contentTypeID="0x0101001DCAE6B6EBFA5442B0B9E84E60AFF245" ma:contentTypeVersion="18" ma:contentTypeDescription="Create a new document." ma:contentTypeScope="" ma:versionID="69eec3b24558e1297a79cd42e69b0397">
   <xsd:schema xmlns:xsd="http://www.w3.org/2001/XMLSchema" xmlns:xs="http://www.w3.org/2001/XMLSchema" xmlns:p="http://schemas.microsoft.com/office/2006/metadata/properties" xmlns:ns1="http://schemas.microsoft.com/sharepoint/v3" xmlns:ns2="178f68d8-b893-4efd-8406-fab0f21873e4" xmlns:ns3="b83e059f-de16-406c-a902-3d56d4e79ec8" targetNamespace="http://schemas.microsoft.com/office/2006/metadata/properties" ma:root="true" ma:fieldsID="0f52a3acd42ec0bd0d267ba89c916a39" ns1:_="" ns2:_="" ns3:_="">
     <xsd:import namespace="http://schemas.microsoft.com/sharepoint/v3"/>
@@ -30711,174 +30964,24 @@
 </ct:contentTypeSchema>
 </file>
 
-<file path=customXml/item5.xml><?xml version="1.0" encoding="utf-8"?>
-<p:properties xmlns:p="http://schemas.microsoft.com/office/2006/metadata/properties" xmlns:xsi="http://www.w3.org/2001/XMLSchema-instance" xmlns:pc="http://schemas.microsoft.com/office/infopath/2007/PartnerControls">
-  <documentManagement>
-    <Package xmlns="178f68d8-b893-4efd-8406-fab0f21873e4" xsi:nil="true"/>
-    <lcf76f155ced4ddcb4097134ff3c332f xmlns="178f68d8-b893-4efd-8406-fab0f21873e4">
-      <Terms xmlns="http://schemas.microsoft.com/office/infopath/2007/PartnerControls"/>
-    </lcf76f155ced4ddcb4097134ff3c332f>
-    <_ip_UnifiedCompliancePolicyUIAction xmlns="http://schemas.microsoft.com/sharepoint/v3" xsi:nil="true"/>
-    <TaxCatchAll xmlns="b83e059f-de16-406c-a902-3d56d4e79ec8" xsi:nil="true"/>
-    <Audience xmlns="178f68d8-b893-4efd-8406-fab0f21873e4" xsi:nil="true"/>
-    <_ip_UnifiedCompliancePolicyProperties xmlns="http://schemas.microsoft.com/sharepoint/v3" xsi:nil="true"/>
-    <DocumentType xmlns="178f68d8-b893-4efd-8406-fab0f21873e4" xsi:nil="true"/>
-  </documentManagement>
-</p:properties>
-</file>
-
-<file path=customXml/item6.xml>��< ? x m l   v e r s i o n = " 1 . 0 "   e n c o d i n g = " u t f - 1 6 " ? > < N a v W o r d R e p o r t X m l P a r t   x m l n s = " u r n : m i c r o s o f t - d y n a m i c s - b u s i n e s s c e n t r a l / i n t e r n a l / e x t e n d e d / r e p o r t s / T e n a n t _ R e p o r t _ D e f a u l t s / 2 0 0 0 0 0 0 0 0 1 / " > - 
-     < B C R e p o r t I n f o r m a t i o n > - 
-         < R e p o r t M e t a d a t a > - 
-             < E x t e n s i o n I d > E x t e n s i o n   I D < / E x t e n s i o n I d > - 
-             < E x t e n s i o n N a m e > E x t e n s i o n   N a m e < / E x t e n s i o n N a m e > - 
-             < E x t e n s i o n P u b l i s h e r > E x t e n s i o n   P u b l i s h e r < / E x t e n s i o n P u b l i s h e r > - 
-             < E x t e n s i o n V e r s i o n > E x t e n s i o n   V e r s i o n < / E x t e n s i o n V e r s i o n > - 
-             < R e p o r t I d > R e p o r t   I D < / R e p o r t I d > - 
-             < R e p o r t N a m e > R e p o r t   N a m e < / R e p o r t N a m e > - 
-             < R e p o r t C a p t i o n > R e p o r t   C a p t i o n < / R e p o r t C a p t i o n > - 
-             < A b o u t T h i s R e p o r t T i t l e > A b o u t   T h i s   R e p o r t   T i t l e < / A b o u t T h i s R e p o r t T i t l e > - 
-             < A b o u t T h i s R e p o r t T e x t > A b o u t   T h i s   R e p o r t   T e x t < / A b o u t T h i s R e p o r t T e x t > - 
-             < R e p o r t H e l p L i n k > R e p o r t   H e l p   L i n k < / R e p o r t H e l p L i n k > - 
-         < / R e p o r t M e t a d a t a > - 
-         < R e p o r t R e q u e s t > - 
-             < T e n a n t E n t r a I d > T e n a n t   E n t r a   I d < / T e n a n t E n t r a I d > - 
-             < E n v i r o n m e n t N a m e > E n v i r o n m e n t   N a m e < / E n v i r o n m e n t N a m e > - 
-             < E n v i r o n m e n t T y p e > E n v i r o n m e n t   T y p e < / E n v i r o n m e n t T y p e > - 
-             < C o m p a n y N a m e > C o m p a n y   N a m e < / C o m p a n y N a m e > - 
-             < C o m p a n y D i s p l a y N a m e > C o m p a n y   D i s p l a y   N a m e < / C o m p a n y D i s p l a y N a m e > - 
-             < C o m p a n y I d > C o m p a n y   I D < / C o m p a n y I d > - 
-             < U s e r N a m e > U s e r   N a m e < / U s e r N a m e > - 
-             < D a t e A n d T i m e > D a t e   a n d   T i m e < / D a t e A n d T i m e > - 
-             < L a n g u a g e > L a n g u a g e < / L a n g u a g e > - 
-             < F o r m a t R e g i o n > F o r m a t   R e g i o n < / F o r m a t R e g i o n > - 
-             < D a t e T i m e V a l u e s > - 
-                 < Y e a r > Y e a r < / Y e a r > - 
-                 < M o n t h N u m b e r > M o n t h   N u m b e r < / M o n t h N u m b e r > - 
-                 < D a y N u m b e r > D a y   N u m b e r < / D a y N u m b e r > - 
-                 < H o u r > H o u r < / H o u r > - 
-                 < M i n u t e > M i n u t e < / M i n u t e > - 
-             < / D a t e T i m e V a l u e s > - 
-         < / R e p o r t R e q u e s t > - 
-         < C o m p a n y M e t a d a t a > - 
-             < C o m p a n y N a m e > C o m p a n y   N a m e < / C o m p a n y N a m e > - 
-             < C o m p a n y D i s p l a y N a m e > C o m p a n y   D i s p l a y   N a m e < / C o m p a n y D i s p l a y N a m e > - 
-             < C o m p a n y A d d r e s s L i n e s > - 
-                 < C o m p a n y A d d r e s s L i n e 1 > C o m p a n y   A d d r e s s   L i n e   1 < / C o m p a n y A d d r e s s L i n e 1 > - 
-                 < C o m p a n y A d d r e s s L i n e 2 > C o m p a n y   A d d r e s s   L i n e   2 < / C o m p a n y A d d r e s s L i n e 2 > - 
-                 < C o m p a n y A d d r e s s L i n e 3 > C o m p a n y   A d d r e s s   L i n e   3 < / C o m p a n y A d d r e s s L i n e 3 > - 
-                 < C o m p a n y A d d r e s s L i n e 4 > C o m p a n y   A d d r e s s   L i n e   4 < / C o m p a n y A d d r e s s L i n e 4 > - 
-                 < C o m p a n y A d d r e s s L i n e 5 > C o m p a n y   A d d r e s s   L i n e   5 < / C o m p a n y A d d r e s s L i n e 5 > - 
-                 < C o m p a n y A d d r e s s L i n e 6 > C o m p a n y   A d d r e s s   L i n e   6 < / C o m p a n y A d d r e s s L i n e 6 > - 
-                 < C o m p a n y A d d r e s s L i n e 7 > C o m p a n y   A d d r e s s   L i n e   7 < / C o m p a n y A d d r e s s L i n e 7 > - 
-                 < C o m p a n y A d d r e s s L i n e 8 > C o m p a n y   A d d r e s s   L i n e   8 < / C o m p a n y A d d r e s s L i n e 8 > - 
-             < / C o m p a n y A d d r e s s L i n e s > - 
-             < C o m p a n y P h o n e > C o m p a n y   P h o n e < / C o m p a n y P h o n e > - 
-             < C o m p a n y P h o n e C a p t i o n > C o m p a n y   P h o n e   C a p t i o n < / C o m p a n y P h o n e C a p t i o n > - 
-             < C o m p a n y F a x N o > C o m p a n y   F a x   N o . < / C o m p a n y F a x N o > - 
-             < C o m p a n y F a x N o C a p t i o n > C o m p a n y   F a x   N o .   C a p t i o n < / C o m p a n y F a x N o C a p t i o n > - 
-             < C o m p a n y E m a i l > C o m p a n y   E m a i l < / C o m p a n y E m a i l > - 
-             < C o m p a n y E m a i l C a p t i o n > C o m p a n y   E m a i l   C a p t i o n < / C o m p a n y E m a i l C a p t i o n > - 
-             < C o m p a n y H o m e P a g e > C o m p a n y   H o m e   P a g e < / C o m p a n y H o m e P a g e > - 
-             < C o m p a n y H o m e P a g e C a p t i o n > C o m p a n y   H o m e   P a g e   C a p t i o n < / C o m p a n y H o m e P a g e C a p t i o n > - 
-             < C o m p a n y L o g o > C o m p a n y   L o g o < / C o m p a n y L o g o > - 
-             < C o m p a n y V A T R e g i s t r a t i o n N o > C o m p a n y   V A T   R e g i s t r a t i o n   N o . < / C o m p a n y V A T R e g i s t r a t i o n N o > - 
-             < C o m p a n y V A T R e g i s t r a t i o n N o C a p t i o n > C o m p a n y   V A T   R e g i s t r a t i o n   N o .   C a p t i o n < / C o m p a n y V A T R e g i s t r a t i o n N o C a p t i o n > - 
-             < C o m p a n y R e g i s t r a t i o n N o > C o m p a n y   R e g i s t r a t i o n   N o . < / C o m p a n y R e g i s t r a t i o n N o > - 
-             < C o m p a n y R e g i s t r a t i o n N o C a p t i o n > C o m p a n y   R e g i s t r a t i o n   N o .   C a p t i o n < / C o m p a n y R e g i s t r a t i o n N o C a p t i o n > - 
-             < C o m p a n y B a n k N a m e > C o m p a n y   B a n k   N a m e < / C o m p a n y B a n k N a m e > - 
-             < C o m p a n y B a n k N a m e C a p t i o n > C o m p a n y   B a n k   N a m e   C a p t i o n < / C o m p a n y B a n k N a m e C a p t i o n > - 
-             < C o m p a n y B a n k A c c o u n t N o > C o m p a n y   B a n k   A c c o u n t   N o . < / C o m p a n y B a n k A c c o u n t N o > - 
-             < C o m p a n y B a n k A c c o u n t N o C a p t i o n > C o m p a n y   B a n k   A c c o u n t   N o .   C a p t i o n < / C o m p a n y B a n k A c c o u n t N o C a p t i o n > - 
-             < C o m p a n y B a n k B r a n c h N o > C o m p a n y   B a n k   B r a n c h   N o . < / C o m p a n y B a n k B r a n c h N o > - 
-             < C o m p a n y B a n k B r a n c h N o C a p t i o n > C o m p a n y   B a n k   B r a n c h   N o .   C a p t i o n < / C o m p a n y B a n k B r a n c h N o C a p t i o n > - 
-             < C o m p a n y I B A N > C o m p a n y   I B A N < / C o m p a n y I B A N > - 
-             < C o m p a n y I B A N C a p t i o n > C o m p a n y   I B A N   C a p t i o n < / C o m p a n y I B A N C a p t i o n > - 
-             < C o m p a n y B a n k S W I F T > C o m p a n y   B a n k   S W I F T < / C o m p a n y B a n k S W I F T > - 
-             < C o m p a n y B a n k S W I F T C a p t i o n > C o m p a n y   B a n k   S W I F T   C a p t i o n < / C o m p a n y B a n k S W I F T C a p t i o n > - 
-             < C o m p a n y G i r o N o > C o m p a n y   G i r o   N o . < / C o m p a n y G i r o N o > - 
-             < C o m p a n y G i r o N o C a p t i o n > C o m p a n y   G i r o   N o .   C a p t i o n < / C o m p a n y G i r o N o C a p t i o n > - 
-         < / C o m p a n y M e t a d a t a > - 
-     < / B C R e p o r t I n f o r m a t i o n > - 
-     < T o o l t i p s / > - 
- < / N a v W o r d R e p o r t X m l P a r t > 
+<file path=customXml/item6.xml><?xml version="1.0" encoding="utf-8"?>
+<?mso-contentType ?>
+<FormTemplates xmlns="http://schemas.microsoft.com/sharepoint/v3/contenttype/forms">
+  <Display>DocumentLibraryForm</Display>
+  <Edit>DocumentLibraryForm</Edit>
+  <New>DocumentLibraryForm</New>
+</FormTemplates>
 </file>
 
 <file path=customXml/itemProps1.xml><?xml version="1.0" encoding="utf-8"?>
+<ds:datastoreItem xmlns:ds="http://schemas.openxmlformats.org/officeDocument/2006/customXml" ds:itemID="{AEB477E2-476D-41F2-B387-ADBB03036D24}">
+  <ds:schemaRefs>
+    <ds:schemaRef ds:uri="urn:microsoft-dynamics-nav/reports/Tenant_Report_Defaults/2000000001/"/>
+  </ds:schemaRefs>
+</ds:datastoreItem>
+</file>
+
+<file path=customXml/itemProps2.xml><?xml version="1.0" encoding="utf-8"?>
 <ds:datastoreItem xmlns:ds="http://schemas.openxmlformats.org/officeDocument/2006/customXml" ds:itemID="{89DB96BF-8133-438A-AAD3-A3C21079AEB1}">
   <ds:schemaRefs>
     <ds:schemaRef ds:uri="http://schemas.openxmlformats.org/officeDocument/2006/bibliography"/>
@@ -30886,23 +30989,27 @@
 </ds:datastoreItem>
 </file>
 
-<file path=customXml/itemProps2.xml><?xml version="1.0" encoding="utf-8"?>
-<ds:datastoreItem xmlns:ds="http://schemas.openxmlformats.org/officeDocument/2006/customXml" ds:itemID="{AEB477E2-476D-41F2-B387-ADBB03036D24}">
+<file path=customXml/itemProps3.xml><?xml version="1.0" encoding="utf-8"?>
+<ds:datastoreItem xmlns:ds="http://schemas.openxmlformats.org/officeDocument/2006/customXml" ds:itemID="{A920BA3E-0BFF-4EC1-8EBE-8D8095518815}">
   <ds:schemaRefs>
-    <ds:schemaRef ds:uri="urn:microsoft-dynamics-nav/reports/Tenant_Report_Defaults/2000000001/"/>
-  </ds:schemaRefs>
-</ds:datastoreItem>
-</file>
-
-<file path=customXml/itemProps3.xml><?xml version="1.0" encoding="utf-8"?>
-<ds:datastoreItem xmlns:ds="http://schemas.openxmlformats.org/officeDocument/2006/customXml" ds:itemID="{90D051D0-A09C-4803-9951-7AF38C9A2CC3}">
-  <ds:schemaRefs>
-    <ds:schemaRef ds:uri="http://schemas.microsoft.com/sharepoint/v3/contenttype/forms"/>
+    <ds:schemaRef ds:uri="urn:microsoft-dynamics-businesscentral/internal/extended/reports/Tenant_Report_Defaults/2000000001/"/>
   </ds:schemaRefs>
 </ds:datastoreItem>
 </file>
 
 <file path=customXml/itemProps4.xml><?xml version="1.0" encoding="utf-8"?>
+<ds:datastoreItem xmlns:ds="http://schemas.openxmlformats.org/officeDocument/2006/customXml" ds:itemID="{44439C40-F432-4CC9-A3DD-34A6EF67EA3B}">
+  <ds:schemaRefs>
+    <ds:schemaRef ds:uri="http://schemas.microsoft.com/office/2006/metadata/properties"/>
+    <ds:schemaRef ds:uri="http://schemas.microsoft.com/office/infopath/2007/PartnerControls"/>
+    <ds:schemaRef ds:uri="178f68d8-b893-4efd-8406-fab0f21873e4"/>
+    <ds:schemaRef ds:uri="http://schemas.microsoft.com/sharepoint/v3"/>
+    <ds:schemaRef ds:uri="b83e059f-de16-406c-a902-3d56d4e79ec8"/>
+  </ds:schemaRefs>
+</ds:datastoreItem>
+</file>
+
+<file path=customXml/itemProps5.xml><?xml version="1.0" encoding="utf-8"?>
 <ds:datastoreItem xmlns:ds="http://schemas.openxmlformats.org/officeDocument/2006/customXml" ds:itemID="{8800531D-C88B-4FBC-9E4F-4E4EF91A6AA0}">
   <ds:schemaRefs>
     <ds:schemaRef ds:uri="http://schemas.microsoft.com/office/2006/metadata/contentType"/>
@@ -30922,22 +31029,10 @@
 </ds:datastoreItem>
 </file>
 
-<file path=customXml/itemProps5.xml><?xml version="1.0" encoding="utf-8"?>
-<ds:datastoreItem xmlns:ds="http://schemas.openxmlformats.org/officeDocument/2006/customXml" ds:itemID="{44439C40-F432-4CC9-A3DD-34A6EF67EA3B}">
+<file path=customXml/itemProps6.xml><?xml version="1.0" encoding="utf-8"?>
+<ds:datastoreItem xmlns:ds="http://schemas.openxmlformats.org/officeDocument/2006/customXml" ds:itemID="{90D051D0-A09C-4803-9951-7AF38C9A2CC3}">
   <ds:schemaRefs>
-    <ds:schemaRef ds:uri="http://schemas.microsoft.com/office/2006/metadata/properties"/>
-    <ds:schemaRef ds:uri="http://schemas.microsoft.com/office/infopath/2007/PartnerControls"/>
-    <ds:schemaRef ds:uri="178f68d8-b893-4efd-8406-fab0f21873e4"/>
-    <ds:schemaRef ds:uri="http://schemas.microsoft.com/sharepoint/v3"/>
-    <ds:schemaRef ds:uri="b83e059f-de16-406c-a902-3d56d4e79ec8"/>
-  </ds:schemaRefs>
-</ds:datastoreItem>
-</file>
-
-<file path=customXml/itemProps6.xml><?xml version="1.0" encoding="utf-8"?>
-<ds:datastoreItem xmlns:ds="http://schemas.openxmlformats.org/officeDocument/2006/customXml" ds:itemID="{A920BA3E-0BFF-4EC1-8EBE-8D8095518815}">
-  <ds:schemaRefs>
-    <ds:schemaRef ds:uri="urn:microsoft-dynamics-businesscentral/internal/extended/reports/Tenant_Report_Defaults/2000000001/"/>
+    <ds:schemaRef ds:uri="http://schemas.microsoft.com/sharepoint/v3/contenttype/forms"/>
   </ds:schemaRefs>
 </ds:datastoreItem>
 </file>

--- a/src/Layers/W1/BaseApp/Foundation/Reporting/ReportParts/HeaderFooterDesign/ExternalMinimalistic.docx
+++ b/src/Layers/W1/BaseApp/Foundation/Reporting/ReportParts/HeaderFooterDesign/ExternalMinimalistic.docx
@@ -137,6 +137,343 @@
     </w:p>
     <w:p>
       <w:pPr>
+        <w:rPr>
+          <w:lang w:val="da-DK"/>
+        </w:rPr>
+      </w:pPr>
+    </w:p>
+    <w:p>
+      <w:pPr>
+        <w:rPr>
+          <w:lang w:val="da-DK"/>
+        </w:rPr>
+      </w:pPr>
+    </w:p>
+    <w:p>
+      <w:pPr>
+        <w:rPr>
+          <w:lang w:val="da-DK"/>
+        </w:rPr>
+      </w:pPr>
+    </w:p>
+    <w:p>
+      <w:pPr>
+        <w:rPr>
+          <w:lang w:val="da-DK"/>
+        </w:rPr>
+      </w:pPr>
+    </w:p>
+    <w:p>
+      <w:pPr>
+        <w:rPr>
+          <w:lang w:val="da-DK"/>
+        </w:rPr>
+      </w:pPr>
+    </w:p>
+    <w:p>
+      <w:pPr>
+        <w:rPr>
+          <w:lang w:val="da-DK"/>
+        </w:rPr>
+      </w:pPr>
+    </w:p>
+    <w:p>
+      <w:pPr>
+        <w:rPr>
+          <w:lang w:val="da-DK"/>
+        </w:rPr>
+      </w:pPr>
+    </w:p>
+    <w:p>
+      <w:pPr>
+        <w:rPr>
+          <w:lang w:val="da-DK"/>
+        </w:rPr>
+      </w:pPr>
+    </w:p>
+    <w:p>
+      <w:pPr>
+        <w:rPr>
+          <w:lang w:val="da-DK"/>
+        </w:rPr>
+      </w:pPr>
+    </w:p>
+    <w:p>
+      <w:pPr>
+        <w:ind w:firstLine="720"/>
+        <w:rPr>
+          <w:lang w:val="da-DK"/>
+        </w:rPr>
+      </w:pPr>
+    </w:p>
+    <w:p>
+      <w:pPr>
+        <w:rPr>
+          <w:lang w:val="da-DK"/>
+        </w:rPr>
+      </w:pPr>
+    </w:p>
+    <w:p>
+      <w:pPr>
+        <w:rPr>
+          <w:lang w:val="da-DK"/>
+        </w:rPr>
+      </w:pPr>
+    </w:p>
+    <w:p>
+      <w:pPr>
+        <w:rPr>
+          <w:lang w:val="da-DK"/>
+        </w:rPr>
+      </w:pPr>
+    </w:p>
+    <w:p>
+      <w:pPr>
+        <w:rPr>
+          <w:lang w:val="da-DK"/>
+        </w:rPr>
+      </w:pPr>
+    </w:p>
+    <w:p>
+      <w:pPr>
+        <w:rPr>
+          <w:lang w:val="da-DK"/>
+        </w:rPr>
+      </w:pPr>
+    </w:p>
+    <w:p>
+      <w:pPr>
+        <w:rPr>
+          <w:lang w:val="da-DK"/>
+        </w:rPr>
+      </w:pPr>
+    </w:p>
+    <w:p>
+      <w:pPr>
+        <w:rPr>
+          <w:lang w:val="da-DK"/>
+        </w:rPr>
+      </w:pPr>
+    </w:p>
+    <w:p>
+      <w:pPr>
+        <w:rPr>
+          <w:lang w:val="da-DK"/>
+        </w:rPr>
+      </w:pPr>
+    </w:p>
+    <w:p>
+      <w:pPr>
+        <w:rPr>
+          <w:lang w:val="da-DK"/>
+        </w:rPr>
+      </w:pPr>
+    </w:p>
+    <w:p>
+      <w:pPr>
+        <w:rPr>
+          <w:lang w:val="da-DK"/>
+        </w:rPr>
+      </w:pPr>
+    </w:p>
+    <w:p>
+      <w:pPr>
+        <w:rPr>
+          <w:lang w:val="da-DK"/>
+        </w:rPr>
+      </w:pPr>
+    </w:p>
+    <w:p>
+      <w:pPr>
+        <w:rPr>
+          <w:lang w:val="da-DK"/>
+        </w:rPr>
+      </w:pPr>
+    </w:p>
+    <w:p>
+      <w:pPr>
+        <w:rPr>
+          <w:lang w:val="da-DK"/>
+        </w:rPr>
+      </w:pPr>
+    </w:p>
+    <w:p>
+      <w:pPr>
+        <w:rPr>
+          <w:lang w:val="da-DK"/>
+        </w:rPr>
+      </w:pPr>
+    </w:p>
+    <w:p>
+      <w:pPr>
+        <w:rPr>
+          <w:lang w:val="da-DK"/>
+        </w:rPr>
+      </w:pPr>
+    </w:p>
+    <w:p>
+      <w:pPr>
+        <w:rPr>
+          <w:lang w:val="da-DK"/>
+        </w:rPr>
+      </w:pPr>
+    </w:p>
+    <w:p>
+      <w:pPr>
+        <w:rPr>
+          <w:lang w:val="da-DK"/>
+        </w:rPr>
+      </w:pPr>
+    </w:p>
+    <w:p>
+      <w:pPr>
+        <w:rPr>
+          <w:lang w:val="da-DK"/>
+        </w:rPr>
+      </w:pPr>
+    </w:p>
+    <w:p>
+      <w:pPr>
+        <w:rPr>
+          <w:lang w:val="da-DK"/>
+        </w:rPr>
+      </w:pPr>
+    </w:p>
+    <w:p>
+      <w:pPr>
+        <w:rPr>
+          <w:lang w:val="da-DK"/>
+        </w:rPr>
+      </w:pPr>
+    </w:p>
+    <w:p>
+      <w:pPr>
+        <w:rPr>
+          <w:lang w:val="da-DK"/>
+        </w:rPr>
+      </w:pPr>
+    </w:p>
+    <w:p>
+      <w:pPr>
+        <w:rPr>
+          <w:lang w:val="da-DK"/>
+        </w:rPr>
+      </w:pPr>
+    </w:p>
+    <w:p>
+      <w:pPr>
+        <w:rPr>
+          <w:lang w:val="da-DK"/>
+        </w:rPr>
+      </w:pPr>
+    </w:p>
+    <w:p>
+      <w:pPr>
+        <w:rPr>
+          <w:lang w:val="da-DK"/>
+        </w:rPr>
+      </w:pPr>
+    </w:p>
+    <w:p>
+      <w:pPr>
+        <w:rPr>
+          <w:lang w:val="da-DK"/>
+        </w:rPr>
+      </w:pPr>
+    </w:p>
+    <w:p>
+      <w:pPr>
+        <w:rPr>
+          <w:lang w:val="da-DK"/>
+        </w:rPr>
+      </w:pPr>
+    </w:p>
+    <w:p>
+      <w:pPr>
+        <w:rPr>
+          <w:lang w:val="da-DK"/>
+        </w:rPr>
+      </w:pPr>
+    </w:p>
+    <w:p>
+      <w:pPr>
+        <w:rPr>
+          <w:lang w:val="da-DK"/>
+        </w:rPr>
+      </w:pPr>
+    </w:p>
+    <w:p>
+      <w:pPr>
+        <w:rPr>
+          <w:lang w:val="da-DK"/>
+        </w:rPr>
+      </w:pPr>
+    </w:p>
+    <w:p>
+      <w:pPr>
+        <w:rPr>
+          <w:lang w:val="da-DK"/>
+        </w:rPr>
+      </w:pPr>
+    </w:p>
+    <w:p>
+      <w:pPr>
+        <w:rPr>
+          <w:lang w:val="da-DK"/>
+        </w:rPr>
+      </w:pPr>
+    </w:p>
+    <w:p>
+      <w:pPr>
+        <w:rPr>
+          <w:lang w:val="da-DK"/>
+        </w:rPr>
+      </w:pPr>
+    </w:p>
+    <w:p>
+      <w:pPr>
+        <w:rPr>
+          <w:lang w:val="da-DK"/>
+        </w:rPr>
+      </w:pPr>
+    </w:p>
+    <w:p>
+      <w:pPr>
+        <w:rPr>
+          <w:lang w:val="da-DK"/>
+        </w:rPr>
+      </w:pPr>
+    </w:p>
+    <w:p>
+      <w:pPr>
+        <w:rPr>
+          <w:lang w:val="da-DK"/>
+        </w:rPr>
+      </w:pPr>
+    </w:p>
+    <w:p>
+      <w:pPr>
+        <w:rPr>
+          <w:lang w:val="da-DK"/>
+        </w:rPr>
+      </w:pPr>
+    </w:p>
+    <w:p>
+      <w:pPr>
+        <w:rPr>
+          <w:lang w:val="da-DK"/>
+        </w:rPr>
+      </w:pPr>
+    </w:p>
+    <w:p>
+      <w:pPr>
+        <w:rPr>
+          <w:lang w:val="da-DK"/>
+        </w:rPr>
+      </w:pPr>
+    </w:p>
+    <w:p>
+      <w:pPr>
         <w:spacing w:line="259" w:lineRule="auto"/>
         <w:rPr>
           <w:lang w:val="da-DK"/>
@@ -144,12 +481,14 @@
       </w:pPr>
     </w:p>
     <w:sectPr>
-      <w:headerReference w:type="default" r:id="rId13"/>
-      <w:footerReference w:type="default" r:id="rId14"/>
-      <w:headerReference w:type="first" r:id="rId15"/>
-      <w:footerReference w:type="first" r:id="rId16"/>
+      <w:headerReference w:type="even" r:id="rId13"/>
+      <w:headerReference w:type="default" r:id="rId14"/>
+      <w:footerReference w:type="even" r:id="rId15"/>
+      <w:footerReference w:type="default" r:id="rId16"/>
+      <w:headerReference w:type="first" r:id="rId17"/>
+      <w:footerReference w:type="first" r:id="rId18"/>
       <w:pgSz w:w="11907" w:h="16839" w:code="9"/>
-      <w:pgMar w:top="576" w:right="706" w:bottom="576" w:left="706" w:header="576" w:footer="366" w:gutter="0"/>
+      <w:pgMar w:top="576" w:right="706" w:bottom="576" w:left="706" w:header="288" w:footer="288" w:gutter="0"/>
       <w:cols w:space="708"/>
       <w:titlePg/>
       <w:docGrid w:linePitch="360"/>
@@ -184,6 +523,16 @@
 </file>
 
 <file path=word/footer1.xml><?xml version="1.0" encoding="utf-8"?>
+<w:ftr xmlns:wpc="http://schemas.microsoft.com/office/word/2010/wordprocessingCanvas" xmlns:cx="http://schemas.microsoft.com/office/drawing/2014/chartex" xmlns:cx1="http://schemas.microsoft.com/office/drawing/2015/9/8/chartex" xmlns:cx2="http://schemas.microsoft.com/office/drawing/2015/10/21/chartex" xmlns:cx3="http://schemas.microsoft.com/office/drawing/2016/5/9/chartex" xmlns:cx4="http://schemas.microsoft.com/office/drawing/2016/5/10/chartex" xmlns:cx5="http://schemas.microsoft.com/office/drawing/2016/5/11/chartex" xmlns:cx6="http://schemas.microsoft.com/office/drawing/2016/5/12/chartex" xmlns:cx7="http://schemas.microsoft.com/office/drawing/2016/5/13/chartex" xmlns:cx8="http://schemas.microsoft.com/office/drawing/2016/5/14/chartex" xmlns:mc="http://schemas.openxmlformats.org/markup-compatibility/2006" xmlns:aink="http://schemas.microsoft.com/office/drawing/2016/ink" xmlns:am3d="http://schemas.microsoft.com/office/drawing/2017/model3d" xmlns:o="urn:schemas-microsoft-com:office:office" xmlns:oel="http://schemas.microsoft.com/office/2019/extlst" xmlns:r="http://schemas.openxmlformats.org/officeDocument/2006/relationships" xmlns:m="http://schemas.openxmlformats.org/officeDocument/2006/math" xmlns:v="urn:schemas-microsoft-com:vml" xmlns:wp14="http://schemas.microsoft.com/office/word/2010/wordprocessingDrawing" xmlns:wp="http://schemas.openxmlformats.org/drawingml/2006/wordprocessingDrawing" xmlns:w10="urn:schemas-microsoft-com:office:word" xmlns:w="http://schemas.openxmlformats.org/wordprocessingml/2006/main" xmlns:w14="http://schemas.microsoft.com/office/word/2010/wordml" xmlns:w15="http://schemas.microsoft.com/office/word/2012/wordml" xmlns:w16cex="http://schemas.microsoft.com/office/word/2018/wordml/cex" xmlns:w16cid="http://schemas.microsoft.com/office/word/2016/wordml/cid" xmlns:w16="http://schemas.microsoft.com/office/word/2018/wordml" xmlns:w16du="http://schemas.microsoft.com/office/word/2023/wordml/word16du" xmlns:w16sdtdh="http://schemas.microsoft.com/office/word/2020/wordml/sdtdatahash" xmlns:w16sdtfl="http://schemas.microsoft.com/office/word/2024/wordml/sdtformatlock" xmlns:w16se="http://schemas.microsoft.com/office/word/2015/wordml/symex" xmlns:wpg="http://schemas.microsoft.com/office/word/2010/wordprocessingGroup" xmlns:wpi="http://schemas.microsoft.com/office/word/2010/wordprocessingInk" xmlns:wne="http://schemas.microsoft.com/office/word/2006/wordml" xmlns:wps="http://schemas.microsoft.com/office/word/2010/wordprocessingShape" mc:Ignorable="w14 w15 w16se w16cid w16 w16cex w16sdtdh w16sdtfl w16du wp14">
+  <w:p>
+    <w:pPr>
+      <w:pStyle w:val="Footer"/>
+    </w:pPr>
+  </w:p>
+</w:ftr>
+</file>
+
+<file path=word/footer2.xml><?xml version="1.0" encoding="utf-8"?>
 <w:ftr xmlns:wpc="http://schemas.microsoft.com/office/word/2010/wordprocessingCanvas" xmlns:cx="http://schemas.microsoft.com/office/drawing/2014/chartex" xmlns:cx1="http://schemas.microsoft.com/office/drawing/2015/9/8/chartex" xmlns:cx2="http://schemas.microsoft.com/office/drawing/2015/10/21/chartex" xmlns:cx3="http://schemas.microsoft.com/office/drawing/2016/5/9/chartex" xmlns:cx4="http://schemas.microsoft.com/office/drawing/2016/5/10/chartex" xmlns:cx5="http://schemas.microsoft.com/office/drawing/2016/5/11/chartex" xmlns:cx6="http://schemas.microsoft.com/office/drawing/2016/5/12/chartex" xmlns:cx7="http://schemas.microsoft.com/office/drawing/2016/5/13/chartex" xmlns:cx8="http://schemas.microsoft.com/office/drawing/2016/5/14/chartex" xmlns:mc="http://schemas.openxmlformats.org/markup-compatibility/2006" xmlns:aink="http://schemas.microsoft.com/office/drawing/2016/ink" xmlns:am3d="http://schemas.microsoft.com/office/drawing/2017/model3d" xmlns:o="urn:schemas-microsoft-com:office:office" xmlns:oel="http://schemas.microsoft.com/office/2019/extlst" xmlns:r="http://schemas.openxmlformats.org/officeDocument/2006/relationships" xmlns:m="http://schemas.openxmlformats.org/officeDocument/2006/math" xmlns:v="urn:schemas-microsoft-com:vml" xmlns:wp14="http://schemas.microsoft.com/office/word/2010/wordprocessingDrawing" xmlns:wp="http://schemas.openxmlformats.org/drawingml/2006/wordprocessingDrawing" xmlns:w10="urn:schemas-microsoft-com:office:word" xmlns:w="http://schemas.openxmlformats.org/wordprocessingml/2006/main" xmlns:w14="http://schemas.microsoft.com/office/word/2010/wordml" xmlns:w15="http://schemas.microsoft.com/office/word/2012/wordml" xmlns:w16cex="http://schemas.microsoft.com/office/word/2018/wordml/cex" xmlns:w16cid="http://schemas.microsoft.com/office/word/2016/wordml/cid" xmlns:w16="http://schemas.microsoft.com/office/word/2018/wordml" xmlns:w16du="http://schemas.microsoft.com/office/word/2023/wordml/word16du" xmlns:w16sdtdh="http://schemas.microsoft.com/office/word/2020/wordml/sdtdatahash" xmlns:w16sdtfl="http://schemas.microsoft.com/office/word/2024/wordml/sdtformatlock" xmlns:w16se="http://schemas.microsoft.com/office/word/2015/wordml/symex" xmlns:wpg="http://schemas.microsoft.com/office/word/2010/wordprocessingGroup" xmlns:wpi="http://schemas.microsoft.com/office/word/2010/wordprocessingInk" xmlns:wne="http://schemas.microsoft.com/office/word/2006/wordml" xmlns:wps="http://schemas.microsoft.com/office/word/2010/wordprocessingShape" mc:Ignorable="w14 w15 w16se w16cid w16 w16cex w16sdtdh w16sdtfl w16du wp14">
   <w:tbl>
     <w:tblPr>
@@ -258,7 +607,7 @@
             <w:placeholder>
               <w:docPart w:val="F2BB6162DDD2416C933DF1063306ACE4"/>
             </w:placeholder>
-            <w:dataBinding w:prefixMappings="xmlns:ns0='urn:microsoft-dynamics-nav/reports/Tenant_Report_Defaults/2000000001/'" w:xpath="/ns0:NavWordReportXmlPart[1]/ns0:BCReportInformation[1]/ns0:ReportRequest[1]/ns0:CompanyName[1]" w:storeItemID="{AEB477E2-476D-41F2-B387-ADBB03036D24}"/>
+            <w:dataBinding w:prefixMappings="xmlns:ns0='urn:microsoft-dynamics-nav/reports/Tenant_Report_Defaults/2000000001/' " w:xpath="/ns0:NavWordReportXmlPart[1]/ns0:BCReportInformation[1]/ns0:ReportRequest[1]/ns0:CompanyName[1]" w:storeItemID="{AEB477E2-476D-41F2-B387-ADBB03036D24}"/>
             <w15:color w:val="808080"/>
             <w:text/>
           </w:sdtPr>
@@ -291,7 +640,7 @@
 </w:ftr>
 </file>
 
-<file path=word/footer2.xml><?xml version="1.0" encoding="utf-8"?>
+<file path=word/footer3.xml><?xml version="1.0" encoding="utf-8"?>
 <w:ftr xmlns:wpc="http://schemas.microsoft.com/office/word/2010/wordprocessingCanvas" xmlns:cx="http://schemas.microsoft.com/office/drawing/2014/chartex" xmlns:cx1="http://schemas.microsoft.com/office/drawing/2015/9/8/chartex" xmlns:cx2="http://schemas.microsoft.com/office/drawing/2015/10/21/chartex" xmlns:cx3="http://schemas.microsoft.com/office/drawing/2016/5/9/chartex" xmlns:cx4="http://schemas.microsoft.com/office/drawing/2016/5/10/chartex" xmlns:cx5="http://schemas.microsoft.com/office/drawing/2016/5/11/chartex" xmlns:cx6="http://schemas.microsoft.com/office/drawing/2016/5/12/chartex" xmlns:cx7="http://schemas.microsoft.com/office/drawing/2016/5/13/chartex" xmlns:cx8="http://schemas.microsoft.com/office/drawing/2016/5/14/chartex" xmlns:mc="http://schemas.openxmlformats.org/markup-compatibility/2006" xmlns:aink="http://schemas.microsoft.com/office/drawing/2016/ink" xmlns:am3d="http://schemas.microsoft.com/office/drawing/2017/model3d" xmlns:o="urn:schemas-microsoft-com:office:office" xmlns:oel="http://schemas.microsoft.com/office/2019/extlst" xmlns:r="http://schemas.openxmlformats.org/officeDocument/2006/relationships" xmlns:m="http://schemas.openxmlformats.org/officeDocument/2006/math" xmlns:v="urn:schemas-microsoft-com:vml" xmlns:wp14="http://schemas.microsoft.com/office/word/2010/wordprocessingDrawing" xmlns:wp="http://schemas.openxmlformats.org/drawingml/2006/wordprocessingDrawing" xmlns:w10="urn:schemas-microsoft-com:office:word" xmlns:w="http://schemas.openxmlformats.org/wordprocessingml/2006/main" xmlns:w14="http://schemas.microsoft.com/office/word/2010/wordml" xmlns:w15="http://schemas.microsoft.com/office/word/2012/wordml" xmlns:w16cex="http://schemas.microsoft.com/office/word/2018/wordml/cex" xmlns:w16cid="http://schemas.microsoft.com/office/word/2016/wordml/cid" xmlns:w16="http://schemas.microsoft.com/office/word/2018/wordml" xmlns:w16du="http://schemas.microsoft.com/office/word/2023/wordml/word16du" xmlns:w16sdtdh="http://schemas.microsoft.com/office/word/2020/wordml/sdtdatahash" xmlns:w16sdtfl="http://schemas.microsoft.com/office/word/2024/wordml/sdtformatlock" xmlns:w16se="http://schemas.microsoft.com/office/word/2015/wordml/symex" xmlns:wpg="http://schemas.microsoft.com/office/word/2010/wordprocessingGroup" xmlns:wpi="http://schemas.microsoft.com/office/word/2010/wordprocessingInk" xmlns:wne="http://schemas.microsoft.com/office/word/2006/wordml" xmlns:wps="http://schemas.microsoft.com/office/word/2010/wordprocessingShape" mc:Ignorable="w14 w15 w16se w16cid w16 w16cex w16sdtdh w16sdtfl w16du wp14">
   <w:tbl>
     <w:tblPr>
@@ -317,44 +666,76 @@
         <w:p>
           <w:pPr>
             <w:pStyle w:val="NoSpacing"/>
+            <w:rPr>
+              <w:rFonts w:asciiTheme="minorHAnsi" w:hAnsiTheme="minorHAnsi" w:cstheme="minorHAnsi"/>
+            </w:rPr>
           </w:pPr>
           <w:r>
+            <w:rPr>
+              <w:rFonts w:asciiTheme="minorHAnsi" w:hAnsiTheme="minorHAnsi" w:cstheme="minorHAnsi"/>
+            </w:rPr>
             <w:fldChar w:fldCharType="begin"/>
           </w:r>
           <w:r>
+            <w:rPr>
+              <w:rFonts w:asciiTheme="minorHAnsi" w:hAnsiTheme="minorHAnsi" w:cstheme="minorHAnsi"/>
+            </w:rPr>
             <w:instrText xml:space="preserve"> Page</w:instrText>
           </w:r>
           <w:r>
+            <w:rPr>
+              <w:rFonts w:asciiTheme="minorHAnsi" w:hAnsiTheme="minorHAnsi" w:cstheme="minorHAnsi"/>
+            </w:rPr>
             <w:fldChar w:fldCharType="separate"/>
           </w:r>
           <w:r>
             <w:rPr>
+              <w:rFonts w:asciiTheme="minorHAnsi" w:hAnsiTheme="minorHAnsi" w:cstheme="minorHAnsi"/>
               <w:noProof/>
             </w:rPr>
             <w:t>1</w:t>
           </w:r>
           <w:r>
+            <w:rPr>
+              <w:rFonts w:asciiTheme="minorHAnsi" w:hAnsiTheme="minorHAnsi" w:cstheme="minorHAnsi"/>
+            </w:rPr>
             <w:fldChar w:fldCharType="end"/>
           </w:r>
           <w:r>
+            <w:rPr>
+              <w:rFonts w:asciiTheme="minorHAnsi" w:hAnsiTheme="minorHAnsi" w:cstheme="minorHAnsi"/>
+            </w:rPr>
             <w:t>/</w:t>
           </w:r>
           <w:r>
+            <w:rPr>
+              <w:rFonts w:asciiTheme="minorHAnsi" w:hAnsiTheme="minorHAnsi" w:cstheme="minorHAnsi"/>
+            </w:rPr>
             <w:fldChar w:fldCharType="begin"/>
           </w:r>
           <w:r>
+            <w:rPr>
+              <w:rFonts w:asciiTheme="minorHAnsi" w:hAnsiTheme="minorHAnsi" w:cstheme="minorHAnsi"/>
+            </w:rPr>
             <w:instrText>NUMPAGES</w:instrText>
           </w:r>
           <w:r>
+            <w:rPr>
+              <w:rFonts w:asciiTheme="minorHAnsi" w:hAnsiTheme="minorHAnsi" w:cstheme="minorHAnsi"/>
+            </w:rPr>
             <w:fldChar w:fldCharType="separate"/>
           </w:r>
           <w:r>
             <w:rPr>
+              <w:rFonts w:asciiTheme="minorHAnsi" w:hAnsiTheme="minorHAnsi" w:cstheme="minorHAnsi"/>
               <w:noProof/>
             </w:rPr>
             <w:t>3</w:t>
           </w:r>
           <w:r>
+            <w:rPr>
+              <w:rFonts w:asciiTheme="minorHAnsi" w:hAnsiTheme="minorHAnsi" w:cstheme="minorHAnsi"/>
+            </w:rPr>
             <w:fldChar w:fldCharType="end"/>
           </w:r>
         </w:p>
@@ -371,7 +752,7 @@
             <w:placeholder>
               <w:docPart w:val="617FC10A81AD4DA7AD869A179C9DF16A"/>
             </w:placeholder>
-            <w:dataBinding w:prefixMappings="xmlns:ns0='urn:microsoft-dynamics-nav/reports/Tenant_Report_Defaults/2000000001/'" w:xpath="/ns0:NavWordReportXmlPart[1]/ns0:BCReportInformation[1]/ns0:ReportRequest[1]/ns0:CompanyName[1]" w:storeItemID="{AEB477E2-476D-41F2-B387-ADBB03036D24}"/>
+            <w:dataBinding w:prefixMappings="xmlns:ns0='urn:microsoft-dynamics-nav/reports/Tenant_Report_Defaults/2000000001/' " w:xpath="/ns0:NavWordReportXmlPart[1]/ns0:BCReportInformation[1]/ns0:ReportRequest[1]/ns0:CompanyName[1]" w:storeItemID="{AEB477E2-476D-41F2-B387-ADBB03036D24}"/>
             <w15:color w:val="808080"/>
             <w:text/>
           </w:sdtPr>
@@ -416,7 +797,7 @@
             <w:placeholder>
               <w:docPart w:val="6CC07BD8ED1642808A57C9A5F0BAEE55"/>
             </w:placeholder>
-            <w:dataBinding w:prefixMappings="xmlns:ns0='urn:microsoft-dynamics-nav/reports/Tenant_Report_Defaults/2000000001/'" w:xpath="/ns0:NavWordReportXmlPart[1]/ns0:BCReportInformation[1]/ns0:CompanyMetadata[1]/ns0:CompanyHomePage[1]" w:storeItemID="{AEB477E2-476D-41F2-B387-ADBB03036D24}"/>
+            <w:dataBinding w:prefixMappings="xmlns:ns0='urn:microsoft-dynamics-nav/reports/Tenant_Report_Defaults/2000000001/' " w:xpath="/ns0:NavWordReportXmlPart[1]/ns0:BCReportInformation[1]/ns0:CompanyMetadata[1]/ns0:CompanyHomePage[1]" w:storeItemID="{AEB477E2-476D-41F2-B387-ADBB03036D24}"/>
             <w15:color w:val="808080"/>
             <w:text/>
           </w:sdtPr>
@@ -466,7 +847,7 @@
               <w:placeholder>
                 <w:docPart w:val="DefaultPlaceholder_-1854013440"/>
               </w:placeholder>
-              <w:dataBinding w:prefixMappings="xmlns:ns0='urn:microsoft-dynamics-nav/reports/Tenant_Report_Defaults/2000000001/'" w:xpath="/ns0:NavWordReportXmlPart[1]/ns0:BCReportInformation[1]/ns0:CompanyMetadata[1]/ns0:CompanyPhoneCaption[1]" w:storeItemID="{AEB477E2-476D-41F2-B387-ADBB03036D24}"/>
+              <w:dataBinding w:prefixMappings="xmlns:ns0='urn:microsoft-dynamics-nav/reports/Tenant_Report_Defaults/2000000001/' " w:xpath="/ns0:NavWordReportXmlPart[1]/ns0:BCReportInformation[1]/ns0:CompanyMetadata[1]/ns0:CompanyPhoneCaption[1]" w:storeItemID="{AEB477E2-476D-41F2-B387-ADBB03036D24}"/>
               <w15:color w:val="808080"/>
               <w:text/>
             </w:sdtPr>
@@ -487,7 +868,7 @@
               <w:placeholder>
                 <w:docPart w:val="DAC6DBAB9DC345DF9BAE8663F83683EA"/>
               </w:placeholder>
-              <w:dataBinding w:prefixMappings="xmlns:ns0='urn:microsoft-dynamics-nav/reports/Tenant_Report_Defaults/2000000001/'" w:xpath="/ns0:NavWordReportXmlPart[1]/ns0:BCReportInformation[1]/ns0:CompanyMetadata[1]/ns0:CompanyPhone[1]" w:storeItemID="{AEB477E2-476D-41F2-B387-ADBB03036D24}"/>
+              <w:dataBinding w:prefixMappings="xmlns:ns0='urn:microsoft-dynamics-nav/reports/Tenant_Report_Defaults/2000000001/' " w:xpath="/ns0:NavWordReportXmlPart[1]/ns0:BCReportInformation[1]/ns0:CompanyMetadata[1]/ns0:CompanyPhone[1]" w:storeItemID="{AEB477E2-476D-41F2-B387-ADBB03036D24}"/>
               <w15:color w:val="808080"/>
               <w:text/>
             </w:sdtPr>
@@ -527,7 +908,7 @@
             <w:placeholder>
               <w:docPart w:val="C99EB5D9A9FB4604BFC1A39801014B9A"/>
             </w:placeholder>
-            <w:dataBinding w:prefixMappings="xmlns:ns0='urn:microsoft-dynamics-nav/reports/Tenant_Report_Defaults/2000000001/'" w:xpath="/ns0:NavWordReportXmlPart[1]/ns0:BCReportInformation[1]/ns0:CompanyMetadata[1]/ns0:CompanyEmail[1]" w:storeItemID="{AEB477E2-476D-41F2-B387-ADBB03036D24}"/>
+            <w:dataBinding w:prefixMappings="xmlns:ns0='urn:microsoft-dynamics-nav/reports/Tenant_Report_Defaults/2000000001/' " w:xpath="/ns0:NavWordReportXmlPart[1]/ns0:BCReportInformation[1]/ns0:CompanyMetadata[1]/ns0:CompanyEmail[1]" w:storeItemID="{AEB477E2-476D-41F2-B387-ADBB03036D24}"/>
             <w15:color w:val="808080"/>
             <w:text/>
           </w:sdtPr>
@@ -577,7 +958,7 @@
               <w:placeholder>
                 <w:docPart w:val="DefaultPlaceholder_-1854013440"/>
               </w:placeholder>
-              <w:dataBinding w:prefixMappings="xmlns:ns0='urn:microsoft-dynamics-nav/reports/Tenant_Report_Defaults/2000000001/'" w:xpath="/ns0:NavWordReportXmlPart[1]/ns0:BCReportInformation[1]/ns0:CompanyMetadata[1]/ns0:CompanyFaxNoCaption[1]" w:storeItemID="{AEB477E2-476D-41F2-B387-ADBB03036D24}"/>
+              <w:dataBinding w:prefixMappings="xmlns:ns0='urn:microsoft-dynamics-nav/reports/Tenant_Report_Defaults/2000000001/' " w:xpath="/ns0:NavWordReportXmlPart[1]/ns0:BCReportInformation[1]/ns0:CompanyMetadata[1]/ns0:CompanyFaxNoCaption[1]" w:storeItemID="{AEB477E2-476D-41F2-B387-ADBB03036D24}"/>
               <w15:color w:val="808080"/>
               <w:text/>
             </w:sdtPr>
@@ -598,7 +979,7 @@
               <w:placeholder>
                 <w:docPart w:val="F85092CB8A6E4E93BC0CA2CF6B237F62"/>
               </w:placeholder>
-              <w:dataBinding w:prefixMappings="xmlns:ns0='urn:microsoft-dynamics-nav/reports/Tenant_Report_Defaults/2000000001/'" w:xpath="/ns0:NavWordReportXmlPart[1]/ns0:BCReportInformation[1]/ns0:CompanyMetadata[1]/ns0:CompanyFaxNo[1]" w:storeItemID="{AEB477E2-476D-41F2-B387-ADBB03036D24}"/>
+              <w:dataBinding w:prefixMappings="xmlns:ns0='urn:microsoft-dynamics-nav/reports/Tenant_Report_Defaults/2000000001/' " w:xpath="/ns0:NavWordReportXmlPart[1]/ns0:BCReportInformation[1]/ns0:CompanyMetadata[1]/ns0:CompanyFaxNo[1]" w:storeItemID="{AEB477E2-476D-41F2-B387-ADBB03036D24}"/>
               <w15:color w:val="808080"/>
               <w:text/>
             </w:sdtPr>
@@ -646,6 +1027,16 @@
 </file>
 
 <file path=word/header1.xml><?xml version="1.0" encoding="utf-8"?>
+<w:hdr xmlns:wpc="http://schemas.microsoft.com/office/word/2010/wordprocessingCanvas" xmlns:cx="http://schemas.microsoft.com/office/drawing/2014/chartex" xmlns:cx1="http://schemas.microsoft.com/office/drawing/2015/9/8/chartex" xmlns:cx2="http://schemas.microsoft.com/office/drawing/2015/10/21/chartex" xmlns:cx3="http://schemas.microsoft.com/office/drawing/2016/5/9/chartex" xmlns:cx4="http://schemas.microsoft.com/office/drawing/2016/5/10/chartex" xmlns:cx5="http://schemas.microsoft.com/office/drawing/2016/5/11/chartex" xmlns:cx6="http://schemas.microsoft.com/office/drawing/2016/5/12/chartex" xmlns:cx7="http://schemas.microsoft.com/office/drawing/2016/5/13/chartex" xmlns:cx8="http://schemas.microsoft.com/office/drawing/2016/5/14/chartex" xmlns:mc="http://schemas.openxmlformats.org/markup-compatibility/2006" xmlns:aink="http://schemas.microsoft.com/office/drawing/2016/ink" xmlns:am3d="http://schemas.microsoft.com/office/drawing/2017/model3d" xmlns:o="urn:schemas-microsoft-com:office:office" xmlns:oel="http://schemas.microsoft.com/office/2019/extlst" xmlns:r="http://schemas.openxmlformats.org/officeDocument/2006/relationships" xmlns:m="http://schemas.openxmlformats.org/officeDocument/2006/math" xmlns:v="urn:schemas-microsoft-com:vml" xmlns:wp14="http://schemas.microsoft.com/office/word/2010/wordprocessingDrawing" xmlns:wp="http://schemas.openxmlformats.org/drawingml/2006/wordprocessingDrawing" xmlns:w10="urn:schemas-microsoft-com:office:word" xmlns:w="http://schemas.openxmlformats.org/wordprocessingml/2006/main" xmlns:w14="http://schemas.microsoft.com/office/word/2010/wordml" xmlns:w15="http://schemas.microsoft.com/office/word/2012/wordml" xmlns:w16cex="http://schemas.microsoft.com/office/word/2018/wordml/cex" xmlns:w16cid="http://schemas.microsoft.com/office/word/2016/wordml/cid" xmlns:w16="http://schemas.microsoft.com/office/word/2018/wordml" xmlns:w16du="http://schemas.microsoft.com/office/word/2023/wordml/word16du" xmlns:w16sdtdh="http://schemas.microsoft.com/office/word/2020/wordml/sdtdatahash" xmlns:w16sdtfl="http://schemas.microsoft.com/office/word/2024/wordml/sdtformatlock" xmlns:w16se="http://schemas.microsoft.com/office/word/2015/wordml/symex" xmlns:wpg="http://schemas.microsoft.com/office/word/2010/wordprocessingGroup" xmlns:wpi="http://schemas.microsoft.com/office/word/2010/wordprocessingInk" xmlns:wne="http://schemas.microsoft.com/office/word/2006/wordml" xmlns:wps="http://schemas.microsoft.com/office/word/2010/wordprocessingShape" mc:Ignorable="w14 w15 w16se w16cid w16 w16cex w16sdtdh w16sdtfl w16du wp14">
+  <w:p>
+    <w:pPr>
+      <w:pStyle w:val="Header"/>
+    </w:pPr>
+  </w:p>
+</w:hdr>
+</file>
+
+<file path=word/header2.xml><?xml version="1.0" encoding="utf-8"?>
 <w:hdr xmlns:wpc="http://schemas.microsoft.com/office/word/2010/wordprocessingCanvas" xmlns:cx="http://schemas.microsoft.com/office/drawing/2014/chartex" xmlns:cx1="http://schemas.microsoft.com/office/drawing/2015/9/8/chartex" xmlns:cx2="http://schemas.microsoft.com/office/drawing/2015/10/21/chartex" xmlns:cx3="http://schemas.microsoft.com/office/drawing/2016/5/9/chartex" xmlns:cx4="http://schemas.microsoft.com/office/drawing/2016/5/10/chartex" xmlns:cx5="http://schemas.microsoft.com/office/drawing/2016/5/11/chartex" xmlns:cx6="http://schemas.microsoft.com/office/drawing/2016/5/12/chartex" xmlns:cx7="http://schemas.microsoft.com/office/drawing/2016/5/13/chartex" xmlns:cx8="http://schemas.microsoft.com/office/drawing/2016/5/14/chartex" xmlns:mc="http://schemas.openxmlformats.org/markup-compatibility/2006" xmlns:aink="http://schemas.microsoft.com/office/drawing/2016/ink" xmlns:am3d="http://schemas.microsoft.com/office/drawing/2017/model3d" xmlns:o="urn:schemas-microsoft-com:office:office" xmlns:oel="http://schemas.microsoft.com/office/2019/extlst" xmlns:r="http://schemas.openxmlformats.org/officeDocument/2006/relationships" xmlns:m="http://schemas.openxmlformats.org/officeDocument/2006/math" xmlns:v="urn:schemas-microsoft-com:vml" xmlns:wp14="http://schemas.microsoft.com/office/word/2010/wordprocessingDrawing" xmlns:wp="http://schemas.openxmlformats.org/drawingml/2006/wordprocessingDrawing" xmlns:w10="urn:schemas-microsoft-com:office:word" xmlns:w="http://schemas.openxmlformats.org/wordprocessingml/2006/main" xmlns:w14="http://schemas.microsoft.com/office/word/2010/wordml" xmlns:w15="http://schemas.microsoft.com/office/word/2012/wordml" xmlns:w16cex="http://schemas.microsoft.com/office/word/2018/wordml/cex" xmlns:w16cid="http://schemas.microsoft.com/office/word/2016/wordml/cid" xmlns:w16="http://schemas.microsoft.com/office/word/2018/wordml" xmlns:w16du="http://schemas.microsoft.com/office/word/2023/wordml/word16du" xmlns:w16sdtdh="http://schemas.microsoft.com/office/word/2020/wordml/sdtdatahash" xmlns:w16sdtfl="http://schemas.microsoft.com/office/word/2024/wordml/sdtformatlock" xmlns:w16se="http://schemas.microsoft.com/office/word/2015/wordml/symex" xmlns:wpg="http://schemas.microsoft.com/office/word/2010/wordprocessingGroup" xmlns:wpi="http://schemas.microsoft.com/office/word/2010/wordprocessingInk" xmlns:wne="http://schemas.microsoft.com/office/word/2006/wordml" xmlns:wps="http://schemas.microsoft.com/office/word/2010/wordprocessingShape" mc:Ignorable="w14 w15 w16se w16cid w16 w16cex w16sdtdh w16sdtfl w16du wp14">
   <w:tbl>
     <w:tblPr>
@@ -715,7 +1106,7 @@
               <w:placeholder>
                 <w:docPart w:val="DefaultPlaceholder_-1854013440"/>
               </w:placeholder>
-              <w:dataBinding w:prefixMappings="xmlns:ns0='urn:microsoft-dynamics-nav/reports/Tenant_Report_Defaults/2000000001/'" w:xpath="/ns0:NavWordReportXmlPart[1]/ns0:BCReportInformation[1]/ns0:ReportMetadata[1]/ns0:ReportCaption[1]" w:storeItemID="{AEB477E2-476D-41F2-B387-ADBB03036D24}"/>
+              <w:dataBinding w:prefixMappings="xmlns:ns0='urn:microsoft-dynamics-nav/reports/Tenant_Report_Defaults/2000000001/' " w:xpath="/ns0:NavWordReportXmlPart[1]/ns0:BCReportInformation[1]/ns0:ReportMetadata[1]/ns0:ReportCaption[1]" w:storeItemID="{AEB477E2-476D-41F2-B387-ADBB03036D24}"/>
               <w15:color w:val="808080"/>
               <w:text/>
             </w:sdtPr>
@@ -743,7 +1134,7 @@
 </w:hdr>
 </file>
 
-<file path=word/header2.xml><?xml version="1.0" encoding="utf-8"?>
+<file path=word/header3.xml><?xml version="1.0" encoding="utf-8"?>
 <w:hdr xmlns:wpc="http://schemas.microsoft.com/office/word/2010/wordprocessingCanvas" xmlns:cx="http://schemas.microsoft.com/office/drawing/2014/chartex" xmlns:cx1="http://schemas.microsoft.com/office/drawing/2015/9/8/chartex" xmlns:cx2="http://schemas.microsoft.com/office/drawing/2015/10/21/chartex" xmlns:cx3="http://schemas.microsoft.com/office/drawing/2016/5/9/chartex" xmlns:cx4="http://schemas.microsoft.com/office/drawing/2016/5/10/chartex" xmlns:cx5="http://schemas.microsoft.com/office/drawing/2016/5/11/chartex" xmlns:cx6="http://schemas.microsoft.com/office/drawing/2016/5/12/chartex" xmlns:cx7="http://schemas.microsoft.com/office/drawing/2016/5/13/chartex" xmlns:cx8="http://schemas.microsoft.com/office/drawing/2016/5/14/chartex" xmlns:mc="http://schemas.openxmlformats.org/markup-compatibility/2006" xmlns:aink="http://schemas.microsoft.com/office/drawing/2016/ink" xmlns:am3d="http://schemas.microsoft.com/office/drawing/2017/model3d" xmlns:o="urn:schemas-microsoft-com:office:office" xmlns:oel="http://schemas.microsoft.com/office/2019/extlst" xmlns:r="http://schemas.openxmlformats.org/officeDocument/2006/relationships" xmlns:m="http://schemas.openxmlformats.org/officeDocument/2006/math" xmlns:v="urn:schemas-microsoft-com:vml" xmlns:wp14="http://schemas.microsoft.com/office/word/2010/wordprocessingDrawing" xmlns:wp="http://schemas.openxmlformats.org/drawingml/2006/wordprocessingDrawing" xmlns:w10="urn:schemas-microsoft-com:office:word" xmlns:w="http://schemas.openxmlformats.org/wordprocessingml/2006/main" xmlns:w14="http://schemas.microsoft.com/office/word/2010/wordml" xmlns:w15="http://schemas.microsoft.com/office/word/2012/wordml" xmlns:w16cex="http://schemas.microsoft.com/office/word/2018/wordml/cex" xmlns:w16cid="http://schemas.microsoft.com/office/word/2016/wordml/cid" xmlns:w16="http://schemas.microsoft.com/office/word/2018/wordml" xmlns:w16du="http://schemas.microsoft.com/office/word/2023/wordml/word16du" xmlns:w16sdtdh="http://schemas.microsoft.com/office/word/2020/wordml/sdtdatahash" xmlns:w16sdtfl="http://schemas.microsoft.com/office/word/2024/wordml/sdtformatlock" xmlns:w16se="http://schemas.microsoft.com/office/word/2015/wordml/symex" xmlns:wpg="http://schemas.microsoft.com/office/word/2010/wordprocessingGroup" xmlns:wpi="http://schemas.microsoft.com/office/word/2010/wordprocessingInk" xmlns:wne="http://schemas.microsoft.com/office/word/2006/wordml" xmlns:wps="http://schemas.microsoft.com/office/word/2010/wordprocessingShape" mc:Ignorable="w14 w15 w16se w16cid w16 w16cex w16sdtdh w16sdtfl w16du wp14">
   <w:tbl>
     <w:tblPr>
@@ -769,7 +1160,7 @@
           <w:alias w:val="CompanyLogo"/>
           <w:tag w:val="#BC:InsertDataItem,BCReportInformation/CompanyMetadata/CompanyLogo"/>
           <w:id w:val="-1878226836"/>
-          <w:dataBinding w:prefixMappings="xmlns:ns0='urn:microsoft-dynamics-nav/reports/Tenant_Report_Defaults/2000000001/'" w:xpath="/ns0:NavWordReportXmlPart[1]/ns0:BCReportInformation[1]/ns0:CompanyMetadata[1]/ns0:CompanyLogo[1]" w:storeItemID="{AEB477E2-476D-41F2-B387-ADBB03036D24}"/>
+          <w:dataBinding w:prefixMappings="xmlns:ns0='urn:microsoft-dynamics-nav/reports/Tenant_Report_Defaults/2000000001/' " w:xpath="/ns0:NavWordReportXmlPart[1]/ns0:BCReportInformation[1]/ns0:CompanyMetadata[1]/ns0:CompanyLogo[1]" w:storeItemID="{AEB477E2-476D-41F2-B387-ADBB03036D24}"/>
           <w:picture/>
         </w:sdtPr>
         <w:sdtContent>
@@ -846,7 +1237,7 @@
               <w:placeholder>
                 <w:docPart w:val="DefaultPlaceholder_-1854013440"/>
               </w:placeholder>
-              <w:dataBinding w:prefixMappings="xmlns:ns0='urn:microsoft-dynamics-nav/reports/Tenant_Report_Defaults/2000000001/'" w:xpath="/ns0:NavWordReportXmlPart[1]/ns0:BCReportInformation[1]/ns0:ReportMetadata[1]/ns0:ReportCaption[1]" w:storeItemID="{AEB477E2-476D-41F2-B387-ADBB03036D24}"/>
+              <w:dataBinding w:prefixMappings="xmlns:ns0='urn:microsoft-dynamics-nav/reports/Tenant_Report_Defaults/2000000001/' " w:xpath="/ns0:NavWordReportXmlPart[1]/ns0:BCReportInformation[1]/ns0:ReportMetadata[1]/ns0:ReportCaption[1]" w:storeItemID="{AEB477E2-476D-41F2-B387-ADBB03036D24}"/>
               <w15:color w:val="808080"/>
               <w:text/>
             </w:sdtPr>
@@ -29404,6 +29795,7 @@
     <w:sig w:usb0="00000003" w:usb1="10000000" w:usb2="00000000" w:usb3="00000000" w:csb0="80000001" w:csb1="00000000"/>
   </w:font>
   <w:font w:name="Aptos">
+    <w:panose1 w:val="020B0004020202020204"/>
     <w:charset w:val="00"/>
     <w:family w:val="swiss"/>
     <w:pitch w:val="variable"/>
@@ -29423,6 +29815,7 @@
     <w:sig w:usb0="E0002EFF" w:usb1="C000785B" w:usb2="00000009" w:usb3="00000000" w:csb0="000001FF" w:csb1="00000000"/>
   </w:font>
   <w:font w:name="Yu Gothic Light">
+    <w:altName w:val="游ゴシック Light"/>
     <w:panose1 w:val="020B0300000000000000"/>
     <w:charset w:val="80"/>
     <w:family w:val="swiss"/>
@@ -29430,6 +29823,7 @@
     <w:sig w:usb0="E00002FF" w:usb1="2AC7FDFF" w:usb2="00000016" w:usb3="00000000" w:csb0="0002009F" w:csb1="00000000"/>
   </w:font>
   <w:font w:name="Aptos Display">
+    <w:panose1 w:val="020B0004020202020204"/>
     <w:charset w:val="00"/>
     <w:family w:val="swiss"/>
     <w:pitch w:val="variable"/>
@@ -29455,6 +29849,8 @@
   </w:compat>
   <w:rsids>
     <w:rsidRoot w:val="005E35BE"/>
+    <w:rsid w:val="00052D3D"/>
+    <w:rsid w:val="000617F1"/>
     <w:rsid w:val="00073078"/>
     <w:rsid w:val="0009355D"/>
     <w:rsid w:val="001024F7"/>
@@ -30378,7 +30774,11 @@
 </we:webextension>
 </file>
 
-<file path=customXml/item1.xml>��< ? x m l   v e r s i o n = " 1 . 0 "   e n c o d i n g = " u t f - 1 6 " ? > < N a v W o r d R e p o r t X m l P a r t   x m l n s = " u r n : m i c r o s o f t - d y n a m i c s - n a v / r e p o r t s / T e n a n t _ R e p o r t _ D e f a u l t s / 2 0 0 0 0 0 0 0 0 1 / " > +<file path=customXml/item1.xml><?xml version="1.0" encoding="utf-8"?>
+<b:Sources xmlns:b="http://schemas.openxmlformats.org/officeDocument/2006/bibliography" xmlns="http://schemas.openxmlformats.org/officeDocument/2006/bibliography" SelectedStyle="\APASixthEditionOfficeOnline.xsl" StyleName="APA" Version="6"/>
+</file>
+
+<file path=customXml/item2.xml>��< ? x m l   v e r s i o n = " 1 . 0 "   e n c o d i n g = " u t f - 1 6 " ? > < N a v W o r d R e p o r t X m l P a r t   x m l n s = " u r n : m i c r o s o f t - d y n a m i c s - n a v / r e p o r t s / T e n a n t _ R e p o r t _ D e f a u l t s / 2 0 0 0 0 0 0 0 0 1 / " >   
      < B C R e p o r t I n f o r m a t i o n >   
@@ -30527,178 +30927,16 @@
  < / N a v W o r d R e p o r t X m l P a r t > 
 </file>
 
-<file path=customXml/item2.xml><?xml version="1.0" encoding="utf-8"?>
-<b:Sources xmlns:b="http://schemas.openxmlformats.org/officeDocument/2006/bibliography" xmlns="http://schemas.openxmlformats.org/officeDocument/2006/bibliography" SelectedStyle="\APASixthEditionOfficeOnline.xsl" StyleName="APA" Version="6"/>
-</file>
-
-<file path=customXml/item3.xml>��< ? x m l   v e r s i o n = " 1 . 0 "   e n c o d i n g = " u t f - 1 6 " ? > < N a v W o r d R e p o r t X m l P a r t   x m l n s = " u r n : m i c r o s o f t - d y n a m i c s - b u s i n e s s c e n t r a l / i n t e r n a l / e x t e n d e d / r e p o r t s / T e n a n t _ R e p o r t _ D e f a u l t s / 2 0 0 0 0 0 0 0 0 1 / " > - 
-     < B C R e p o r t I n f o r m a t i o n > - 
-         < R e p o r t M e t a d a t a > - 
-             < E x t e n s i o n I d > E x t e n s i o n   I D < / E x t e n s i o n I d > - 
-             < E x t e n s i o n N a m e > E x t e n s i o n   N a m e < / E x t e n s i o n N a m e > - 
-             < E x t e n s i o n P u b l i s h e r > E x t e n s i o n   P u b l i s h e r < / E x t e n s i o n P u b l i s h e r > - 
-             < E x t e n s i o n V e r s i o n > E x t e n s i o n   V e r s i o n < / E x t e n s i o n V e r s i o n > - 
-             < R e p o r t I d > R e p o r t   I D < / R e p o r t I d > - 
-             < R e p o r t N a m e > R e p o r t   N a m e < / R e p o r t N a m e > - 
-             < R e p o r t C a p t i o n > R e p o r t   C a p t i o n < / R e p o r t C a p t i o n > - 
-             < A b o u t T h i s R e p o r t T i t l e > A b o u t   T h i s   R e p o r t   T i t l e < / A b o u t T h i s R e p o r t T i t l e > - 
-             < A b o u t T h i s R e p o r t T e x t > A b o u t   T h i s   R e p o r t   T e x t < / A b o u t T h i s R e p o r t T e x t > - 
-             < R e p o r t H e l p L i n k > R e p o r t   H e l p   L i n k < / R e p o r t H e l p L i n k > - 
-         < / R e p o r t M e t a d a t a > - 
-         < R e p o r t R e q u e s t > - 
-             < T e n a n t E n t r a I d > T e n a n t   E n t r a   I d < / T e n a n t E n t r a I d > - 
-             < E n v i r o n m e n t N a m e > E n v i r o n m e n t   N a m e < / E n v i r o n m e n t N a m e > - 
-             < E n v i r o n m e n t T y p e > E n v i r o n m e n t   T y p e < / E n v i r o n m e n t T y p e > - 
-             < C o m p a n y N a m e > C o m p a n y   N a m e < / C o m p a n y N a m e > - 
-             < C o m p a n y D i s p l a y N a m e > C o m p a n y   D i s p l a y   N a m e < / C o m p a n y D i s p l a y N a m e > - 
-             < C o m p a n y I d > C o m p a n y   I D < / C o m p a n y I d > - 
-             < U s e r N a m e > U s e r   N a m e < / U s e r N a m e > - 
-             < D a t e A n d T i m e > D a t e   a n d   T i m e < / D a t e A n d T i m e > - 
-             < L a n g u a g e > L a n g u a g e < / L a n g u a g e > - 
-             < F o r m a t R e g i o n > F o r m a t   R e g i o n < / F o r m a t R e g i o n > - 
-             < D a t e T i m e V a l u e s > - 
-                 < Y e a r > Y e a r < / Y e a r > - 
-                 < M o n t h N u m b e r > M o n t h   N u m b e r < / M o n t h N u m b e r > - 
-                 < D a y N u m b e r > D a y   N u m b e r < / D a y N u m b e r > - 
-                 < H o u r > H o u r < / H o u r > - 
-                 < M i n u t e > M i n u t e < / M i n u t e > - 
-             < / D a t e T i m e V a l u e s > - 
-         < / R e p o r t R e q u e s t > - 
-         < C o m p a n y M e t a d a t a > - 
-             < C o m p a n y N a m e > C o m p a n y   N a m e < / C o m p a n y N a m e > - 
-             < C o m p a n y D i s p l a y N a m e > C o m p a n y   D i s p l a y   N a m e < / C o m p a n y D i s p l a y N a m e > - 
-             < C o m p a n y A d d r e s s L i n e s > - 
-                 < C o m p a n y A d d r e s s L i n e 1 > C o m p a n y   A d d r e s s   L i n e   1 < / C o m p a n y A d d r e s s L i n e 1 > - 
-                 < C o m p a n y A d d r e s s L i n e 2 > C o m p a n y   A d d r e s s   L i n e   2 < / C o m p a n y A d d r e s s L i n e 2 > - 
-                 < C o m p a n y A d d r e s s L i n e 3 > C o m p a n y   A d d r e s s   L i n e   3 < / C o m p a n y A d d r e s s L i n e 3 > - 
-                 < C o m p a n y A d d r e s s L i n e 4 > C o m p a n y   A d d r e s s   L i n e   4 < / C o m p a n y A d d r e s s L i n e 4 > - 
-                 < C o m p a n y A d d r e s s L i n e 5 > C o m p a n y   A d d r e s s   L i n e   5 < / C o m p a n y A d d r e s s L i n e 5 > - 
-                 < C o m p a n y A d d r e s s L i n e 6 > C o m p a n y   A d d r e s s   L i n e   6 < / C o m p a n y A d d r e s s L i n e 6 > - 
-                 < C o m p a n y A d d r e s s L i n e 7 > C o m p a n y   A d d r e s s   L i n e   7 < / C o m p a n y A d d r e s s L i n e 7 > - 
-                 < C o m p a n y A d d r e s s L i n e 8 > C o m p a n y   A d d r e s s   L i n e   8 < / C o m p a n y A d d r e s s L i n e 8 > - 
-             < / C o m p a n y A d d r e s s L i n e s > - 
-             < C o m p a n y P h o n e > C o m p a n y   P h o n e < / C o m p a n y P h o n e > - 
-             < C o m p a n y P h o n e C a p t i o n > C o m p a n y   P h o n e   C a p t i o n < / C o m p a n y P h o n e C a p t i o n > - 
-             < C o m p a n y F a x N o > C o m p a n y   F a x   N o . < / C o m p a n y F a x N o > - 
-             < C o m p a n y F a x N o C a p t i o n > C o m p a n y   F a x   N o .   C a p t i o n < / C o m p a n y F a x N o C a p t i o n > - 
-             < C o m p a n y E m a i l > C o m p a n y   E m a i l < / C o m p a n y E m a i l > - 
-             < C o m p a n y E m a i l C a p t i o n > C o m p a n y   E m a i l   C a p t i o n < / C o m p a n y E m a i l C a p t i o n > - 
-             < C o m p a n y H o m e P a g e > C o m p a n y   H o m e   P a g e < / C o m p a n y H o m e P a g e > - 
-             < C o m p a n y H o m e P a g e C a p t i o n > C o m p a n y   H o m e   P a g e   C a p t i o n < / C o m p a n y H o m e P a g e C a p t i o n > - 
-             < C o m p a n y L o g o > C o m p a n y   L o g o < / C o m p a n y L o g o > - 
-             < C o m p a n y V A T R e g i s t r a t i o n N o > C o m p a n y   V A T   R e g i s t r a t i o n   N o . < / C o m p a n y V A T R e g i s t r a t i o n N o > - 
-             < C o m p a n y V A T R e g i s t r a t i o n N o C a p t i o n > C o m p a n y   V A T   R e g i s t r a t i o n   N o .   C a p t i o n < / C o m p a n y V A T R e g i s t r a t i o n N o C a p t i o n > - 
-             < C o m p a n y R e g i s t r a t i o n N o > C o m p a n y   R e g i s t r a t i o n   N o . < / C o m p a n y R e g i s t r a t i o n N o > - 
-             < C o m p a n y R e g i s t r a t i o n N o C a p t i o n > C o m p a n y   R e g i s t r a t i o n   N o .   C a p t i o n < / C o m p a n y R e g i s t r a t i o n N o C a p t i o n > - 
-             < C o m p a n y B a n k N a m e > C o m p a n y   B a n k   N a m e < / C o m p a n y B a n k N a m e > - 
-             < C o m p a n y B a n k N a m e C a p t i o n > C o m p a n y   B a n k   N a m e   C a p t i o n < / C o m p a n y B a n k N a m e C a p t i o n > - 
-             < C o m p a n y B a n k A c c o u n t N o > C o m p a n y   B a n k   A c c o u n t   N o . < / C o m p a n y B a n k A c c o u n t N o > - 
-             < C o m p a n y B a n k A c c o u n t N o C a p t i o n > C o m p a n y   B a n k   A c c o u n t   N o .   C a p t i o n < / C o m p a n y B a n k A c c o u n t N o C a p t i o n > - 
-             < C o m p a n y B a n k B r a n c h N o > C o m p a n y   B a n k   B r a n c h   N o . < / C o m p a n y B a n k B r a n c h N o > - 
-             < C o m p a n y B a n k B r a n c h N o C a p t i o n > C o m p a n y   B a n k   B r a n c h   N o .   C a p t i o n < / C o m p a n y B a n k B r a n c h N o C a p t i o n > - 
-             < C o m p a n y I B A N > C o m p a n y   I B A N < / C o m p a n y I B A N > - 
-             < C o m p a n y I B A N C a p t i o n > C o m p a n y   I B A N   C a p t i o n < / C o m p a n y I B A N C a p t i o n > - 
-             < C o m p a n y B a n k S W I F T > C o m p a n y   B a n k   S W I F T < / C o m p a n y B a n k S W I F T > - 
-             < C o m p a n y B a n k S W I F T C a p t i o n > C o m p a n y   B a n k   S W I F T   C a p t i o n < / C o m p a n y B a n k S W I F T C a p t i o n > - 
-             < C o m p a n y G i r o N o > C o m p a n y   G i r o   N o . < / C o m p a n y G i r o N o > - 
-             < C o m p a n y G i r o N o C a p t i o n > C o m p a n y   G i r o   N o .   C a p t i o n < / C o m p a n y G i r o N o C a p t i o n > - 
-         < / C o m p a n y M e t a d a t a > - 
-     < / B C R e p o r t I n f o r m a t i o n > - 
-     < T o o l t i p s / > - 
- < / N a v W o r d R e p o r t X m l P a r t > 
+<file path=customXml/item3.xml><?xml version="1.0" encoding="utf-8"?>
+<?mso-contentType ?>
+<FormTemplates xmlns="http://schemas.microsoft.com/sharepoint/v3/contenttype/forms">
+  <Display>DocumentLibraryForm</Display>
+  <Edit>DocumentLibraryForm</Edit>
+  <New>DocumentLibraryForm</New>
+</FormTemplates>
 </file>
 
 <file path=customXml/item4.xml><?xml version="1.0" encoding="utf-8"?>
-<p:properties xmlns:p="http://schemas.microsoft.com/office/2006/metadata/properties" xmlns:xsi="http://www.w3.org/2001/XMLSchema-instance" xmlns:pc="http://schemas.microsoft.com/office/infopath/2007/PartnerControls">
-  <documentManagement>
-    <Package xmlns="178f68d8-b893-4efd-8406-fab0f21873e4" xsi:nil="true"/>
-    <lcf76f155ced4ddcb4097134ff3c332f xmlns="178f68d8-b893-4efd-8406-fab0f21873e4">
-      <Terms xmlns="http://schemas.microsoft.com/office/infopath/2007/PartnerControls"/>
-    </lcf76f155ced4ddcb4097134ff3c332f>
-    <_ip_UnifiedCompliancePolicyUIAction xmlns="http://schemas.microsoft.com/sharepoint/v3" xsi:nil="true"/>
-    <TaxCatchAll xmlns="b83e059f-de16-406c-a902-3d56d4e79ec8" xsi:nil="true"/>
-    <Audience xmlns="178f68d8-b893-4efd-8406-fab0f21873e4" xsi:nil="true"/>
-    <_ip_UnifiedCompliancePolicyProperties xmlns="http://schemas.microsoft.com/sharepoint/v3" xsi:nil="true"/>
-    <DocumentType xmlns="178f68d8-b893-4efd-8406-fab0f21873e4" xsi:nil="true"/>
-  </documentManagement>
-</p:properties>
-</file>
-
-<file path=customXml/item5.xml><?xml version="1.0" encoding="utf-8"?>
 <ct:contentTypeSchema xmlns:ct="http://schemas.microsoft.com/office/2006/metadata/contentType" xmlns:ma="http://schemas.microsoft.com/office/2006/metadata/properties/metaAttributes" ct:_="" ma:_="" ma:contentTypeName="Document" ma:contentTypeID="0x0101001DCAE6B6EBFA5442B0B9E84E60AFF245" ma:contentTypeVersion="18" ma:contentTypeDescription="Create a new document." ma:contentTypeScope="" ma:versionID="69eec3b24558e1297a79cd42e69b0397">
   <xsd:schema xmlns:xsd="http://www.w3.org/2001/XMLSchema" xmlns:xs="http://www.w3.org/2001/XMLSchema" xmlns:p="http://schemas.microsoft.com/office/2006/metadata/properties" xmlns:ns1="http://schemas.microsoft.com/sharepoint/v3" xmlns:ns2="178f68d8-b893-4efd-8406-fab0f21873e4" xmlns:ns3="b83e059f-de16-406c-a902-3d56d4e79ec8" targetNamespace="http://schemas.microsoft.com/office/2006/metadata/properties" ma:root="true" ma:fieldsID="0f52a3acd42ec0bd0d267ba89c916a39" ns1:_="" ns2:_="" ns3:_="">
     <xsd:import namespace="http://schemas.microsoft.com/sharepoint/v3"/>
@@ -30964,16 +31202,182 @@
 </ct:contentTypeSchema>
 </file>
 
-<file path=customXml/item6.xml><?xml version="1.0" encoding="utf-8"?>
-<?mso-contentType ?>
-<FormTemplates xmlns="http://schemas.microsoft.com/sharepoint/v3/contenttype/forms">
-  <Display>DocumentLibraryForm</Display>
-  <Edit>DocumentLibraryForm</Edit>
-  <New>DocumentLibraryForm</New>
-</FormTemplates>
+<file path=customXml/item5.xml><?xml version="1.0" encoding="utf-8"?>
+<p:properties xmlns:p="http://schemas.microsoft.com/office/2006/metadata/properties" xmlns:xsi="http://www.w3.org/2001/XMLSchema-instance" xmlns:pc="http://schemas.microsoft.com/office/infopath/2007/PartnerControls">
+  <documentManagement>
+    <Package xmlns="178f68d8-b893-4efd-8406-fab0f21873e4" xsi:nil="true"/>
+    <lcf76f155ced4ddcb4097134ff3c332f xmlns="178f68d8-b893-4efd-8406-fab0f21873e4">
+      <Terms xmlns="http://schemas.microsoft.com/office/infopath/2007/PartnerControls"/>
+    </lcf76f155ced4ddcb4097134ff3c332f>
+    <_ip_UnifiedCompliancePolicyUIAction xmlns="http://schemas.microsoft.com/sharepoint/v3" xsi:nil="true"/>
+    <TaxCatchAll xmlns="b83e059f-de16-406c-a902-3d56d4e79ec8" xsi:nil="true"/>
+    <Audience xmlns="178f68d8-b893-4efd-8406-fab0f21873e4" xsi:nil="true"/>
+    <_ip_UnifiedCompliancePolicyProperties xmlns="http://schemas.microsoft.com/sharepoint/v3" xsi:nil="true"/>
+    <DocumentType xmlns="178f68d8-b893-4efd-8406-fab0f21873e4" xsi:nil="true"/>
+  </documentManagement>
+</p:properties>
+</file>
+
+<file path=customXml/item6.xml>��< ? x m l   v e r s i o n = " 1 . 0 "   e n c o d i n g = " u t f - 1 6 " ? > < N a v W o r d R e p o r t X m l P a r t   x m l n s = " u r n : m i c r o s o f t - d y n a m i c s - b u s i n e s s c e n t r a l / i n t e r n a l / e x t e n d e d / r e p o r t s / T e n a n t _ R e p o r t _ D e f a u l t s / 2 0 0 0 0 0 0 0 0 1 / " > + 
+     < B C R e p o r t I n f o r m a t i o n > + 
+         < R e p o r t M e t a d a t a > + 
+             < E x t e n s i o n I d > E x t e n s i o n   I D < / E x t e n s i o n I d > + 
+             < E x t e n s i o n N a m e > E x t e n s i o n   N a m e < / E x t e n s i o n N a m e > + 
+             < E x t e n s i o n P u b l i s h e r > E x t e n s i o n   P u b l i s h e r < / E x t e n s i o n P u b l i s h e r > + 
+             < E x t e n s i o n V e r s i o n > E x t e n s i o n   V e r s i o n < / E x t e n s i o n V e r s i o n > + 
+             < R e p o r t I d > R e p o r t   I D < / R e p o r t I d > + 
+             < R e p o r t N a m e > R e p o r t   N a m e < / R e p o r t N a m e > + 
+             < R e p o r t C a p t i o n > R e p o r t   C a p t i o n < / R e p o r t C a p t i o n > + 
+             < A b o u t T h i s R e p o r t T i t l e > A b o u t   T h i s   R e p o r t   T i t l e < / A b o u t T h i s R e p o r t T i t l e > + 
+             < A b o u t T h i s R e p o r t T e x t > A b o u t   T h i s   R e p o r t   T e x t < / A b o u t T h i s R e p o r t T e x t > + 
+             < R e p o r t H e l p L i n k > R e p o r t   H e l p   L i n k < / R e p o r t H e l p L i n k > + 
+         < / R e p o r t M e t a d a t a > + 
+         < R e p o r t R e q u e s t > + 
+             < T e n a n t E n t r a I d > T e n a n t   E n t r a   I d < / T e n a n t E n t r a I d > + 
+             < E n v i r o n m e n t N a m e > E n v i r o n m e n t   N a m e < / E n v i r o n m e n t N a m e > + 
+             < E n v i r o n m e n t T y p e > E n v i r o n m e n t   T y p e < / E n v i r o n m e n t T y p e > + 
+             < C o m p a n y N a m e > C o m p a n y   N a m e < / C o m p a n y N a m e > + 
+             < C o m p a n y D i s p l a y N a m e > C o m p a n y   D i s p l a y   N a m e < / C o m p a n y D i s p l a y N a m e > + 
+             < C o m p a n y I d > C o m p a n y   I D < / C o m p a n y I d > + 
+             < U s e r N a m e > U s e r   N a m e < / U s e r N a m e > + 
+             < D a t e A n d T i m e > D a t e   a n d   T i m e < / D a t e A n d T i m e > + 
+             < L a n g u a g e > L a n g u a g e < / L a n g u a g e > + 
+             < F o r m a t R e g i o n > F o r m a t   R e g i o n < / F o r m a t R e g i o n > + 
+             < D a t e T i m e V a l u e s > + 
+                 < Y e a r > Y e a r < / Y e a r > + 
+                 < M o n t h N u m b e r > M o n t h   N u m b e r < / M o n t h N u m b e r > + 
+                 < D a y N u m b e r > D a y   N u m b e r < / D a y N u m b e r > + 
+                 < H o u r > H o u r < / H o u r > + 
+                 < M i n u t e > M i n u t e < / M i n u t e > + 
+             < / D a t e T i m e V a l u e s > + 
+         < / R e p o r t R e q u e s t > + 
+         < C o m p a n y M e t a d a t a > + 
+             < C o m p a n y N a m e > C o m p a n y   N a m e < / C o m p a n y N a m e > + 
+             < C o m p a n y D i s p l a y N a m e > C o m p a n y   D i s p l a y   N a m e < / C o m p a n y D i s p l a y N a m e > + 
+             < C o m p a n y A d d r e s s L i n e s > + 
+                 < C o m p a n y A d d r e s s L i n e 1 > C o m p a n y   A d d r e s s   L i n e   1 < / C o m p a n y A d d r e s s L i n e 1 > + 
+                 < C o m p a n y A d d r e s s L i n e 2 > C o m p a n y   A d d r e s s   L i n e   2 < / C o m p a n y A d d r e s s L i n e 2 > + 
+                 < C o m p a n y A d d r e s s L i n e 3 > C o m p a n y   A d d r e s s   L i n e   3 < / C o m p a n y A d d r e s s L i n e 3 > + 
+                 < C o m p a n y A d d r e s s L i n e 4 > C o m p a n y   A d d r e s s   L i n e   4 < / C o m p a n y A d d r e s s L i n e 4 > + 
+                 < C o m p a n y A d d r e s s L i n e 5 > C o m p a n y   A d d r e s s   L i n e   5 < / C o m p a n y A d d r e s s L i n e 5 > + 
+                 < C o m p a n y A d d r e s s L i n e 6 > C o m p a n y   A d d r e s s   L i n e   6 < / C o m p a n y A d d r e s s L i n e 6 > + 
+                 < C o m p a n y A d d r e s s L i n e 7 > C o m p a n y   A d d r e s s   L i n e   7 < / C o m p a n y A d d r e s s L i n e 7 > + 
+                 < C o m p a n y A d d r e s s L i n e 8 > C o m p a n y   A d d r e s s   L i n e   8 < / C o m p a n y A d d r e s s L i n e 8 > + 
+             < / C o m p a n y A d d r e s s L i n e s > + 
+             < C o m p a n y P h o n e > C o m p a n y   P h o n e < / C o m p a n y P h o n e > + 
+             < C o m p a n y P h o n e C a p t i o n > C o m p a n y   P h o n e   C a p t i o n < / C o m p a n y P h o n e C a p t i o n > + 
+             < C o m p a n y F a x N o > C o m p a n y   F a x   N o . < / C o m p a n y F a x N o > + 
+             < C o m p a n y F a x N o C a p t i o n > C o m p a n y   F a x   N o .   C a p t i o n < / C o m p a n y F a x N o C a p t i o n > + 
+             < C o m p a n y E m a i l > C o m p a n y   E m a i l < / C o m p a n y E m a i l > + 
+             < C o m p a n y E m a i l C a p t i o n > C o m p a n y   E m a i l   C a p t i o n < / C o m p a n y E m a i l C a p t i o n > + 
+             < C o m p a n y H o m e P a g e > C o m p a n y   H o m e   P a g e < / C o m p a n y H o m e P a g e > + 
+             < C o m p a n y H o m e P a g e C a p t i o n > C o m p a n y   H o m e   P a g e   C a p t i o n < / C o m p a n y H o m e P a g e C a p t i o n > + 
+             < C o m p a n y L o g o > C o m p a n y   L o g o < / C o m p a n y L o g o > + 
+             < C o m p a n y V A T R e g i s t r a t i o n N o > C o m p a n y   V A T   R e g i s t r a t i o n   N o . < / C o m p a n y V A T R e g i s t r a t i o n N o > + 
+             < C o m p a n y V A T R e g i s t r a t i o n N o C a p t i o n > C o m p a n y   V A T   R e g i s t r a t i o n   N o .   C a p t i o n < / C o m p a n y V A T R e g i s t r a t i o n N o C a p t i o n > + 
+             < C o m p a n y R e g i s t r a t i o n N o > C o m p a n y   R e g i s t r a t i o n   N o . < / C o m p a n y R e g i s t r a t i o n N o > + 
+             < C o m p a n y R e g i s t r a t i o n N o C a p t i o n > C o m p a n y   R e g i s t r a t i o n   N o .   C a p t i o n < / C o m p a n y R e g i s t r a t i o n N o C a p t i o n > + 
+             < C o m p a n y B a n k N a m e > C o m p a n y   B a n k   N a m e < / C o m p a n y B a n k N a m e > + 
+             < C o m p a n y B a n k N a m e C a p t i o n > C o m p a n y   B a n k   N a m e   C a p t i o n < / C o m p a n y B a n k N a m e C a p t i o n > + 
+             < C o m p a n y B a n k A c c o u n t N o > C o m p a n y   B a n k   A c c o u n t   N o . < / C o m p a n y B a n k A c c o u n t N o > + 
+             < C o m p a n y B a n k A c c o u n t N o C a p t i o n > C o m p a n y   B a n k   A c c o u n t   N o .   C a p t i o n < / C o m p a n y B a n k A c c o u n t N o C a p t i o n > + 
+             < C o m p a n y B a n k B r a n c h N o > C o m p a n y   B a n k   B r a n c h   N o . < / C o m p a n y B a n k B r a n c h N o > + 
+             < C o m p a n y B a n k B r a n c h N o C a p t i o n > C o m p a n y   B a n k   B r a n c h   N o .   C a p t i o n < / C o m p a n y B a n k B r a n c h N o C a p t i o n > + 
+             < C o m p a n y I B A N > C o m p a n y   I B A N < / C o m p a n y I B A N > + 
+             < C o m p a n y I B A N C a p t i o n > C o m p a n y   I B A N   C a p t i o n < / C o m p a n y I B A N C a p t i o n > + 
+             < C o m p a n y B a n k S W I F T > C o m p a n y   B a n k   S W I F T < / C o m p a n y B a n k S W I F T > + 
+             < C o m p a n y B a n k S W I F T C a p t i o n > C o m p a n y   B a n k   S W I F T   C a p t i o n < / C o m p a n y B a n k S W I F T C a p t i o n > + 
+             < C o m p a n y G i r o N o > C o m p a n y   G i r o   N o . < / C o m p a n y G i r o N o > + 
+             < C o m p a n y G i r o N o C a p t i o n > C o m p a n y   G i r o   N o .   C a p t i o n < / C o m p a n y G i r o N o C a p t i o n > + 
+         < / C o m p a n y M e t a d a t a > + 
+     < / B C R e p o r t I n f o r m a t i o n > + 
+     < T o o l t i p s / > + 
+ < / N a v W o r d R e p o r t X m l P a r t > 
 </file>
 
 <file path=customXml/itemProps1.xml><?xml version="1.0" encoding="utf-8"?>
+<ds:datastoreItem xmlns:ds="http://schemas.openxmlformats.org/officeDocument/2006/customXml" ds:itemID="{89DB96BF-8133-438A-AAD3-A3C21079AEB1}">
+  <ds:schemaRefs>
+    <ds:schemaRef ds:uri="http://schemas.openxmlformats.org/officeDocument/2006/bibliography"/>
+  </ds:schemaRefs>
+</ds:datastoreItem>
+</file>
+
+<file path=customXml/itemProps2.xml><?xml version="1.0" encoding="utf-8"?>
 <ds:datastoreItem xmlns:ds="http://schemas.openxmlformats.org/officeDocument/2006/customXml" ds:itemID="{AEB477E2-476D-41F2-B387-ADBB03036D24}">
   <ds:schemaRefs>
     <ds:schemaRef ds:uri="urn:microsoft-dynamics-nav/reports/Tenant_Report_Defaults/2000000001/"/>
@@ -30981,35 +31385,15 @@
 </ds:datastoreItem>
 </file>
 
-<file path=customXml/itemProps2.xml><?xml version="1.0" encoding="utf-8"?>
-<ds:datastoreItem xmlns:ds="http://schemas.openxmlformats.org/officeDocument/2006/customXml" ds:itemID="{89DB96BF-8133-438A-AAD3-A3C21079AEB1}">
+<file path=customXml/itemProps3.xml><?xml version="1.0" encoding="utf-8"?>
+<ds:datastoreItem xmlns:ds="http://schemas.openxmlformats.org/officeDocument/2006/customXml" ds:itemID="{90D051D0-A09C-4803-9951-7AF38C9A2CC3}">
   <ds:schemaRefs>
-    <ds:schemaRef ds:uri="http://schemas.openxmlformats.org/officeDocument/2006/bibliography"/>
-  </ds:schemaRefs>
-</ds:datastoreItem>
-</file>
-
-<file path=customXml/itemProps3.xml><?xml version="1.0" encoding="utf-8"?>
-<ds:datastoreItem xmlns:ds="http://schemas.openxmlformats.org/officeDocument/2006/customXml" ds:itemID="{A920BA3E-0BFF-4EC1-8EBE-8D8095518815}">
-  <ds:schemaRefs>
-    <ds:schemaRef ds:uri="urn:microsoft-dynamics-businesscentral/internal/extended/reports/Tenant_Report_Defaults/2000000001/"/>
+    <ds:schemaRef ds:uri="http://schemas.microsoft.com/sharepoint/v3/contenttype/forms"/>
   </ds:schemaRefs>
 </ds:datastoreItem>
 </file>
 
 <file path=customXml/itemProps4.xml><?xml version="1.0" encoding="utf-8"?>
-<ds:datastoreItem xmlns:ds="http://schemas.openxmlformats.org/officeDocument/2006/customXml" ds:itemID="{44439C40-F432-4CC9-A3DD-34A6EF67EA3B}">
-  <ds:schemaRefs>
-    <ds:schemaRef ds:uri="http://schemas.microsoft.com/office/2006/metadata/properties"/>
-    <ds:schemaRef ds:uri="http://schemas.microsoft.com/office/infopath/2007/PartnerControls"/>
-    <ds:schemaRef ds:uri="178f68d8-b893-4efd-8406-fab0f21873e4"/>
-    <ds:schemaRef ds:uri="http://schemas.microsoft.com/sharepoint/v3"/>
-    <ds:schemaRef ds:uri="b83e059f-de16-406c-a902-3d56d4e79ec8"/>
-  </ds:schemaRefs>
-</ds:datastoreItem>
-</file>
-
-<file path=customXml/itemProps5.xml><?xml version="1.0" encoding="utf-8"?>
 <ds:datastoreItem xmlns:ds="http://schemas.openxmlformats.org/officeDocument/2006/customXml" ds:itemID="{8800531D-C88B-4FBC-9E4F-4E4EF91A6AA0}">
   <ds:schemaRefs>
     <ds:schemaRef ds:uri="http://schemas.microsoft.com/office/2006/metadata/contentType"/>
@@ -31029,10 +31413,22 @@
 </ds:datastoreItem>
 </file>
 
+<file path=customXml/itemProps5.xml><?xml version="1.0" encoding="utf-8"?>
+<ds:datastoreItem xmlns:ds="http://schemas.openxmlformats.org/officeDocument/2006/customXml" ds:itemID="{44439C40-F432-4CC9-A3DD-34A6EF67EA3B}">
+  <ds:schemaRefs>
+    <ds:schemaRef ds:uri="http://schemas.microsoft.com/office/2006/metadata/properties"/>
+    <ds:schemaRef ds:uri="http://schemas.microsoft.com/office/infopath/2007/PartnerControls"/>
+    <ds:schemaRef ds:uri="178f68d8-b893-4efd-8406-fab0f21873e4"/>
+    <ds:schemaRef ds:uri="http://schemas.microsoft.com/sharepoint/v3"/>
+    <ds:schemaRef ds:uri="b83e059f-de16-406c-a902-3d56d4e79ec8"/>
+  </ds:schemaRefs>
+</ds:datastoreItem>
+</file>
+
 <file path=customXml/itemProps6.xml><?xml version="1.0" encoding="utf-8"?>
-<ds:datastoreItem xmlns:ds="http://schemas.openxmlformats.org/officeDocument/2006/customXml" ds:itemID="{90D051D0-A09C-4803-9951-7AF38C9A2CC3}">
+<ds:datastoreItem xmlns:ds="http://schemas.openxmlformats.org/officeDocument/2006/customXml" ds:itemID="{A920BA3E-0BFF-4EC1-8EBE-8D8095518815}">
   <ds:schemaRefs>
-    <ds:schemaRef ds:uri="http://schemas.microsoft.com/sharepoint/v3/contenttype/forms"/>
+    <ds:schemaRef ds:uri="urn:microsoft-dynamics-businesscentral/internal/extended/reports/Tenant_Report_Defaults/2000000001/"/>
   </ds:schemaRefs>
 </ds:datastoreItem>
 </file>
